--- a/Dossier de conception détaillée vc.docx
+++ b/Dossier de conception détaillée vc.docx
@@ -4,7 +4,7 @@
   <w:body>
     <w:p>
       <w:pPr>
-        <w:spacing w:before="2000"/>
+        <w:pStyle w:val="Titre3"/>
       </w:pPr>
     </w:p>
     <w:p>
@@ -1944,10 +1944,10 @@
       </w:pPr>
       <w:r>
         <w:drawing>
-          <wp:inline distT="0" distB="0" distL="0" distR="0" wp14:anchorId="778E0202" wp14:editId="123BD852">
-            <wp:extent cx="6120130" cy="5918200"/>
-            <wp:effectExtent l="0" t="0" r="0" b="6350"/>
-            <wp:docPr id="2" name="Image 2"/>
+          <wp:inline distT="0" distB="0" distL="0" distR="0" wp14:anchorId="771276D8" wp14:editId="28DA47FA">
+            <wp:extent cx="6120130" cy="5866765"/>
+            <wp:effectExtent l="0" t="0" r="0" b="635"/>
+            <wp:docPr id="9" name="Image 9"/>
             <wp:cNvGraphicFramePr>
               <a:graphicFrameLocks xmlns:a="http://schemas.openxmlformats.org/drawingml/2006/main" noChangeAspect="1"/>
             </wp:cNvGraphicFramePr>
@@ -1967,7 +1967,7 @@
                   <pic:spPr>
                     <a:xfrm>
                       <a:off x="0" y="0"/>
-                      <a:ext cx="6120130" cy="5918200"/>
+                      <a:ext cx="6120130" cy="5866765"/>
                     </a:xfrm>
                     <a:prstGeom prst="rect">
                       <a:avLst/>
@@ -2079,7 +2079,14 @@
           <w:sz w:val="24"/>
           <w:szCs w:val="24"/>
         </w:rPr>
-        <w:t>Le client sélectionne une tirelire ; l'API récupère et affiche les informations de celle-ci auprès de la base de données.</w:t>
+        <w:t xml:space="preserve">Le client </w:t>
+      </w:r>
+      <w:r>
+        <w:rPr>
+          <w:sz w:val="24"/>
+          <w:szCs w:val="24"/>
+        </w:rPr>
+        <w:t>demande la liste de ses tirelires.</w:t>
       </w:r>
     </w:p>
     <w:p>
@@ -2100,23 +2107,14 @@
           <w:sz w:val="24"/>
           <w:szCs w:val="24"/>
         </w:rPr>
-        <w:t>Référence</w:t>
-      </w:r>
-      <w:r>
-        <w:rPr>
-          <w:b/>
-          <w:bCs/>
-          <w:sz w:val="24"/>
-          <w:szCs w:val="24"/>
-        </w:rPr>
-        <w:t xml:space="preserve"> :</w:t>
-      </w:r>
-      <w:r>
-        <w:rPr>
-          <w:sz w:val="24"/>
-          <w:szCs w:val="24"/>
-        </w:rPr>
-        <w:t xml:space="preserve"> l'API s'assure que la tirelire appartient bien au client connecté (RG4).</w:t>
+        <w:t>L’</w:t>
+      </w:r>
+      <w:r>
+        <w:rPr>
+          <w:sz w:val="24"/>
+          <w:szCs w:val="24"/>
+        </w:rPr>
+        <w:t>API demande à la base de données la liste des tirelires appartenant au client connecté.</w:t>
       </w:r>
     </w:p>
     <w:p>
@@ -2137,7 +2135,28 @@
           <w:sz w:val="24"/>
           <w:szCs w:val="24"/>
         </w:rPr>
-        <w:t>Le client transmet une demande de dépôt, avec le montant souhaité.</w:t>
+        <w:t>L</w:t>
+      </w:r>
+      <w:r>
+        <w:rPr>
+          <w:sz w:val="24"/>
+          <w:szCs w:val="24"/>
+        </w:rPr>
+        <w:t xml:space="preserve">a </w:t>
+      </w:r>
+      <w:r>
+        <w:rPr>
+          <w:sz w:val="24"/>
+          <w:szCs w:val="24"/>
+        </w:rPr>
+        <w:t xml:space="preserve">base de données retourne la liste des </w:t>
+      </w:r>
+      <w:r>
+        <w:rPr>
+          <w:sz w:val="24"/>
+          <w:szCs w:val="24"/>
+        </w:rPr>
+        <w:t>tirelires.</w:t>
       </w:r>
     </w:p>
     <w:p>
@@ -2158,51 +2177,14 @@
           <w:sz w:val="24"/>
           <w:szCs w:val="24"/>
         </w:rPr>
-        <w:t>L'API vérifie que le montant transmis est strictement positif (RG1).</w:t>
-      </w:r>
-    </w:p>
-    <w:p>
-      <w:pPr>
-        <w:numPr>
-          <w:ilvl w:val="0"/>
-          <w:numId w:val="21"/>
-        </w:numPr>
-        <w:spacing w:before="100" w:beforeAutospacing="1" w:after="100" w:afterAutospacing="1" w:line="360" w:lineRule="auto"/>
-        <w:rPr>
-          <w:sz w:val="24"/>
-          <w:szCs w:val="24"/>
-        </w:rPr>
-      </w:pPr>
-      <w:r>
-        <w:rPr>
-          <w:sz w:val="24"/>
-          <w:szCs w:val="24"/>
-        </w:rPr>
-        <w:t>Si le montant est valide :</w:t>
-      </w:r>
-      <w:r>
-        <w:rPr>
-          <w:sz w:val="24"/>
-          <w:szCs w:val="24"/>
-        </w:rPr>
-        <w:br/>
-        <w:t>a. L'API demande à la base de données d'enregistrer l'opération de dépôt et de mettre à jour le solde.</w:t>
-      </w:r>
-      <w:r>
-        <w:rPr>
-          <w:sz w:val="24"/>
-          <w:szCs w:val="24"/>
-        </w:rPr>
-        <w:br/>
-        <w:t>b. La base de données confirme l'opération.</w:t>
-      </w:r>
-      <w:r>
-        <w:rPr>
-          <w:sz w:val="24"/>
-          <w:szCs w:val="24"/>
-        </w:rPr>
-        <w:br/>
-        <w:t>c. L'API retourne au client la confirmation du dépôt et le nouveau solde.</w:t>
+        <w:t xml:space="preserve">L'API </w:t>
+      </w:r>
+      <w:r>
+        <w:rPr>
+          <w:sz w:val="24"/>
+          <w:szCs w:val="24"/>
+        </w:rPr>
+        <w:t>retourne au client la liste de ses tirelires.</w:t>
       </w:r>
     </w:p>
     <w:p>
@@ -2223,6 +2205,141 @@
           <w:sz w:val="24"/>
           <w:szCs w:val="24"/>
         </w:rPr>
+        <w:t>Le client sélectionne la tirelire dans laquelle il souhaite effectuer un dépôt.</w:t>
+      </w:r>
+    </w:p>
+    <w:p>
+      <w:pPr>
+        <w:numPr>
+          <w:ilvl w:val="0"/>
+          <w:numId w:val="21"/>
+        </w:numPr>
+        <w:spacing w:before="100" w:beforeAutospacing="1" w:after="100" w:afterAutospacing="1" w:line="360" w:lineRule="auto"/>
+        <w:jc w:val="both"/>
+        <w:rPr>
+          <w:sz w:val="24"/>
+          <w:szCs w:val="24"/>
+        </w:rPr>
+      </w:pPr>
+      <w:r>
+        <w:rPr>
+          <w:sz w:val="24"/>
+          <w:szCs w:val="24"/>
+        </w:rPr>
+        <w:t>Le client transmet le montant du dépôt à l’API.</w:t>
+      </w:r>
+    </w:p>
+    <w:p>
+      <w:pPr>
+        <w:numPr>
+          <w:ilvl w:val="0"/>
+          <w:numId w:val="21"/>
+        </w:numPr>
+        <w:spacing w:before="100" w:beforeAutospacing="1" w:after="100" w:afterAutospacing="1" w:line="360" w:lineRule="auto"/>
+        <w:jc w:val="both"/>
+        <w:rPr>
+          <w:sz w:val="24"/>
+          <w:szCs w:val="24"/>
+        </w:rPr>
+      </w:pPr>
+      <w:r>
+        <w:rPr>
+          <w:sz w:val="24"/>
+          <w:szCs w:val="24"/>
+        </w:rPr>
+        <w:t>L’API vérifie que le montant transmis est strictement positif.</w:t>
+      </w:r>
+    </w:p>
+    <w:p>
+      <w:pPr>
+        <w:numPr>
+          <w:ilvl w:val="0"/>
+          <w:numId w:val="21"/>
+        </w:numPr>
+        <w:spacing w:before="100" w:beforeAutospacing="1" w:after="100" w:afterAutospacing="1" w:line="360" w:lineRule="auto"/>
+        <w:rPr>
+          <w:sz w:val="24"/>
+          <w:szCs w:val="24"/>
+        </w:rPr>
+      </w:pPr>
+      <w:r>
+        <w:rPr>
+          <w:sz w:val="24"/>
+          <w:szCs w:val="24"/>
+        </w:rPr>
+        <w:t>Si le montant est valide :</w:t>
+      </w:r>
+      <w:r>
+        <w:rPr>
+          <w:sz w:val="24"/>
+          <w:szCs w:val="24"/>
+        </w:rPr>
+        <w:br/>
+        <w:t>a. L'API demande à la base de données d'enregistrer l'opération de dépôt et de mettre à jour le solde</w:t>
+      </w:r>
+      <w:r>
+        <w:rPr>
+          <w:sz w:val="24"/>
+          <w:szCs w:val="24"/>
+        </w:rPr>
+        <w:t xml:space="preserve"> de la tirelire</w:t>
+      </w:r>
+      <w:r>
+        <w:rPr>
+          <w:sz w:val="24"/>
+          <w:szCs w:val="24"/>
+        </w:rPr>
+        <w:t>.</w:t>
+      </w:r>
+      <w:r>
+        <w:rPr>
+          <w:sz w:val="24"/>
+          <w:szCs w:val="24"/>
+        </w:rPr>
+        <w:br/>
+        <w:t>b. La base de données confirme l'</w:t>
+      </w:r>
+      <w:r>
+        <w:rPr>
+          <w:sz w:val="24"/>
+          <w:szCs w:val="24"/>
+        </w:rPr>
+        <w:t>enregistrement de l’opération et la mise à jour du solde</w:t>
+      </w:r>
+      <w:r>
+        <w:rPr>
+          <w:sz w:val="24"/>
+          <w:szCs w:val="24"/>
+        </w:rPr>
+        <w:t>.</w:t>
+      </w:r>
+      <w:r>
+        <w:rPr>
+          <w:sz w:val="24"/>
+          <w:szCs w:val="24"/>
+        </w:rPr>
+        <w:br/>
+        <w:t>c. L'API retourne au client la confirmation du dépôt et le nouveau solde.</w:t>
+      </w:r>
+    </w:p>
+    <w:p>
+      <w:pPr>
+        <w:numPr>
+          <w:ilvl w:val="0"/>
+          <w:numId w:val="21"/>
+        </w:numPr>
+        <w:spacing w:before="100" w:beforeAutospacing="1" w:after="100" w:afterAutospacing="1" w:line="360" w:lineRule="auto"/>
+        <w:jc w:val="both"/>
+        <w:rPr>
+          <w:sz w:val="24"/>
+          <w:szCs w:val="24"/>
+        </w:rPr>
+      </w:pPr>
+      <w:r>
+        <w:rPr>
+          <w:sz w:val="24"/>
+          <w:szCs w:val="24"/>
+        </w:rPr>
         <w:t>Sinon</w:t>
       </w:r>
       <w:r>
@@ -2272,7 +2389,14 @@
           <w:sz w:val="24"/>
           <w:szCs w:val="24"/>
         </w:rPr>
-        <w:t>RG1, RG4.</w:t>
+        <w:t>RG1</w:t>
+      </w:r>
+      <w:r>
+        <w:rPr>
+          <w:sz w:val="24"/>
+          <w:szCs w:val="24"/>
+        </w:rPr>
+        <w:t>.</w:t>
       </w:r>
     </w:p>
     <w:p>
@@ -2284,36 +2408,45 @@
           <w:szCs w:val="24"/>
         </w:rPr>
       </w:pPr>
-    </w:p>
-    <w:p>
-      <w:pPr>
-        <w:spacing w:before="100" w:beforeAutospacing="1" w:after="100" w:afterAutospacing="1" w:line="360" w:lineRule="auto"/>
-        <w:jc w:val="both"/>
-        <w:rPr>
-          <w:sz w:val="24"/>
-          <w:szCs w:val="24"/>
-        </w:rPr>
-      </w:pPr>
-    </w:p>
-    <w:p>
-      <w:pPr>
-        <w:spacing w:before="100" w:beforeAutospacing="1" w:after="100" w:afterAutospacing="1" w:line="360" w:lineRule="auto"/>
-        <w:jc w:val="both"/>
-        <w:rPr>
-          <w:sz w:val="24"/>
-          <w:szCs w:val="24"/>
-        </w:rPr>
-      </w:pPr>
-    </w:p>
-    <w:p>
-      <w:pPr>
-        <w:spacing w:before="100" w:beforeAutospacing="1" w:after="100" w:afterAutospacing="1" w:line="360" w:lineRule="auto"/>
-        <w:jc w:val="both"/>
-        <w:rPr>
-          <w:sz w:val="24"/>
-          <w:szCs w:val="24"/>
-        </w:rPr>
-      </w:pPr>
+      <w:r>
+        <w:rPr>
+          <w:b/>
+          <w:bCs/>
+          <w:sz w:val="28"/>
+          <w:szCs w:val="28"/>
+        </w:rPr>
+        <w:t>Point de conception important</w:t>
+      </w:r>
+      <w:r>
+        <w:rPr>
+          <w:b/>
+          <w:bCs/>
+          <w:sz w:val="28"/>
+          <w:szCs w:val="28"/>
+        </w:rPr>
+        <w:t xml:space="preserve"> :</w:t>
+      </w:r>
+      <w:r>
+        <w:rPr>
+          <w:sz w:val="28"/>
+          <w:szCs w:val="28"/>
+        </w:rPr>
+        <w:t xml:space="preserve"> </w:t>
+      </w:r>
+      <w:r>
+        <w:rPr>
+          <w:sz w:val="24"/>
+          <w:szCs w:val="24"/>
+        </w:rPr>
+        <w:t>l</w:t>
+      </w:r>
+      <w:r>
+        <w:rPr>
+          <w:sz w:val="24"/>
+          <w:szCs w:val="24"/>
+        </w:rPr>
+        <w:t>a liste retournée par l’API contient uniquement les tirelires du client connecté. Le client ne peut donc sélectionner, dans le flux normal, qu’une tirelire lui appartenant. La vérification de propriété n’est pas redécrite dans cette séquence.</w:t>
+      </w:r>
     </w:p>
     <w:p>
       <w:pPr>
@@ -2455,14 +2588,11 @@
         <w:jc w:val="center"/>
       </w:pPr>
       <w:r>
-        <w:rPr>
-          <w:noProof/>
-        </w:rPr>
         <w:drawing>
-          <wp:inline distT="0" distB="0" distL="0" distR="0" wp14:anchorId="534A2173" wp14:editId="22A10D29">
-            <wp:extent cx="6120130" cy="6296660"/>
-            <wp:effectExtent l="0" t="0" r="0" b="8890"/>
-            <wp:docPr id="3" name="Image 3"/>
+          <wp:inline distT="0" distB="0" distL="0" distR="0" wp14:anchorId="0EDC91A0" wp14:editId="0AAD343E">
+            <wp:extent cx="6120130" cy="5846445"/>
+            <wp:effectExtent l="0" t="0" r="0" b="1905"/>
+            <wp:docPr id="8" name="Image 8"/>
             <wp:cNvGraphicFramePr>
               <a:graphicFrameLocks xmlns:a="http://schemas.openxmlformats.org/drawingml/2006/main" noChangeAspect="1"/>
             </wp:cNvGraphicFramePr>
@@ -2482,7 +2612,7 @@
                   <pic:spPr>
                     <a:xfrm>
                       <a:off x="0" y="0"/>
-                      <a:ext cx="6120130" cy="6296660"/>
+                      <a:ext cx="6120130" cy="5846445"/>
                     </a:xfrm>
                     <a:prstGeom prst="rect">
                       <a:avLst/>
@@ -2565,276 +2695,6 @@
           <w:szCs w:val="28"/>
         </w:rPr>
       </w:pPr>
-    </w:p>
-    <w:p>
-      <w:pPr>
-        <w:spacing w:before="100" w:beforeAutospacing="1" w:after="100" w:afterAutospacing="1" w:line="360" w:lineRule="auto"/>
-        <w:jc w:val="both"/>
-        <w:rPr>
-          <w:sz w:val="28"/>
-          <w:szCs w:val="28"/>
-        </w:rPr>
-      </w:pPr>
-    </w:p>
-    <w:p>
-      <w:pPr>
-        <w:spacing w:before="100" w:beforeAutospacing="1" w:after="100" w:afterAutospacing="1" w:line="360" w:lineRule="auto"/>
-        <w:jc w:val="both"/>
-        <w:rPr>
-          <w:sz w:val="24"/>
-          <w:szCs w:val="24"/>
-        </w:rPr>
-      </w:pPr>
-      <w:r>
-        <w:rPr>
-          <w:b/>
-          <w:bCs/>
-          <w:sz w:val="28"/>
-          <w:szCs w:val="28"/>
-        </w:rPr>
-        <w:lastRenderedPageBreak/>
-        <w:t>Déroulement :</w:t>
-      </w:r>
-    </w:p>
-    <w:p>
-      <w:pPr>
-        <w:numPr>
-          <w:ilvl w:val="0"/>
-          <w:numId w:val="22"/>
-        </w:numPr>
-        <w:spacing w:before="100" w:beforeAutospacing="1" w:after="100" w:afterAutospacing="1" w:line="360" w:lineRule="auto"/>
-        <w:jc w:val="both"/>
-        <w:rPr>
-          <w:sz w:val="24"/>
-          <w:szCs w:val="24"/>
-        </w:rPr>
-      </w:pPr>
-      <w:r>
-        <w:rPr>
-          <w:sz w:val="24"/>
-          <w:szCs w:val="24"/>
-        </w:rPr>
-        <w:t>Le client sélectionne une tirelire ; l'API récupère et affiche les informations de celle-ci auprès de la base de données.</w:t>
-      </w:r>
-    </w:p>
-    <w:p>
-      <w:pPr>
-        <w:numPr>
-          <w:ilvl w:val="0"/>
-          <w:numId w:val="22"/>
-        </w:numPr>
-        <w:spacing w:before="100" w:beforeAutospacing="1" w:after="100" w:afterAutospacing="1" w:line="360" w:lineRule="auto"/>
-        <w:jc w:val="both"/>
-        <w:rPr>
-          <w:sz w:val="24"/>
-          <w:szCs w:val="24"/>
-        </w:rPr>
-      </w:pPr>
-      <w:r>
-        <w:rPr>
-          <w:sz w:val="24"/>
-          <w:szCs w:val="24"/>
-        </w:rPr>
-        <w:t>Le client transmet une demande de retrait, avec le montant souhaité.</w:t>
-      </w:r>
-    </w:p>
-    <w:p>
-      <w:pPr>
-        <w:numPr>
-          <w:ilvl w:val="0"/>
-          <w:numId w:val="22"/>
-        </w:numPr>
-        <w:spacing w:before="100" w:beforeAutospacing="1" w:after="100" w:afterAutospacing="1" w:line="360" w:lineRule="auto"/>
-        <w:jc w:val="both"/>
-        <w:rPr>
-          <w:sz w:val="24"/>
-          <w:szCs w:val="24"/>
-        </w:rPr>
-      </w:pPr>
-      <w:r>
-        <w:rPr>
-          <w:sz w:val="24"/>
-          <w:szCs w:val="24"/>
-        </w:rPr>
-        <w:t>Référence</w:t>
-      </w:r>
-      <w:r>
-        <w:rPr>
-          <w:b/>
-          <w:bCs/>
-          <w:sz w:val="24"/>
-          <w:szCs w:val="24"/>
-        </w:rPr>
-        <w:t xml:space="preserve"> :</w:t>
-      </w:r>
-      <w:r>
-        <w:rPr>
-          <w:sz w:val="24"/>
-          <w:szCs w:val="24"/>
-        </w:rPr>
-        <w:t xml:space="preserve"> l'API</w:t>
-      </w:r>
-      <w:r>
-        <w:rPr>
-          <w:sz w:val="24"/>
-          <w:szCs w:val="24"/>
-        </w:rPr>
-        <w:t xml:space="preserve"> </w:t>
-      </w:r>
-      <w:r>
-        <w:rPr>
-          <w:sz w:val="24"/>
-          <w:szCs w:val="24"/>
-        </w:rPr>
-        <w:t>s'assure que la tirelire appartient bien au client connecté (RG4).</w:t>
-      </w:r>
-    </w:p>
-    <w:p>
-      <w:pPr>
-        <w:numPr>
-          <w:ilvl w:val="0"/>
-          <w:numId w:val="22"/>
-        </w:numPr>
-        <w:spacing w:before="100" w:beforeAutospacing="1" w:after="100" w:afterAutospacing="1" w:line="360" w:lineRule="auto"/>
-        <w:jc w:val="both"/>
-        <w:rPr>
-          <w:sz w:val="24"/>
-          <w:szCs w:val="24"/>
-        </w:rPr>
-      </w:pPr>
-      <w:r>
-        <w:rPr>
-          <w:sz w:val="24"/>
-          <w:szCs w:val="24"/>
-        </w:rPr>
-        <w:t>L'API vérifie, dans l'ordre : que le montant transmis est strictement positif (RG1), que le solde disponible est suffisant pour couvrir le retrait (RG2), et que l'objectif est atteint ou l'échéance dépassée (RG3).</w:t>
-      </w:r>
-    </w:p>
-    <w:p>
-      <w:pPr>
-        <w:numPr>
-          <w:ilvl w:val="0"/>
-          <w:numId w:val="22"/>
-        </w:numPr>
-        <w:spacing w:before="100" w:beforeAutospacing="1" w:after="100" w:afterAutospacing="1" w:line="360" w:lineRule="auto"/>
-        <w:rPr>
-          <w:sz w:val="24"/>
-          <w:szCs w:val="24"/>
-        </w:rPr>
-      </w:pPr>
-      <w:r>
-        <w:rPr>
-          <w:sz w:val="24"/>
-          <w:szCs w:val="24"/>
-        </w:rPr>
-        <w:t>Si les trois conditions sont réunies :</w:t>
-      </w:r>
-      <w:r>
-        <w:rPr>
-          <w:sz w:val="24"/>
-          <w:szCs w:val="24"/>
-        </w:rPr>
-        <w:br/>
-        <w:t>a. L'API demande à la base de données d'enregistrer l'opération de retrait et de mettre à jour le solde.</w:t>
-      </w:r>
-      <w:r>
-        <w:rPr>
-          <w:sz w:val="24"/>
-          <w:szCs w:val="24"/>
-        </w:rPr>
-        <w:br/>
-        <w:t>b. La base de données confirme l'opération.</w:t>
-      </w:r>
-      <w:r>
-        <w:rPr>
-          <w:sz w:val="24"/>
-          <w:szCs w:val="24"/>
-        </w:rPr>
-        <w:br/>
-        <w:t>c. L'API retourne au client la confirmation du retrait et le nouveau solde.</w:t>
-      </w:r>
-    </w:p>
-    <w:p>
-      <w:pPr>
-        <w:numPr>
-          <w:ilvl w:val="0"/>
-          <w:numId w:val="22"/>
-        </w:numPr>
-        <w:spacing w:before="100" w:beforeAutospacing="1" w:after="100" w:afterAutospacing="1" w:line="360" w:lineRule="auto"/>
-        <w:jc w:val="both"/>
-        <w:rPr>
-          <w:sz w:val="24"/>
-          <w:szCs w:val="24"/>
-        </w:rPr>
-      </w:pPr>
-      <w:r>
-        <w:rPr>
-          <w:sz w:val="24"/>
-          <w:szCs w:val="24"/>
-        </w:rPr>
-        <w:t>Sinon</w:t>
-      </w:r>
-      <w:r>
-        <w:rPr>
-          <w:b/>
-          <w:bCs/>
-          <w:sz w:val="24"/>
-          <w:szCs w:val="24"/>
-        </w:rPr>
-        <w:t xml:space="preserve"> :</w:t>
-      </w:r>
-      <w:r>
-        <w:rPr>
-          <w:sz w:val="24"/>
-          <w:szCs w:val="24"/>
-        </w:rPr>
-        <w:t xml:space="preserve"> l'API retourne un message d'échec, précisant laquelle des trois règles n'est pas respectée.</w:t>
-      </w:r>
-    </w:p>
-    <w:p>
-      <w:pPr>
-        <w:spacing w:before="100" w:beforeAutospacing="1" w:after="100" w:afterAutospacing="1" w:line="360" w:lineRule="auto"/>
-        <w:jc w:val="both"/>
-        <w:rPr>
-          <w:sz w:val="24"/>
-          <w:szCs w:val="24"/>
-        </w:rPr>
-      </w:pPr>
-      <w:r>
-        <w:rPr>
-          <w:b/>
-          <w:bCs/>
-          <w:sz w:val="28"/>
-          <w:szCs w:val="28"/>
-        </w:rPr>
-        <w:t>Règles de gestion associées :</w:t>
-      </w:r>
-      <w:r>
-        <w:rPr>
-          <w:sz w:val="28"/>
-          <w:szCs w:val="28"/>
-        </w:rPr>
-        <w:t xml:space="preserve"> </w:t>
-      </w:r>
-      <w:r>
-        <w:rPr>
-          <w:sz w:val="24"/>
-          <w:szCs w:val="24"/>
-        </w:rPr>
-        <w:t>RG1, RG2, RG3, RG4.</w:t>
-      </w:r>
-    </w:p>
-    <w:p>
-      <w:pPr>
-        <w:pStyle w:val="Titre2"/>
-        <w:spacing w:before="300" w:after="150" w:line="360" w:lineRule="auto"/>
-        <w:ind w:firstLine="708"/>
-        <w:jc w:val="both"/>
-        <w:rPr>
-          <w:sz w:val="28"/>
-          <w:szCs w:val="28"/>
-        </w:rPr>
-      </w:pPr>
       <w:bookmarkStart w:id="38" w:name="_Toc238553120"/>
       <w:bookmarkStart w:id="39" w:name="_Toc238553170"/>
       <w:bookmarkStart w:id="40" w:name="_Toc238553210"/>
@@ -2842,6 +2702,557 @@
       <w:bookmarkStart w:id="42" w:name="_Toc239101024"/>
       <w:r>
         <w:rPr>
+          <w:b/>
+          <w:bCs/>
+          <w:sz w:val="28"/>
+          <w:szCs w:val="28"/>
+        </w:rPr>
+        <w:t>Déroulement :</w:t>
+      </w:r>
+    </w:p>
+    <w:p>
+      <w:pPr>
+        <w:numPr>
+          <w:ilvl w:val="0"/>
+          <w:numId w:val="21"/>
+        </w:numPr>
+        <w:spacing w:before="100" w:beforeAutospacing="1" w:after="100" w:afterAutospacing="1" w:line="360" w:lineRule="auto"/>
+        <w:jc w:val="both"/>
+        <w:rPr>
+          <w:sz w:val="24"/>
+          <w:szCs w:val="24"/>
+        </w:rPr>
+      </w:pPr>
+      <w:r>
+        <w:rPr>
+          <w:sz w:val="24"/>
+          <w:szCs w:val="24"/>
+        </w:rPr>
+        <w:t xml:space="preserve">Le client </w:t>
+      </w:r>
+      <w:r>
+        <w:rPr>
+          <w:sz w:val="24"/>
+          <w:szCs w:val="24"/>
+        </w:rPr>
+        <w:t>demande la liste de ses tirelires.</w:t>
+      </w:r>
+    </w:p>
+    <w:p>
+      <w:pPr>
+        <w:numPr>
+          <w:ilvl w:val="0"/>
+          <w:numId w:val="21"/>
+        </w:numPr>
+        <w:spacing w:before="100" w:beforeAutospacing="1" w:after="100" w:afterAutospacing="1" w:line="360" w:lineRule="auto"/>
+        <w:jc w:val="both"/>
+        <w:rPr>
+          <w:sz w:val="24"/>
+          <w:szCs w:val="24"/>
+        </w:rPr>
+      </w:pPr>
+      <w:r>
+        <w:rPr>
+          <w:sz w:val="24"/>
+          <w:szCs w:val="24"/>
+        </w:rPr>
+        <w:t>L’API demande à la base de données la liste des tirelires appartenant au client connecté.</w:t>
+      </w:r>
+    </w:p>
+    <w:p>
+      <w:pPr>
+        <w:numPr>
+          <w:ilvl w:val="0"/>
+          <w:numId w:val="21"/>
+        </w:numPr>
+        <w:spacing w:before="100" w:beforeAutospacing="1" w:after="100" w:afterAutospacing="1" w:line="360" w:lineRule="auto"/>
+        <w:jc w:val="both"/>
+        <w:rPr>
+          <w:sz w:val="24"/>
+          <w:szCs w:val="24"/>
+        </w:rPr>
+      </w:pPr>
+      <w:r>
+        <w:rPr>
+          <w:sz w:val="24"/>
+          <w:szCs w:val="24"/>
+        </w:rPr>
+        <w:t xml:space="preserve">La base de données retourne la liste des </w:t>
+      </w:r>
+      <w:r>
+        <w:rPr>
+          <w:sz w:val="24"/>
+          <w:szCs w:val="24"/>
+        </w:rPr>
+        <w:t>tirelires.</w:t>
+      </w:r>
+    </w:p>
+    <w:p>
+      <w:pPr>
+        <w:numPr>
+          <w:ilvl w:val="0"/>
+          <w:numId w:val="21"/>
+        </w:numPr>
+        <w:spacing w:before="100" w:beforeAutospacing="1" w:after="100" w:afterAutospacing="1" w:line="360" w:lineRule="auto"/>
+        <w:jc w:val="both"/>
+        <w:rPr>
+          <w:sz w:val="24"/>
+          <w:szCs w:val="24"/>
+        </w:rPr>
+      </w:pPr>
+      <w:r>
+        <w:rPr>
+          <w:sz w:val="24"/>
+          <w:szCs w:val="24"/>
+        </w:rPr>
+        <w:lastRenderedPageBreak/>
+        <w:t xml:space="preserve">L'API </w:t>
+      </w:r>
+      <w:r>
+        <w:rPr>
+          <w:sz w:val="24"/>
+          <w:szCs w:val="24"/>
+        </w:rPr>
+        <w:t>retourne au client la liste de ses tirelires.</w:t>
+      </w:r>
+    </w:p>
+    <w:p>
+      <w:pPr>
+        <w:numPr>
+          <w:ilvl w:val="0"/>
+          <w:numId w:val="21"/>
+        </w:numPr>
+        <w:spacing w:before="100" w:beforeAutospacing="1" w:after="100" w:afterAutospacing="1" w:line="360" w:lineRule="auto"/>
+        <w:jc w:val="both"/>
+        <w:rPr>
+          <w:sz w:val="24"/>
+          <w:szCs w:val="24"/>
+        </w:rPr>
+      </w:pPr>
+      <w:r>
+        <w:rPr>
+          <w:sz w:val="24"/>
+          <w:szCs w:val="24"/>
+        </w:rPr>
+        <w:t>Le client sélectionne la tirelire dans laquelle il souhaite effectuer un</w:t>
+      </w:r>
+      <w:r>
+        <w:rPr>
+          <w:sz w:val="24"/>
+          <w:szCs w:val="24"/>
+        </w:rPr>
+        <w:t xml:space="preserve"> retrait</w:t>
+      </w:r>
+      <w:r>
+        <w:rPr>
+          <w:sz w:val="24"/>
+          <w:szCs w:val="24"/>
+        </w:rPr>
+        <w:t>.</w:t>
+      </w:r>
+    </w:p>
+    <w:p>
+      <w:pPr>
+        <w:numPr>
+          <w:ilvl w:val="0"/>
+          <w:numId w:val="21"/>
+        </w:numPr>
+        <w:spacing w:before="100" w:beforeAutospacing="1" w:after="100" w:afterAutospacing="1" w:line="360" w:lineRule="auto"/>
+        <w:jc w:val="both"/>
+        <w:rPr>
+          <w:sz w:val="24"/>
+          <w:szCs w:val="24"/>
+        </w:rPr>
+      </w:pPr>
+      <w:r>
+        <w:rPr>
+          <w:sz w:val="24"/>
+          <w:szCs w:val="24"/>
+        </w:rPr>
+        <w:t xml:space="preserve">Le client transmet le montant du </w:t>
+      </w:r>
+      <w:r>
+        <w:rPr>
+          <w:sz w:val="24"/>
+          <w:szCs w:val="24"/>
+        </w:rPr>
+        <w:t>retrait</w:t>
+      </w:r>
+      <w:r>
+        <w:rPr>
+          <w:sz w:val="24"/>
+          <w:szCs w:val="24"/>
+        </w:rPr>
+        <w:t xml:space="preserve"> à l’API.</w:t>
+      </w:r>
+      <w:r>
+        <w:rPr>
+          <w:sz w:val="24"/>
+          <w:szCs w:val="24"/>
+        </w:rPr>
+        <w:t xml:space="preserve"> </w:t>
+      </w:r>
+    </w:p>
+    <w:p>
+      <w:pPr>
+        <w:numPr>
+          <w:ilvl w:val="0"/>
+          <w:numId w:val="21"/>
+        </w:numPr>
+        <w:spacing w:before="100" w:beforeAutospacing="1" w:after="100" w:afterAutospacing="1" w:line="360" w:lineRule="auto"/>
+        <w:rPr>
+          <w:sz w:val="24"/>
+          <w:szCs w:val="24"/>
+        </w:rPr>
+      </w:pPr>
+      <w:r>
+        <w:rPr>
+          <w:sz w:val="24"/>
+          <w:szCs w:val="24"/>
+        </w:rPr>
+        <w:t>L’API vérifie dans l’ordre</w:t>
+      </w:r>
+      <w:r>
+        <w:rPr>
+          <w:sz w:val="24"/>
+          <w:szCs w:val="24"/>
+        </w:rPr>
+        <w:t xml:space="preserve"> :</w:t>
+      </w:r>
+      <w:r>
+        <w:rPr>
+          <w:sz w:val="24"/>
+          <w:szCs w:val="24"/>
+        </w:rPr>
+        <w:br/>
+        <w:t xml:space="preserve">a. </w:t>
+      </w:r>
+      <w:r>
+        <w:rPr>
+          <w:sz w:val="24"/>
+          <w:szCs w:val="24"/>
+        </w:rPr>
+        <w:t>Que le montant transmis est strictement positif</w:t>
+      </w:r>
+      <w:r>
+        <w:rPr>
+          <w:sz w:val="24"/>
+          <w:szCs w:val="24"/>
+        </w:rPr>
+        <w:t>.</w:t>
+      </w:r>
+      <w:r>
+        <w:rPr>
+          <w:sz w:val="24"/>
+          <w:szCs w:val="24"/>
+        </w:rPr>
+        <w:br/>
+        <w:t xml:space="preserve">b. </w:t>
+      </w:r>
+      <w:r>
+        <w:rPr>
+          <w:sz w:val="24"/>
+          <w:szCs w:val="24"/>
+        </w:rPr>
+        <w:t>Que le solde disponible est suffisant pour couvrir le retrait</w:t>
+      </w:r>
+      <w:r>
+        <w:rPr>
+          <w:sz w:val="24"/>
+          <w:szCs w:val="24"/>
+        </w:rPr>
+        <w:t>.</w:t>
+      </w:r>
+      <w:r>
+        <w:rPr>
+          <w:sz w:val="24"/>
+          <w:szCs w:val="24"/>
+        </w:rPr>
+        <w:br/>
+        <w:t xml:space="preserve">c. </w:t>
+      </w:r>
+      <w:r>
+        <w:rPr>
+          <w:sz w:val="24"/>
+          <w:szCs w:val="24"/>
+        </w:rPr>
+        <w:t>Que l’objectif est atteint ou que l’échéance est dépassée</w:t>
+      </w:r>
+      <w:r>
+        <w:rPr>
+          <w:sz w:val="24"/>
+          <w:szCs w:val="24"/>
+        </w:rPr>
+        <w:t>.</w:t>
+      </w:r>
+    </w:p>
+    <w:p>
+      <w:pPr>
+        <w:numPr>
+          <w:ilvl w:val="0"/>
+          <w:numId w:val="21"/>
+        </w:numPr>
+        <w:spacing w:before="100" w:beforeAutospacing="1" w:after="100" w:afterAutospacing="1" w:line="360" w:lineRule="auto"/>
+        <w:rPr>
+          <w:sz w:val="24"/>
+          <w:szCs w:val="24"/>
+        </w:rPr>
+      </w:pPr>
+      <w:r>
+        <w:rPr>
+          <w:sz w:val="24"/>
+          <w:szCs w:val="24"/>
+        </w:rPr>
+        <w:t>Si le</w:t>
+      </w:r>
+      <w:r>
+        <w:rPr>
+          <w:sz w:val="24"/>
+          <w:szCs w:val="24"/>
+        </w:rPr>
+        <w:t>s conditions sont réunies</w:t>
+      </w:r>
+      <w:r>
+        <w:rPr>
+          <w:sz w:val="24"/>
+          <w:szCs w:val="24"/>
+        </w:rPr>
+        <w:t xml:space="preserve"> :</w:t>
+      </w:r>
+      <w:r>
+        <w:rPr>
+          <w:sz w:val="24"/>
+          <w:szCs w:val="24"/>
+        </w:rPr>
+        <w:br/>
+        <w:t xml:space="preserve">a. L'API demande à la base de données d'enregistrer l'opération de </w:t>
+      </w:r>
+      <w:r>
+        <w:rPr>
+          <w:sz w:val="24"/>
+          <w:szCs w:val="24"/>
+        </w:rPr>
+        <w:t>retrait</w:t>
+      </w:r>
+      <w:r>
+        <w:rPr>
+          <w:sz w:val="24"/>
+          <w:szCs w:val="24"/>
+        </w:rPr>
+        <w:t xml:space="preserve"> et de mettre à jour le solde</w:t>
+      </w:r>
+      <w:r>
+        <w:rPr>
+          <w:sz w:val="24"/>
+          <w:szCs w:val="24"/>
+        </w:rPr>
+        <w:t xml:space="preserve"> de la tirelire</w:t>
+      </w:r>
+      <w:r>
+        <w:rPr>
+          <w:sz w:val="24"/>
+          <w:szCs w:val="24"/>
+        </w:rPr>
+        <w:t>.</w:t>
+      </w:r>
+      <w:r>
+        <w:rPr>
+          <w:sz w:val="24"/>
+          <w:szCs w:val="24"/>
+        </w:rPr>
+        <w:br/>
+        <w:t>b. La base de données confirme l'</w:t>
+      </w:r>
+      <w:r>
+        <w:rPr>
+          <w:sz w:val="24"/>
+          <w:szCs w:val="24"/>
+        </w:rPr>
+        <w:t>enregistrement de l’opération et la mise à jour du solde</w:t>
+      </w:r>
+      <w:r>
+        <w:rPr>
+          <w:sz w:val="24"/>
+          <w:szCs w:val="24"/>
+        </w:rPr>
+        <w:t>.</w:t>
+      </w:r>
+      <w:r>
+        <w:rPr>
+          <w:sz w:val="24"/>
+          <w:szCs w:val="24"/>
+        </w:rPr>
+        <w:br/>
+        <w:t xml:space="preserve">c. L'API retourne au client la confirmation du </w:t>
+      </w:r>
+      <w:r>
+        <w:rPr>
+          <w:sz w:val="24"/>
+          <w:szCs w:val="24"/>
+        </w:rPr>
+        <w:t>retrait</w:t>
+      </w:r>
+      <w:r>
+        <w:rPr>
+          <w:sz w:val="24"/>
+          <w:szCs w:val="24"/>
+        </w:rPr>
+        <w:t xml:space="preserve"> et le nouveau solde.</w:t>
+      </w:r>
+    </w:p>
+    <w:p>
+      <w:pPr>
+        <w:numPr>
+          <w:ilvl w:val="0"/>
+          <w:numId w:val="21"/>
+        </w:numPr>
+        <w:spacing w:before="100" w:beforeAutospacing="1" w:after="100" w:afterAutospacing="1" w:line="360" w:lineRule="auto"/>
+        <w:jc w:val="both"/>
+        <w:rPr>
+          <w:sz w:val="24"/>
+          <w:szCs w:val="24"/>
+        </w:rPr>
+      </w:pPr>
+      <w:r>
+        <w:rPr>
+          <w:sz w:val="24"/>
+          <w:szCs w:val="24"/>
+        </w:rPr>
+        <w:t>Sinon</w:t>
+      </w:r>
+      <w:r>
+        <w:rPr>
+          <w:b/>
+          <w:bCs/>
+          <w:sz w:val="24"/>
+          <w:szCs w:val="24"/>
+        </w:rPr>
+        <w:t xml:space="preserve"> :</w:t>
+      </w:r>
+      <w:r>
+        <w:rPr>
+          <w:sz w:val="24"/>
+          <w:szCs w:val="24"/>
+        </w:rPr>
+        <w:t xml:space="preserve"> l'API retourne un message d'échec, précisant </w:t>
+      </w:r>
+      <w:r>
+        <w:rPr>
+          <w:sz w:val="24"/>
+          <w:szCs w:val="24"/>
+        </w:rPr>
+        <w:t>la règle qui n’est pas respectée</w:t>
+      </w:r>
+      <w:r>
+        <w:rPr>
+          <w:sz w:val="24"/>
+          <w:szCs w:val="24"/>
+        </w:rPr>
+        <w:t>.</w:t>
+      </w:r>
+    </w:p>
+    <w:p>
+      <w:pPr>
+        <w:spacing w:before="100" w:beforeAutospacing="1" w:after="100" w:afterAutospacing="1" w:line="360" w:lineRule="auto"/>
+        <w:jc w:val="both"/>
+        <w:rPr>
+          <w:sz w:val="24"/>
+          <w:szCs w:val="24"/>
+        </w:rPr>
+      </w:pPr>
+      <w:r>
+        <w:rPr>
+          <w:b/>
+          <w:bCs/>
+          <w:sz w:val="28"/>
+          <w:szCs w:val="28"/>
+        </w:rPr>
+        <w:t>Règles de gestion associées :</w:t>
+      </w:r>
+      <w:r>
+        <w:rPr>
+          <w:sz w:val="28"/>
+          <w:szCs w:val="28"/>
+        </w:rPr>
+        <w:t xml:space="preserve"> </w:t>
+      </w:r>
+      <w:r>
+        <w:rPr>
+          <w:sz w:val="24"/>
+          <w:szCs w:val="24"/>
+        </w:rPr>
+        <w:t>RG1</w:t>
+      </w:r>
+      <w:r>
+        <w:rPr>
+          <w:sz w:val="24"/>
+          <w:szCs w:val="24"/>
+        </w:rPr>
+        <w:t>, RG2, RG3</w:t>
+      </w:r>
+      <w:r>
+        <w:rPr>
+          <w:sz w:val="24"/>
+          <w:szCs w:val="24"/>
+        </w:rPr>
+        <w:t>.</w:t>
+      </w:r>
+    </w:p>
+    <w:p>
+      <w:pPr>
+        <w:spacing w:before="100" w:beforeAutospacing="1" w:after="100" w:afterAutospacing="1" w:line="360" w:lineRule="auto"/>
+        <w:jc w:val="both"/>
+        <w:rPr>
+          <w:sz w:val="24"/>
+          <w:szCs w:val="24"/>
+        </w:rPr>
+      </w:pPr>
+      <w:r>
+        <w:rPr>
+          <w:b/>
+          <w:bCs/>
+          <w:sz w:val="28"/>
+          <w:szCs w:val="28"/>
+        </w:rPr>
+        <w:t>Point de conception important</w:t>
+      </w:r>
+      <w:r>
+        <w:rPr>
+          <w:b/>
+          <w:bCs/>
+          <w:sz w:val="28"/>
+          <w:szCs w:val="28"/>
+        </w:rPr>
+        <w:t xml:space="preserve"> :</w:t>
+      </w:r>
+      <w:r>
+        <w:rPr>
+          <w:sz w:val="28"/>
+          <w:szCs w:val="28"/>
+        </w:rPr>
+        <w:t xml:space="preserve"> </w:t>
+      </w:r>
+      <w:r>
+        <w:rPr>
+          <w:sz w:val="24"/>
+          <w:szCs w:val="24"/>
+        </w:rPr>
+        <w:t>la liste retournée par l’API contient uniquement les tirelires du client connecté. Le client ne peut donc sélectionner, dans le flux normal, qu’une tirelire lui appartenant. La vérification de propriété n’est pas redécrite dans cette séquence.</w:t>
+      </w:r>
+    </w:p>
+    <w:p>
+      <w:pPr>
+        <w:pStyle w:val="Titre2"/>
+        <w:spacing w:before="300" w:after="150" w:line="360" w:lineRule="auto"/>
+        <w:ind w:firstLine="708"/>
+        <w:jc w:val="both"/>
+        <w:rPr>
+          <w:sz w:val="28"/>
+          <w:szCs w:val="28"/>
+        </w:rPr>
+      </w:pPr>
+      <w:r>
+        <w:rPr>
           <w:rFonts w:eastAsia="Calibri"/>
           <w:b/>
           <w:bCs/>
@@ -2893,10 +3304,13 @@
         <w:jc w:val="center"/>
       </w:pPr>
       <w:r>
+        <w:rPr>
+          <w:noProof/>
+        </w:rPr>
         <w:drawing>
-          <wp:inline distT="0" distB="0" distL="0" distR="0" wp14:anchorId="01D24D2E" wp14:editId="1BC752C4">
-            <wp:extent cx="4067909" cy="3817620"/>
-            <wp:effectExtent l="0" t="0" r="8890" b="0"/>
+          <wp:inline distT="0" distB="0" distL="0" distR="0" wp14:anchorId="01D24D2E" wp14:editId="04EDBA2C">
+            <wp:extent cx="3450820" cy="3238500"/>
+            <wp:effectExtent l="0" t="0" r="0" b="0"/>
             <wp:docPr id="4" name="Image 4"/>
             <wp:cNvGraphicFramePr>
               <a:graphicFrameLocks xmlns:a="http://schemas.openxmlformats.org/drawingml/2006/main" noChangeAspect="1"/>
@@ -2917,7 +3331,7 @@
                   <pic:spPr>
                     <a:xfrm>
                       <a:off x="0" y="0"/>
-                      <a:ext cx="4077546" cy="3826664"/>
+                      <a:ext cx="3463616" cy="3250509"/>
                     </a:xfrm>
                     <a:prstGeom prst="rect">
                       <a:avLst/>
@@ -3311,6 +3725,7 @@
       <w:r>
         <w:rPr>
           <w:rFonts w:eastAsia="Calibri"/>
+          <w:noProof/>
         </w:rPr>
         <w:drawing>
           <wp:inline distT="0" distB="0" distL="0" distR="0" wp14:anchorId="5C084879" wp14:editId="3457F7B4">
@@ -4032,14 +4447,7 @@
                 <w:sz w:val="24"/>
                 <w:szCs w:val="24"/>
               </w:rPr>
-              <w:t>Déb</w:t>
-            </w:r>
-            <w:r>
-              <w:rPr>
-                <w:sz w:val="24"/>
-                <w:szCs w:val="24"/>
-              </w:rPr>
-              <w:t>loquée</w:t>
+              <w:t>Débloquée</w:t>
             </w:r>
           </w:p>
         </w:tc>
@@ -4068,21 +4476,7 @@
                 <w:sz w:val="24"/>
                 <w:szCs w:val="24"/>
               </w:rPr>
-              <w:t>Déb</w:t>
-            </w:r>
-            <w:r>
-              <w:rPr>
-                <w:sz w:val="24"/>
-                <w:szCs w:val="24"/>
-              </w:rPr>
-              <w:t>loqu</w:t>
-            </w:r>
-            <w:r>
-              <w:rPr>
-                <w:sz w:val="24"/>
-                <w:szCs w:val="24"/>
-              </w:rPr>
-              <w:t>er</w:t>
+              <w:t>Débloquer</w:t>
             </w:r>
             <w:r>
               <w:rPr>
@@ -4175,14 +4569,7 @@
                 <w:sz w:val="24"/>
                 <w:szCs w:val="24"/>
               </w:rPr>
-              <w:t>Déb</w:t>
-            </w:r>
-            <w:r>
-              <w:rPr>
-                <w:sz w:val="24"/>
-                <w:szCs w:val="24"/>
-              </w:rPr>
-              <w:t>loquée</w:t>
+              <w:t>Débloquée</w:t>
             </w:r>
           </w:p>
         </w:tc>
@@ -4252,14 +4639,7 @@
                 <w:sz w:val="24"/>
                 <w:szCs w:val="24"/>
               </w:rPr>
-              <w:t>Déb</w:t>
-            </w:r>
-            <w:r>
-              <w:rPr>
-                <w:sz w:val="24"/>
-                <w:szCs w:val="24"/>
-              </w:rPr>
-              <w:t>loquée</w:t>
+              <w:t>Débloquée</w:t>
             </w:r>
           </w:p>
         </w:tc>
@@ -5079,9 +5459,9 @@
       <w:bookmarkStart w:id="87" w:name="_Toc238553127"/>
       <w:bookmarkStart w:id="88" w:name="_Toc238553177"/>
       <w:bookmarkStart w:id="89" w:name="_Toc238553217"/>
-      <w:bookmarkStart w:id="90" w:name="_Toc238413442"/>
-      <w:bookmarkStart w:id="91" w:name="_Toc239100948"/>
-      <w:bookmarkStart w:id="92" w:name="_Toc239101031"/>
+      <w:bookmarkStart w:id="90" w:name="_Toc239100948"/>
+      <w:bookmarkStart w:id="91" w:name="_Toc239101031"/>
+      <w:bookmarkStart w:id="92" w:name="_Toc238413442"/>
       <w:r>
         <w:rPr>
           <w:rFonts w:eastAsia="Calibri"/>
@@ -5105,8 +5485,8 @@
       <w:bookmarkEnd w:id="87"/>
       <w:bookmarkEnd w:id="88"/>
       <w:bookmarkEnd w:id="89"/>
+      <w:bookmarkEnd w:id="90"/>
       <w:bookmarkEnd w:id="91"/>
-      <w:bookmarkEnd w:id="92"/>
     </w:p>
     <w:p>
       <w:pPr>
@@ -5172,7 +5552,7 @@
         </w:rPr>
         <w:t xml:space="preserve"> </w:t>
       </w:r>
-      <w:bookmarkEnd w:id="90"/>
+      <w:bookmarkEnd w:id="92"/>
       <w:r>
         <w:rPr>
           <w:b/>
@@ -6237,11 +6617,11 @@
       <w:bookmarkStart w:id="112" w:name="_Toc238553131"/>
       <w:bookmarkStart w:id="113" w:name="_Toc238553181"/>
       <w:bookmarkStart w:id="114" w:name="_Toc238553221"/>
-      <w:bookmarkStart w:id="115" w:name="_Toc238412458"/>
-      <w:bookmarkStart w:id="116" w:name="_Toc238413375"/>
-      <w:bookmarkStart w:id="117" w:name="_Toc238413448"/>
-      <w:bookmarkStart w:id="118" w:name="_Toc239100952"/>
-      <w:bookmarkStart w:id="119" w:name="_Toc239101035"/>
+      <w:bookmarkStart w:id="115" w:name="_Toc239100952"/>
+      <w:bookmarkStart w:id="116" w:name="_Toc239101035"/>
+      <w:bookmarkStart w:id="117" w:name="_Toc238412458"/>
+      <w:bookmarkStart w:id="118" w:name="_Toc238413375"/>
+      <w:bookmarkStart w:id="119" w:name="_Toc238413448"/>
       <w:r>
         <w:rPr>
           <w:rFonts w:eastAsia="Calibri"/>
@@ -6295,8 +6675,8 @@
       <w:bookmarkEnd w:id="112"/>
       <w:bookmarkEnd w:id="113"/>
       <w:bookmarkEnd w:id="114"/>
-      <w:bookmarkEnd w:id="118"/>
-      <w:bookmarkEnd w:id="119"/>
+      <w:bookmarkEnd w:id="115"/>
+      <w:bookmarkEnd w:id="116"/>
       <w:r>
         <w:rPr>
           <w:sz w:val="24"/>
@@ -6628,9 +7008,9 @@
       <w:bookmarkStart w:id="120" w:name="_Toc238412459"/>
       <w:bookmarkStart w:id="121" w:name="_Toc238413376"/>
       <w:bookmarkStart w:id="122" w:name="_Toc238413449"/>
-      <w:bookmarkEnd w:id="115"/>
-      <w:bookmarkEnd w:id="116"/>
       <w:bookmarkEnd w:id="117"/>
+      <w:bookmarkEnd w:id="118"/>
+      <w:bookmarkEnd w:id="119"/>
     </w:p>
     <w:p>
       <w:pPr>
@@ -9832,7 +10212,7 @@
             <w:sz w:val="24"/>
             <w:szCs w:val="24"/>
           </w:rPr>
-          <w:t>8</w:t>
+          <w:t>7</w:t>
         </w:r>
         <w:r>
           <w:rPr>
@@ -14771,7 +15151,7 @@
   <w:style w:type="paragraph" w:default="1" w:styleId="Normal">
     <w:name w:val="Normal"/>
     <w:qFormat/>
-    <w:rsid w:val="002C7177"/>
+    <w:rsid w:val="00696D8E"/>
   </w:style>
   <w:style w:type="paragraph" w:styleId="Titre1">
     <w:name w:val="heading 1"/>

--- a/Dossier de conception détaillée vc.docx
+++ b/Dossier de conception détaillée vc.docx
@@ -133,8 +133,8 @@
       <w:bookmarkStart w:id="1" w:name="_Toc238553112"/>
       <w:bookmarkStart w:id="2" w:name="_Toc238553163"/>
       <w:bookmarkStart w:id="3" w:name="_Toc238553203"/>
-      <w:bookmarkStart w:id="4" w:name="_Toc239100934"/>
-      <w:bookmarkStart w:id="5" w:name="_Toc239101017"/>
+      <w:bookmarkStart w:id="4" w:name="_Toc243833645"/>
+      <w:bookmarkStart w:id="5" w:name="_Toc243833699"/>
       <w:r>
         <w:rPr>
           <w:rFonts w:eastAsia="Calibri"/>
@@ -184,7 +184,7 @@
         </w:rPr>
         <w:fldChar w:fldCharType="separate"/>
       </w:r>
-      <w:hyperlink w:anchor="_Toc239101017" w:history="1">
+      <w:hyperlink w:anchor="_Toc243833699" w:history="1">
         <w:r>
           <w:rPr>
             <w:rStyle w:val="Lienhypertexte"/>
@@ -222,7 +222,7 @@
             <w:sz w:val="24"/>
             <w:szCs w:val="24"/>
           </w:rPr>
-          <w:instrText xml:space="preserve"> PAGEREF _Toc239101017 \h </w:instrText>
+          <w:instrText xml:space="preserve"> PAGEREF _Toc243833699 \h </w:instrText>
         </w:r>
         <w:r>
           <w:rPr>
@@ -271,7 +271,7 @@
           <w:szCs w:val="24"/>
         </w:rPr>
       </w:pPr>
-      <w:hyperlink w:anchor="_Toc239101018" w:history="1">
+      <w:hyperlink w:anchor="_Toc243833700" w:history="1">
         <w:r>
           <w:rPr>
             <w:rStyle w:val="Lienhypertexte"/>
@@ -309,7 +309,7 @@
             <w:sz w:val="24"/>
             <w:szCs w:val="24"/>
           </w:rPr>
-          <w:instrText xml:space="preserve"> PAGEREF _Toc239101018 \h </w:instrText>
+          <w:instrText xml:space="preserve"> PAGEREF _Toc243833700 \h </w:instrText>
         </w:r>
         <w:r>
           <w:rPr>
@@ -358,7 +358,7 @@
           <w:szCs w:val="24"/>
         </w:rPr>
       </w:pPr>
-      <w:hyperlink w:anchor="_Toc239101019" w:history="1">
+      <w:hyperlink w:anchor="_Toc243833701" w:history="1">
         <w:r>
           <w:rPr>
             <w:rStyle w:val="Lienhypertexte"/>
@@ -396,7 +396,7 @@
             <w:sz w:val="24"/>
             <w:szCs w:val="24"/>
           </w:rPr>
-          <w:instrText xml:space="preserve"> PAGEREF _Toc239101019 \h </w:instrText>
+          <w:instrText xml:space="preserve"> PAGEREF _Toc243833701 \h </w:instrText>
         </w:r>
         <w:r>
           <w:rPr>
@@ -445,7 +445,7 @@
           <w:szCs w:val="24"/>
         </w:rPr>
       </w:pPr>
-      <w:hyperlink w:anchor="_Toc239101025" w:history="1">
+      <w:hyperlink w:anchor="_Toc243833707" w:history="1">
         <w:r>
           <w:rPr>
             <w:rStyle w:val="Lienhypertexte"/>
@@ -483,7 +483,7 @@
             <w:sz w:val="24"/>
             <w:szCs w:val="24"/>
           </w:rPr>
-          <w:instrText xml:space="preserve"> PAGEREF _Toc239101025 \h </w:instrText>
+          <w:instrText xml:space="preserve"> PAGEREF _Toc243833707 \h </w:instrText>
         </w:r>
         <w:r>
           <w:rPr>
@@ -532,7 +532,7 @@
           <w:szCs w:val="24"/>
         </w:rPr>
       </w:pPr>
-      <w:hyperlink w:anchor="_Toc239101028" w:history="1">
+      <w:hyperlink w:anchor="_Toc243833710" w:history="1">
         <w:r>
           <w:rPr>
             <w:rStyle w:val="Lienhypertexte"/>
@@ -570,7 +570,7 @@
             <w:sz w:val="24"/>
             <w:szCs w:val="24"/>
           </w:rPr>
-          <w:instrText xml:space="preserve"> PAGEREF _Toc239101028 \h </w:instrText>
+          <w:instrText xml:space="preserve"> PAGEREF _Toc243833710 \h </w:instrText>
         </w:r>
         <w:r>
           <w:rPr>
@@ -619,7 +619,7 @@
           <w:szCs w:val="24"/>
         </w:rPr>
       </w:pPr>
-      <w:hyperlink w:anchor="_Toc239101032" w:history="1">
+      <w:hyperlink w:anchor="_Toc243833714" w:history="1">
         <w:r>
           <w:rPr>
             <w:rStyle w:val="Lienhypertexte"/>
@@ -656,7 +656,7 @@
             <w:sz w:val="24"/>
             <w:szCs w:val="24"/>
           </w:rPr>
-          <w:instrText xml:space="preserve"> PAGEREF _Toc239101032 \h </w:instrText>
+          <w:instrText xml:space="preserve"> PAGEREF _Toc243833714 \h </w:instrText>
         </w:r>
         <w:r>
           <w:rPr>
@@ -705,7 +705,7 @@
           <w:szCs w:val="24"/>
         </w:rPr>
       </w:pPr>
-      <w:hyperlink w:anchor="_Toc239101033" w:history="1">
+      <w:hyperlink w:anchor="_Toc243833715" w:history="1">
         <w:r>
           <w:rPr>
             <w:rStyle w:val="Lienhypertexte"/>
@@ -742,7 +742,7 @@
             <w:sz w:val="24"/>
             <w:szCs w:val="24"/>
           </w:rPr>
-          <w:instrText xml:space="preserve"> PAGEREF _Toc239101033 \h </w:instrText>
+          <w:instrText xml:space="preserve"> PAGEREF _Toc243833715 \h </w:instrText>
         </w:r>
         <w:r>
           <w:rPr>
@@ -768,7 +768,7 @@
             <w:sz w:val="24"/>
             <w:szCs w:val="24"/>
           </w:rPr>
-          <w:t>12</w:t>
+          <w:t>13</w:t>
         </w:r>
         <w:r>
           <w:rPr>
@@ -791,7 +791,7 @@
           <w:szCs w:val="24"/>
         </w:rPr>
       </w:pPr>
-      <w:hyperlink w:anchor="_Toc239101041" w:history="1">
+      <w:hyperlink w:anchor="_Toc243833716" w:history="1">
         <w:r>
           <w:rPr>
             <w:rStyle w:val="Lienhypertexte"/>
@@ -829,7 +829,7 @@
             <w:sz w:val="24"/>
             <w:szCs w:val="24"/>
           </w:rPr>
-          <w:instrText xml:space="preserve"> PAGEREF _Toc239101041 \h </w:instrText>
+          <w:instrText xml:space="preserve"> PAGEREF _Toc243833716 \h </w:instrText>
         </w:r>
         <w:r>
           <w:rPr>
@@ -855,7 +855,7 @@
             <w:sz w:val="24"/>
             <w:szCs w:val="24"/>
           </w:rPr>
-          <w:t>15</w:t>
+          <w:t>14</w:t>
         </w:r>
         <w:r>
           <w:rPr>
@@ -878,7 +878,7 @@
           <w:szCs w:val="24"/>
         </w:rPr>
       </w:pPr>
-      <w:hyperlink w:anchor="_Toc239101042" w:history="1">
+      <w:hyperlink w:anchor="_Toc243833717" w:history="1">
         <w:r>
           <w:rPr>
             <w:rStyle w:val="Lienhypertexte"/>
@@ -916,7 +916,7 @@
             <w:sz w:val="24"/>
             <w:szCs w:val="24"/>
           </w:rPr>
-          <w:instrText xml:space="preserve"> PAGEREF _Toc239101042 \h </w:instrText>
+          <w:instrText xml:space="preserve"> PAGEREF _Toc243833717 \h </w:instrText>
         </w:r>
         <w:r>
           <w:rPr>
@@ -989,8 +989,8 @@
       <w:bookmarkStart w:id="7" w:name="_Toc238553114"/>
       <w:bookmarkStart w:id="8" w:name="_Toc238553164"/>
       <w:bookmarkStart w:id="9" w:name="_Toc238553204"/>
-      <w:bookmarkStart w:id="10" w:name="_Toc239100935"/>
-      <w:bookmarkStart w:id="11" w:name="_Toc239101018"/>
+      <w:bookmarkStart w:id="10" w:name="_Toc243833646"/>
+      <w:bookmarkStart w:id="11" w:name="_Toc243833700"/>
       <w:r>
         <w:rPr>
           <w:rFonts w:eastAsia="Calibri"/>
@@ -1070,8 +1070,8 @@
       <w:bookmarkStart w:id="13" w:name="_Toc238553115"/>
       <w:bookmarkStart w:id="14" w:name="_Toc238553165"/>
       <w:bookmarkStart w:id="15" w:name="_Toc238553205"/>
-      <w:bookmarkStart w:id="16" w:name="_Toc239100936"/>
-      <w:bookmarkStart w:id="17" w:name="_Toc239101019"/>
+      <w:bookmarkStart w:id="16" w:name="_Toc243833647"/>
+      <w:bookmarkStart w:id="17" w:name="_Toc243833701"/>
       <w:r>
         <w:rPr>
           <w:rFonts w:eastAsia="Calibri"/>
@@ -1113,8 +1113,9 @@
       <w:bookmarkStart w:id="18" w:name="_Toc238553116"/>
       <w:bookmarkStart w:id="19" w:name="_Toc238553166"/>
       <w:bookmarkStart w:id="20" w:name="_Toc238553206"/>
-      <w:bookmarkStart w:id="21" w:name="_Toc239100937"/>
-      <w:bookmarkStart w:id="22" w:name="_Toc239101020"/>
+      <w:bookmarkStart w:id="21" w:name="_Toc239101020"/>
+      <w:bookmarkStart w:id="22" w:name="_Toc243833648"/>
+      <w:bookmarkStart w:id="23" w:name="_Toc243833702"/>
       <w:r>
         <w:rPr>
           <w:rFonts w:eastAsia="Calibri"/>
@@ -1150,6 +1151,7 @@
       <w:bookmarkEnd w:id="20"/>
       <w:bookmarkEnd w:id="21"/>
       <w:bookmarkEnd w:id="22"/>
+      <w:bookmarkEnd w:id="23"/>
     </w:p>
     <w:p>
       <w:pPr>
@@ -1523,11 +1525,12 @@
           <w:szCs w:val="28"/>
         </w:rPr>
       </w:pPr>
-      <w:bookmarkStart w:id="23" w:name="_Toc238553117"/>
-      <w:bookmarkStart w:id="24" w:name="_Toc238553167"/>
-      <w:bookmarkStart w:id="25" w:name="_Toc238553207"/>
-      <w:bookmarkStart w:id="26" w:name="_Toc239100938"/>
+      <w:bookmarkStart w:id="24" w:name="_Toc238553117"/>
+      <w:bookmarkStart w:id="25" w:name="_Toc238553167"/>
+      <w:bookmarkStart w:id="26" w:name="_Toc238553207"/>
       <w:bookmarkStart w:id="27" w:name="_Toc239101021"/>
+      <w:bookmarkStart w:id="28" w:name="_Toc243833649"/>
+      <w:bookmarkStart w:id="29" w:name="_Toc243833703"/>
       <w:r>
         <w:rPr>
           <w:rFonts w:eastAsia="Calibri"/>
@@ -1558,11 +1561,12 @@
         </w:rPr>
         <w:t>2 Séquence de création d’une tirelire</w:t>
       </w:r>
-      <w:bookmarkEnd w:id="23"/>
       <w:bookmarkEnd w:id="24"/>
       <w:bookmarkEnd w:id="25"/>
       <w:bookmarkEnd w:id="26"/>
       <w:bookmarkEnd w:id="27"/>
+      <w:bookmarkEnd w:id="28"/>
+      <w:bookmarkEnd w:id="29"/>
     </w:p>
     <w:p>
       <w:pPr>
@@ -1885,11 +1889,12 @@
           <w:szCs w:val="28"/>
         </w:rPr>
       </w:pPr>
-      <w:bookmarkStart w:id="28" w:name="_Toc238553118"/>
-      <w:bookmarkStart w:id="29" w:name="_Toc238553168"/>
-      <w:bookmarkStart w:id="30" w:name="_Toc238553208"/>
-      <w:bookmarkStart w:id="31" w:name="_Toc239100939"/>
-      <w:bookmarkStart w:id="32" w:name="_Toc239101022"/>
+      <w:bookmarkStart w:id="30" w:name="_Toc238553118"/>
+      <w:bookmarkStart w:id="31" w:name="_Toc238553168"/>
+      <w:bookmarkStart w:id="32" w:name="_Toc238553208"/>
+      <w:bookmarkStart w:id="33" w:name="_Toc239101022"/>
+      <w:bookmarkStart w:id="34" w:name="_Toc243833650"/>
+      <w:bookmarkStart w:id="35" w:name="_Toc243833704"/>
       <w:r>
         <w:rPr>
           <w:rFonts w:eastAsia="Calibri"/>
@@ -1930,11 +1935,12 @@
         </w:rPr>
         <w:t xml:space="preserve"> Séquence d’effectuer un dépôt</w:t>
       </w:r>
-      <w:bookmarkEnd w:id="28"/>
-      <w:bookmarkEnd w:id="29"/>
       <w:bookmarkEnd w:id="30"/>
       <w:bookmarkEnd w:id="31"/>
       <w:bookmarkEnd w:id="32"/>
+      <w:bookmarkEnd w:id="33"/>
+      <w:bookmarkEnd w:id="34"/>
+      <w:bookmarkEnd w:id="35"/>
     </w:p>
     <w:p>
       <w:pPr>
@@ -1943,11 +1949,14 @@
         <w:jc w:val="center"/>
       </w:pPr>
       <w:r>
+        <w:rPr>
+          <w:noProof/>
+        </w:rPr>
         <w:drawing>
-          <wp:inline distT="0" distB="0" distL="0" distR="0" wp14:anchorId="771276D8" wp14:editId="28DA47FA">
-            <wp:extent cx="6120130" cy="5866765"/>
-            <wp:effectExtent l="0" t="0" r="0" b="635"/>
-            <wp:docPr id="9" name="Image 9"/>
+          <wp:inline distT="0" distB="0" distL="0" distR="0" wp14:anchorId="54C05B1C" wp14:editId="3FF7AAFE">
+            <wp:extent cx="6120130" cy="5709285"/>
+            <wp:effectExtent l="0" t="0" r="0" b="5715"/>
+            <wp:docPr id="11" name="Image 11"/>
             <wp:cNvGraphicFramePr>
               <a:graphicFrameLocks xmlns:a="http://schemas.openxmlformats.org/drawingml/2006/main" noChangeAspect="1"/>
             </wp:cNvGraphicFramePr>
@@ -1967,7 +1976,7 @@
                   <pic:spPr>
                     <a:xfrm>
                       <a:off x="0" y="0"/>
-                      <a:ext cx="6120130" cy="5866765"/>
+                      <a:ext cx="6120130" cy="5709285"/>
                     </a:xfrm>
                     <a:prstGeom prst="rect">
                       <a:avLst/>
@@ -1982,6 +1991,13 @@
     </w:p>
     <w:p>
       <w:pPr>
+        <w:pStyle w:val="NormalWeb"/>
+        <w:spacing w:line="360" w:lineRule="auto"/>
+        <w:jc w:val="center"/>
+      </w:pPr>
+    </w:p>
+    <w:p>
+      <w:pPr>
         <w:spacing w:before="100" w:beforeAutospacing="1" w:after="100" w:afterAutospacing="1" w:line="360" w:lineRule="auto"/>
         <w:jc w:val="both"/>
         <w:rPr>
@@ -1996,6 +2012,7 @@
           <w:sz w:val="28"/>
           <w:szCs w:val="28"/>
         </w:rPr>
+        <w:lastRenderedPageBreak/>
         <w:t>Acteurs impliqués :</w:t>
       </w:r>
       <w:r>
@@ -2022,7 +2039,6 @@
           <w:sz w:val="28"/>
           <w:szCs w:val="28"/>
         </w:rPr>
-        <w:lastRenderedPageBreak/>
         <w:t>Préconditions</w:t>
       </w:r>
       <w:r>
@@ -2107,14 +2123,7 @@
           <w:sz w:val="24"/>
           <w:szCs w:val="24"/>
         </w:rPr>
-        <w:t>L’</w:t>
-      </w:r>
-      <w:r>
-        <w:rPr>
-          <w:sz w:val="24"/>
-          <w:szCs w:val="24"/>
-        </w:rPr>
-        <w:t>API demande à la base de données la liste des tirelires appartenant au client connecté.</w:t>
+        <w:t>L’API demande à la base de données la liste des tirelires appartenant au client connecté.</w:t>
       </w:r>
     </w:p>
     <w:p>
@@ -2142,14 +2151,7 @@
           <w:sz w:val="24"/>
           <w:szCs w:val="24"/>
         </w:rPr>
-        <w:t xml:space="preserve">a </w:t>
-      </w:r>
-      <w:r>
-        <w:rPr>
-          <w:sz w:val="24"/>
-          <w:szCs w:val="24"/>
-        </w:rPr>
-        <w:t xml:space="preserve">base de données retourne la liste des </w:t>
+        <w:t xml:space="preserve">a base de données retourne la liste des </w:t>
       </w:r>
       <w:r>
         <w:rPr>
@@ -2438,25 +2440,8 @@
           <w:sz w:val="24"/>
           <w:szCs w:val="24"/>
         </w:rPr>
-        <w:t>l</w:t>
-      </w:r>
-      <w:r>
-        <w:rPr>
-          <w:sz w:val="24"/>
-          <w:szCs w:val="24"/>
-        </w:rPr>
-        <w:t>a liste retournée par l’API contient uniquement les tirelires du client connecté. Le client ne peut donc sélectionner, dans le flux normal, qu’une tirelire lui appartenant. La vérification de propriété n’est pas redécrite dans cette séquence.</w:t>
-      </w:r>
-    </w:p>
-    <w:p>
-      <w:pPr>
-        <w:spacing w:before="100" w:beforeAutospacing="1" w:after="100" w:afterAutospacing="1" w:line="360" w:lineRule="auto"/>
-        <w:jc w:val="both"/>
-        <w:rPr>
-          <w:sz w:val="24"/>
-          <w:szCs w:val="24"/>
-        </w:rPr>
-      </w:pPr>
+        <w:t>la liste retournée par l’API contient uniquement les tirelires du client connecté. Le client ne peut donc sélectionner, dans le flux normal, qu’une tirelire lui appartenant. La vérification de propriété n’est pas redécrite dans cette séquence.</w:t>
+      </w:r>
     </w:p>
     <w:p>
       <w:pPr>
@@ -2519,11 +2504,12 @@
           <w:szCs w:val="28"/>
         </w:rPr>
       </w:pPr>
-      <w:bookmarkStart w:id="33" w:name="_Toc238553119"/>
-      <w:bookmarkStart w:id="34" w:name="_Toc238553169"/>
-      <w:bookmarkStart w:id="35" w:name="_Toc238553209"/>
-      <w:bookmarkStart w:id="36" w:name="_Toc239100940"/>
-      <w:bookmarkStart w:id="37" w:name="_Toc239101023"/>
+      <w:bookmarkStart w:id="36" w:name="_Toc238553119"/>
+      <w:bookmarkStart w:id="37" w:name="_Toc238553169"/>
+      <w:bookmarkStart w:id="38" w:name="_Toc238553209"/>
+      <w:bookmarkStart w:id="39" w:name="_Toc239101023"/>
+      <w:bookmarkStart w:id="40" w:name="_Toc243833651"/>
+      <w:bookmarkStart w:id="41" w:name="_Toc243833705"/>
       <w:r>
         <w:rPr>
           <w:rFonts w:eastAsia="Calibri"/>
@@ -2575,11 +2561,12 @@
         </w:rPr>
         <w:t>Séquence d’effectuer un retrait</w:t>
       </w:r>
-      <w:bookmarkEnd w:id="33"/>
-      <w:bookmarkEnd w:id="34"/>
-      <w:bookmarkEnd w:id="35"/>
       <w:bookmarkEnd w:id="36"/>
       <w:bookmarkEnd w:id="37"/>
+      <w:bookmarkEnd w:id="38"/>
+      <w:bookmarkEnd w:id="39"/>
+      <w:bookmarkEnd w:id="40"/>
+      <w:bookmarkEnd w:id="41"/>
     </w:p>
     <w:p>
       <w:pPr>
@@ -2588,11 +2575,14 @@
         <w:jc w:val="center"/>
       </w:pPr>
       <w:r>
+        <w:rPr>
+          <w:noProof/>
+        </w:rPr>
         <w:drawing>
-          <wp:inline distT="0" distB="0" distL="0" distR="0" wp14:anchorId="0EDC91A0" wp14:editId="0AAD343E">
-            <wp:extent cx="6120130" cy="5846445"/>
-            <wp:effectExtent l="0" t="0" r="0" b="1905"/>
-            <wp:docPr id="8" name="Image 8"/>
+          <wp:inline distT="0" distB="0" distL="0" distR="0" wp14:anchorId="2FB6FDE5" wp14:editId="64CC4971">
+            <wp:extent cx="5863486" cy="5585460"/>
+            <wp:effectExtent l="0" t="0" r="4445" b="0"/>
+            <wp:docPr id="5" name="Image 5"/>
             <wp:cNvGraphicFramePr>
               <a:graphicFrameLocks xmlns:a="http://schemas.openxmlformats.org/drawingml/2006/main" noChangeAspect="1"/>
             </wp:cNvGraphicFramePr>
@@ -2612,7 +2602,7 @@
                   <pic:spPr>
                     <a:xfrm>
                       <a:off x="0" y="0"/>
-                      <a:ext cx="6120130" cy="5846445"/>
+                      <a:ext cx="5865079" cy="5586978"/>
                     </a:xfrm>
                     <a:prstGeom prst="rect">
                       <a:avLst/>
@@ -2695,11 +2685,10 @@
           <w:szCs w:val="28"/>
         </w:rPr>
       </w:pPr>
-      <w:bookmarkStart w:id="38" w:name="_Toc238553120"/>
-      <w:bookmarkStart w:id="39" w:name="_Toc238553170"/>
-      <w:bookmarkStart w:id="40" w:name="_Toc238553210"/>
-      <w:bookmarkStart w:id="41" w:name="_Toc239100941"/>
-      <w:bookmarkStart w:id="42" w:name="_Toc239101024"/>
+      <w:bookmarkStart w:id="42" w:name="_Toc238553120"/>
+      <w:bookmarkStart w:id="43" w:name="_Toc238553170"/>
+      <w:bookmarkStart w:id="44" w:name="_Toc238553210"/>
+      <w:bookmarkStart w:id="45" w:name="_Toc239101024"/>
       <w:r>
         <w:rPr>
           <w:b/>
@@ -2805,7 +2794,6 @@
           <w:sz w:val="24"/>
           <w:szCs w:val="24"/>
         </w:rPr>
-        <w:lastRenderedPageBreak/>
         <w:t xml:space="preserve">L'API </w:t>
       </w:r>
       <w:r>
@@ -2834,21 +2822,8 @@
           <w:sz w:val="24"/>
           <w:szCs w:val="24"/>
         </w:rPr>
-        <w:t>Le client sélectionne la tirelire dans laquelle il souhaite effectuer un</w:t>
-      </w:r>
-      <w:r>
-        <w:rPr>
-          <w:sz w:val="24"/>
-          <w:szCs w:val="24"/>
-        </w:rPr>
-        <w:t xml:space="preserve"> retrait</w:t>
-      </w:r>
-      <w:r>
-        <w:rPr>
-          <w:sz w:val="24"/>
-          <w:szCs w:val="24"/>
-        </w:rPr>
-        <w:t>.</w:t>
+        <w:lastRenderedPageBreak/>
+        <w:t>Le client sélectionne la tirelire dans laquelle il souhaite effectuer un retrait.</w:t>
       </w:r>
     </w:p>
     <w:p>
@@ -2869,21 +2844,7 @@
           <w:sz w:val="24"/>
           <w:szCs w:val="24"/>
         </w:rPr>
-        <w:t xml:space="preserve">Le client transmet le montant du </w:t>
-      </w:r>
-      <w:r>
-        <w:rPr>
-          <w:sz w:val="24"/>
-          <w:szCs w:val="24"/>
-        </w:rPr>
-        <w:t>retrait</w:t>
-      </w:r>
-      <w:r>
-        <w:rPr>
-          <w:sz w:val="24"/>
-          <w:szCs w:val="24"/>
-        </w:rPr>
-        <w:t xml:space="preserve"> à l’API.</w:t>
+        <w:t>Le client transmet le montant du retrait à l’API.</w:t>
       </w:r>
       <w:r>
         <w:rPr>
@@ -2976,7 +2937,21 @@
           <w:sz w:val="24"/>
           <w:szCs w:val="24"/>
         </w:rPr>
-        <w:t>Que l’objectif est atteint ou que l’échéance est dépassée</w:t>
+        <w:t xml:space="preserve">Que l’objectif </w:t>
+      </w:r>
+      <w:r>
+        <w:rPr>
+          <w:sz w:val="24"/>
+          <w:szCs w:val="24"/>
+        </w:rPr>
+        <w:t>soit</w:t>
+      </w:r>
+      <w:r>
+        <w:rPr>
+          <w:sz w:val="24"/>
+          <w:szCs w:val="24"/>
+        </w:rPr>
+        <w:t xml:space="preserve"> atteint ou que l’échéance est dépassée</w:t>
       </w:r>
       <w:r>
         <w:rPr>
@@ -3188,14 +3163,7 @@
           <w:sz w:val="24"/>
           <w:szCs w:val="24"/>
         </w:rPr>
-        <w:t>, RG2, RG3</w:t>
-      </w:r>
-      <w:r>
-        <w:rPr>
-          <w:sz w:val="24"/>
-          <w:szCs w:val="24"/>
-        </w:rPr>
-        <w:t>.</w:t>
+        <w:t>, RG2, RG3.</w:t>
       </w:r>
     </w:p>
     <w:p>
@@ -3251,6 +3219,8 @@
           <w:szCs w:val="28"/>
         </w:rPr>
       </w:pPr>
+      <w:bookmarkStart w:id="46" w:name="_Toc243833652"/>
+      <w:bookmarkStart w:id="47" w:name="_Toc243833706"/>
       <w:r>
         <w:rPr>
           <w:rFonts w:eastAsia="Calibri"/>
@@ -3291,11 +3261,12 @@
         </w:rPr>
         <w:t xml:space="preserve"> Séquence de vérification du propriétaire d’une tirelire</w:t>
       </w:r>
-      <w:bookmarkEnd w:id="38"/>
-      <w:bookmarkEnd w:id="39"/>
-      <w:bookmarkEnd w:id="40"/>
-      <w:bookmarkEnd w:id="41"/>
       <w:bookmarkEnd w:id="42"/>
+      <w:bookmarkEnd w:id="43"/>
+      <w:bookmarkEnd w:id="44"/>
+      <w:bookmarkEnd w:id="45"/>
+      <w:bookmarkEnd w:id="46"/>
+      <w:bookmarkEnd w:id="47"/>
     </w:p>
     <w:p>
       <w:pPr>
@@ -3360,7 +3331,6 @@
           <w:sz w:val="28"/>
           <w:szCs w:val="28"/>
         </w:rPr>
-        <w:lastRenderedPageBreak/>
         <w:t>Acteurs impliqués :</w:t>
       </w:r>
       <w:r>
@@ -3387,6 +3357,7 @@
           <w:sz w:val="28"/>
           <w:szCs w:val="28"/>
         </w:rPr>
+        <w:lastRenderedPageBreak/>
         <w:t>Préconditions</w:t>
       </w:r>
       <w:r>
@@ -3678,12 +3649,12 @@
         <w:spacing w:before="400" w:after="200" w:line="360" w:lineRule="auto"/>
         <w:jc w:val="both"/>
       </w:pPr>
-      <w:bookmarkStart w:id="43" w:name="_Toc238413436"/>
-      <w:bookmarkStart w:id="44" w:name="_Toc238553121"/>
-      <w:bookmarkStart w:id="45" w:name="_Toc238553171"/>
-      <w:bookmarkStart w:id="46" w:name="_Toc238553211"/>
-      <w:bookmarkStart w:id="47" w:name="_Toc239100942"/>
-      <w:bookmarkStart w:id="48" w:name="_Toc239101025"/>
+      <w:bookmarkStart w:id="48" w:name="_Toc238413436"/>
+      <w:bookmarkStart w:id="49" w:name="_Toc238553121"/>
+      <w:bookmarkStart w:id="50" w:name="_Toc238553171"/>
+      <w:bookmarkStart w:id="51" w:name="_Toc238553211"/>
+      <w:bookmarkStart w:id="52" w:name="_Toc243833653"/>
+      <w:bookmarkStart w:id="53" w:name="_Toc243833707"/>
       <w:r>
         <w:rPr>
           <w:rFonts w:eastAsia="Calibri"/>
@@ -3694,7 +3665,7 @@
         </w:rPr>
         <w:t xml:space="preserve">3. </w:t>
       </w:r>
-      <w:bookmarkEnd w:id="43"/>
+      <w:bookmarkEnd w:id="48"/>
       <w:r>
         <w:rPr>
           <w:rFonts w:eastAsia="Calibri"/>
@@ -3705,11 +3676,11 @@
         </w:rPr>
         <w:t>Diagramme d’état-transition (cycle de vie d’une tirelire)</w:t>
       </w:r>
-      <w:bookmarkEnd w:id="44"/>
-      <w:bookmarkEnd w:id="45"/>
-      <w:bookmarkEnd w:id="46"/>
-      <w:bookmarkEnd w:id="47"/>
-      <w:bookmarkEnd w:id="48"/>
+      <w:bookmarkEnd w:id="49"/>
+      <w:bookmarkEnd w:id="50"/>
+      <w:bookmarkEnd w:id="51"/>
+      <w:bookmarkEnd w:id="52"/>
+      <w:bookmarkEnd w:id="53"/>
     </w:p>
     <w:p>
       <w:pPr>
@@ -3719,9 +3690,9 @@
           <w:rFonts w:eastAsia="Calibri"/>
         </w:rPr>
       </w:pPr>
-      <w:bookmarkStart w:id="49" w:name="_Toc238412447"/>
-      <w:bookmarkStart w:id="50" w:name="_Toc238413364"/>
-      <w:bookmarkStart w:id="51" w:name="_Toc238413437"/>
+      <w:bookmarkStart w:id="54" w:name="_Toc238412447"/>
+      <w:bookmarkStart w:id="55" w:name="_Toc238413364"/>
+      <w:bookmarkStart w:id="56" w:name="_Toc238413437"/>
       <w:r>
         <w:rPr>
           <w:rFonts w:eastAsia="Calibri"/>
@@ -3771,29 +3742,31 @@
         <w:ind w:firstLine="708"/>
         <w:jc w:val="both"/>
         <w:rPr>
-          <w:sz w:val="28"/>
-          <w:szCs w:val="28"/>
-        </w:rPr>
-      </w:pPr>
-      <w:bookmarkStart w:id="52" w:name="_Toc238553122"/>
-      <w:bookmarkStart w:id="53" w:name="_Toc238553172"/>
-      <w:bookmarkStart w:id="54" w:name="_Toc238553212"/>
-      <w:bookmarkStart w:id="55" w:name="_Toc239100943"/>
-      <w:bookmarkStart w:id="56" w:name="_Toc239101026"/>
-      <w:r>
-        <w:rPr>
           <w:rFonts w:eastAsia="Calibri"/>
           <w:b/>
           <w:bCs/>
           <w:sz w:val="28"/>
           <w:szCs w:val="28"/>
         </w:rPr>
-        <w:lastRenderedPageBreak/>
-        <w:t xml:space="preserve">3.1 </w:t>
-      </w:r>
-      <w:bookmarkEnd w:id="49"/>
-      <w:bookmarkEnd w:id="50"/>
-      <w:bookmarkEnd w:id="51"/>
+      </w:pPr>
+      <w:bookmarkStart w:id="57" w:name="_Toc238553122"/>
+      <w:bookmarkStart w:id="58" w:name="_Toc238553172"/>
+      <w:bookmarkStart w:id="59" w:name="_Toc238553212"/>
+      <w:bookmarkStart w:id="60" w:name="_Toc239101026"/>
+      <w:bookmarkStart w:id="61" w:name="_Toc243833654"/>
+      <w:bookmarkStart w:id="62" w:name="_Toc243833708"/>
+    </w:p>
+    <w:p>
+      <w:pPr>
+        <w:pStyle w:val="Titre2"/>
+        <w:spacing w:before="300" w:after="150" w:line="360" w:lineRule="auto"/>
+        <w:ind w:firstLine="708"/>
+        <w:jc w:val="both"/>
+        <w:rPr>
+          <w:sz w:val="28"/>
+          <w:szCs w:val="28"/>
+        </w:rPr>
+      </w:pPr>
       <w:r>
         <w:rPr>
           <w:rFonts w:eastAsia="Calibri"/>
@@ -3802,13 +3775,28 @@
           <w:sz w:val="28"/>
           <w:szCs w:val="28"/>
         </w:rPr>
-        <w:t>Etats identifiés</w:t>
-      </w:r>
-      <w:bookmarkEnd w:id="52"/>
-      <w:bookmarkEnd w:id="53"/>
+        <w:lastRenderedPageBreak/>
+        <w:t xml:space="preserve">3.1 </w:t>
+      </w:r>
       <w:bookmarkEnd w:id="54"/>
       <w:bookmarkEnd w:id="55"/>
       <w:bookmarkEnd w:id="56"/>
+      <w:r>
+        <w:rPr>
+          <w:rFonts w:eastAsia="Calibri"/>
+          <w:b/>
+          <w:bCs/>
+          <w:sz w:val="28"/>
+          <w:szCs w:val="28"/>
+        </w:rPr>
+        <w:t>Etats identifiés</w:t>
+      </w:r>
+      <w:bookmarkEnd w:id="57"/>
+      <w:bookmarkEnd w:id="58"/>
+      <w:bookmarkEnd w:id="59"/>
+      <w:bookmarkEnd w:id="60"/>
+      <w:bookmarkEnd w:id="61"/>
+      <w:bookmarkEnd w:id="62"/>
     </w:p>
     <w:tbl>
       <w:tblPr>
@@ -4050,9 +4038,9 @@
           <w:szCs w:val="8"/>
         </w:rPr>
       </w:pPr>
-      <w:bookmarkStart w:id="57" w:name="_Toc238412448"/>
-      <w:bookmarkStart w:id="58" w:name="_Toc238413365"/>
-      <w:bookmarkStart w:id="59" w:name="_Toc238413438"/>
+      <w:bookmarkStart w:id="63" w:name="_Toc238412448"/>
+      <w:bookmarkStart w:id="64" w:name="_Toc238413365"/>
+      <w:bookmarkStart w:id="65" w:name="_Toc238413438"/>
     </w:p>
     <w:p>
       <w:pPr>
@@ -4065,11 +4053,12 @@
           <w:szCs w:val="28"/>
         </w:rPr>
       </w:pPr>
-      <w:bookmarkStart w:id="60" w:name="_Toc238553123"/>
-      <w:bookmarkStart w:id="61" w:name="_Toc238553173"/>
-      <w:bookmarkStart w:id="62" w:name="_Toc238553213"/>
-      <w:bookmarkStart w:id="63" w:name="_Toc239100944"/>
-      <w:bookmarkStart w:id="64" w:name="_Toc239101027"/>
+      <w:bookmarkStart w:id="66" w:name="_Toc238553123"/>
+      <w:bookmarkStart w:id="67" w:name="_Toc238553173"/>
+      <w:bookmarkStart w:id="68" w:name="_Toc238553213"/>
+      <w:bookmarkStart w:id="69" w:name="_Toc239101027"/>
+      <w:bookmarkStart w:id="70" w:name="_Toc243833655"/>
+      <w:bookmarkStart w:id="71" w:name="_Toc243833709"/>
       <w:r>
         <w:rPr>
           <w:rFonts w:eastAsia="Calibri"/>
@@ -4110,11 +4099,12 @@
         </w:rPr>
         <w:t>Transitions</w:t>
       </w:r>
-      <w:bookmarkEnd w:id="60"/>
-      <w:bookmarkEnd w:id="61"/>
-      <w:bookmarkEnd w:id="62"/>
-      <w:bookmarkEnd w:id="63"/>
-      <w:bookmarkEnd w:id="64"/>
+      <w:bookmarkEnd w:id="66"/>
+      <w:bookmarkEnd w:id="67"/>
+      <w:bookmarkEnd w:id="68"/>
+      <w:bookmarkEnd w:id="69"/>
+      <w:bookmarkEnd w:id="70"/>
+      <w:bookmarkEnd w:id="71"/>
     </w:p>
     <w:tbl>
       <w:tblPr>
@@ -4300,7 +4290,23 @@
                 <w:sz w:val="24"/>
                 <w:szCs w:val="24"/>
               </w:rPr>
-              <w:t>(initial)</w:t>
+              <w:t>(</w:t>
+            </w:r>
+            <w:proofErr w:type="gramStart"/>
+            <w:r>
+              <w:rPr>
+                <w:sz w:val="24"/>
+                <w:szCs w:val="24"/>
+              </w:rPr>
+              <w:t>initial</w:t>
+            </w:r>
+            <w:proofErr w:type="gramEnd"/>
+            <w:r>
+              <w:rPr>
+                <w:sz w:val="24"/>
+                <w:szCs w:val="24"/>
+              </w:rPr>
+              <w:t>)</w:t>
             </w:r>
           </w:p>
         </w:tc>
@@ -4380,12 +4386,21 @@
                 <w:szCs w:val="24"/>
               </w:rPr>
             </w:pPr>
-            <w:r>
-              <w:rPr>
-                <w:sz w:val="24"/>
-                <w:szCs w:val="24"/>
-              </w:rPr>
-              <w:t>solde &gt;=</w:t>
+            <w:proofErr w:type="gramStart"/>
+            <w:r>
+              <w:rPr>
+                <w:sz w:val="24"/>
+                <w:szCs w:val="24"/>
+              </w:rPr>
+              <w:t>solde</w:t>
+            </w:r>
+            <w:proofErr w:type="gramEnd"/>
+            <w:r>
+              <w:rPr>
+                <w:sz w:val="24"/>
+                <w:szCs w:val="24"/>
+              </w:rPr>
+              <w:t xml:space="preserve"> &gt;=</w:t>
             </w:r>
             <w:r>
               <w:rPr>
@@ -4394,6 +4409,7 @@
               </w:rPr>
               <w:t xml:space="preserve"> </w:t>
             </w:r>
+            <w:proofErr w:type="spellStart"/>
             <w:r>
               <w:rPr>
                 <w:sz w:val="24"/>
@@ -4401,6 +4417,7 @@
               </w:rPr>
               <w:t>montant_objectif</w:t>
             </w:r>
+            <w:proofErr w:type="spellEnd"/>
           </w:p>
         </w:tc>
         <w:tc>
@@ -4520,6 +4537,8 @@
                 <w:szCs w:val="24"/>
               </w:rPr>
             </w:pPr>
+            <w:proofErr w:type="spellStart"/>
+            <w:proofErr w:type="gramStart"/>
             <w:r>
               <w:rPr>
                 <w:rStyle w:val="CodeHTML"/>
@@ -4527,8 +4546,59 @@
                 <w:sz w:val="24"/>
                 <w:szCs w:val="24"/>
               </w:rPr>
-              <w:t>date_actuelle &gt; date_echeance ET solde &lt; montant_objectif</w:t>
-            </w:r>
+              <w:t>date</w:t>
+            </w:r>
+            <w:proofErr w:type="gramEnd"/>
+            <w:r>
+              <w:rPr>
+                <w:rStyle w:val="CodeHTML"/>
+                <w:rFonts w:ascii="Times New Roman" w:hAnsi="Times New Roman" w:cs="Times New Roman"/>
+                <w:sz w:val="24"/>
+                <w:szCs w:val="24"/>
+              </w:rPr>
+              <w:t>_actuelle</w:t>
+            </w:r>
+            <w:proofErr w:type="spellEnd"/>
+            <w:r>
+              <w:rPr>
+                <w:rStyle w:val="CodeHTML"/>
+                <w:rFonts w:ascii="Times New Roman" w:hAnsi="Times New Roman" w:cs="Times New Roman"/>
+                <w:sz w:val="24"/>
+                <w:szCs w:val="24"/>
+              </w:rPr>
+              <w:t xml:space="preserve"> &gt; </w:t>
+            </w:r>
+            <w:proofErr w:type="spellStart"/>
+            <w:r>
+              <w:rPr>
+                <w:rStyle w:val="CodeHTML"/>
+                <w:rFonts w:ascii="Times New Roman" w:hAnsi="Times New Roman" w:cs="Times New Roman"/>
+                <w:sz w:val="24"/>
+                <w:szCs w:val="24"/>
+              </w:rPr>
+              <w:t>date_echeance</w:t>
+            </w:r>
+            <w:proofErr w:type="spellEnd"/>
+            <w:r>
+              <w:rPr>
+                <w:rStyle w:val="CodeHTML"/>
+                <w:rFonts w:ascii="Times New Roman" w:hAnsi="Times New Roman" w:cs="Times New Roman"/>
+                <w:sz w:val="24"/>
+                <w:szCs w:val="24"/>
+              </w:rPr>
+              <w:t xml:space="preserve"> ET solde &lt; </w:t>
+            </w:r>
+            <w:proofErr w:type="spellStart"/>
+            <w:r>
+              <w:rPr>
+                <w:rStyle w:val="CodeHTML"/>
+                <w:rFonts w:ascii="Times New Roman" w:hAnsi="Times New Roman" w:cs="Times New Roman"/>
+                <w:sz w:val="24"/>
+                <w:szCs w:val="24"/>
+              </w:rPr>
+              <w:t>montant_objectif</w:t>
+            </w:r>
+            <w:proofErr w:type="spellEnd"/>
           </w:p>
         </w:tc>
         <w:tc>
@@ -4611,6 +4681,7 @@
                 <w:szCs w:val="24"/>
               </w:rPr>
             </w:pPr>
+            <w:proofErr w:type="gramStart"/>
             <w:r>
               <w:rPr>
                 <w:rStyle w:val="CodeHTML"/>
@@ -4618,7 +4689,17 @@
                 <w:sz w:val="24"/>
                 <w:szCs w:val="24"/>
               </w:rPr>
-              <w:t>solde = 0 après retrait</w:t>
+              <w:t>solde</w:t>
+            </w:r>
+            <w:proofErr w:type="gramEnd"/>
+            <w:r>
+              <w:rPr>
+                <w:rStyle w:val="CodeHTML"/>
+                <w:rFonts w:ascii="Times New Roman" w:hAnsi="Times New Roman" w:cs="Times New Roman"/>
+                <w:sz w:val="24"/>
+                <w:szCs w:val="24"/>
+              </w:rPr>
+              <w:t xml:space="preserve"> = 0 après retrait</w:t>
             </w:r>
           </w:p>
         </w:tc>
@@ -4729,10 +4810,10 @@
         </w:rPr>
         <w:t>ne tirelire ne peut jamais se trouver simultanément dans les deux états "Objectif atteint" et "Échéance dépassée".</w:t>
       </w:r>
-      <w:bookmarkStart w:id="65" w:name="_Toc238413439"/>
-      <w:bookmarkEnd w:id="57"/>
-      <w:bookmarkEnd w:id="58"/>
-      <w:bookmarkEnd w:id="59"/>
+      <w:bookmarkStart w:id="72" w:name="_Toc238413439"/>
+      <w:bookmarkEnd w:id="63"/>
+      <w:bookmarkEnd w:id="64"/>
+      <w:bookmarkEnd w:id="65"/>
     </w:p>
     <w:p>
       <w:pPr>
@@ -4740,11 +4821,11 @@
         <w:spacing w:before="400" w:after="200" w:line="360" w:lineRule="auto"/>
         <w:jc w:val="both"/>
       </w:pPr>
-      <w:bookmarkStart w:id="66" w:name="_Toc238553124"/>
-      <w:bookmarkStart w:id="67" w:name="_Toc238553174"/>
-      <w:bookmarkStart w:id="68" w:name="_Toc238553214"/>
-      <w:bookmarkStart w:id="69" w:name="_Toc239100945"/>
-      <w:bookmarkStart w:id="70" w:name="_Toc239101028"/>
+      <w:bookmarkStart w:id="73" w:name="_Toc238553124"/>
+      <w:bookmarkStart w:id="74" w:name="_Toc238553174"/>
+      <w:bookmarkStart w:id="75" w:name="_Toc238553214"/>
+      <w:bookmarkStart w:id="76" w:name="_Toc243833656"/>
+      <w:bookmarkStart w:id="77" w:name="_Toc243833710"/>
       <w:r>
         <w:rPr>
           <w:rFonts w:eastAsia="Calibri"/>
@@ -4755,7 +4836,7 @@
         </w:rPr>
         <w:t xml:space="preserve">4. </w:t>
       </w:r>
-      <w:bookmarkEnd w:id="65"/>
+      <w:bookmarkEnd w:id="72"/>
       <w:r>
         <w:rPr>
           <w:rFonts w:eastAsia="Calibri"/>
@@ -4766,11 +4847,11 @@
         </w:rPr>
         <w:t>Détail des classes et de leurs méthodes</w:t>
       </w:r>
-      <w:bookmarkEnd w:id="66"/>
-      <w:bookmarkEnd w:id="67"/>
-      <w:bookmarkEnd w:id="68"/>
-      <w:bookmarkEnd w:id="69"/>
-      <w:bookmarkEnd w:id="70"/>
+      <w:bookmarkEnd w:id="73"/>
+      <w:bookmarkEnd w:id="74"/>
+      <w:bookmarkEnd w:id="75"/>
+      <w:bookmarkEnd w:id="76"/>
+      <w:bookmarkEnd w:id="77"/>
     </w:p>
     <w:p>
       <w:pPr>
@@ -4786,14 +4867,15 @@
           <w:szCs w:val="28"/>
         </w:rPr>
       </w:pPr>
-      <w:bookmarkStart w:id="71" w:name="_Toc238412450"/>
-      <w:bookmarkStart w:id="72" w:name="_Toc238413367"/>
-      <w:bookmarkStart w:id="73" w:name="_Toc238413440"/>
-      <w:bookmarkStart w:id="74" w:name="_Toc238553125"/>
-      <w:bookmarkStart w:id="75" w:name="_Toc238553175"/>
-      <w:bookmarkStart w:id="76" w:name="_Toc238553215"/>
-      <w:bookmarkStart w:id="77" w:name="_Toc239100946"/>
-      <w:bookmarkStart w:id="78" w:name="_Toc239101029"/>
+      <w:bookmarkStart w:id="78" w:name="_Toc238412450"/>
+      <w:bookmarkStart w:id="79" w:name="_Toc238413367"/>
+      <w:bookmarkStart w:id="80" w:name="_Toc238413440"/>
+      <w:bookmarkStart w:id="81" w:name="_Toc238553125"/>
+      <w:bookmarkStart w:id="82" w:name="_Toc238553175"/>
+      <w:bookmarkStart w:id="83" w:name="_Toc238553215"/>
+      <w:bookmarkStart w:id="84" w:name="_Toc239101029"/>
+      <w:bookmarkStart w:id="85" w:name="_Toc243833657"/>
+      <w:bookmarkStart w:id="86" w:name="_Toc243833711"/>
       <w:r>
         <w:rPr>
           <w:rFonts w:eastAsia="Calibri"/>
@@ -4804,9 +4886,9 @@
         </w:rPr>
         <w:t xml:space="preserve">4.1 </w:t>
       </w:r>
-      <w:bookmarkEnd w:id="71"/>
-      <w:bookmarkEnd w:id="72"/>
-      <w:bookmarkEnd w:id="73"/>
+      <w:bookmarkEnd w:id="78"/>
+      <w:bookmarkEnd w:id="79"/>
+      <w:bookmarkEnd w:id="80"/>
       <w:r>
         <w:rPr>
           <w:rFonts w:eastAsia="Calibri"/>
@@ -4817,11 +4899,12 @@
         </w:rPr>
         <w:t>Classe Client</w:t>
       </w:r>
-      <w:bookmarkEnd w:id="74"/>
-      <w:bookmarkEnd w:id="75"/>
-      <w:bookmarkEnd w:id="76"/>
-      <w:bookmarkEnd w:id="77"/>
-      <w:bookmarkEnd w:id="78"/>
+      <w:bookmarkEnd w:id="81"/>
+      <w:bookmarkEnd w:id="82"/>
+      <w:bookmarkEnd w:id="83"/>
+      <w:bookmarkEnd w:id="84"/>
+      <w:bookmarkEnd w:id="85"/>
+      <w:bookmarkEnd w:id="86"/>
     </w:p>
     <w:p>
       <w:pPr>
@@ -4851,14 +4934,15 @@
           <w:szCs w:val="28"/>
         </w:rPr>
       </w:pPr>
-      <w:bookmarkStart w:id="79" w:name="_Toc238412451"/>
-      <w:bookmarkStart w:id="80" w:name="_Toc238413368"/>
-      <w:bookmarkStart w:id="81" w:name="_Toc238413441"/>
-      <w:bookmarkStart w:id="82" w:name="_Toc238553126"/>
-      <w:bookmarkStart w:id="83" w:name="_Toc238553176"/>
-      <w:bookmarkStart w:id="84" w:name="_Toc238553216"/>
-      <w:bookmarkStart w:id="85" w:name="_Toc239100947"/>
-      <w:bookmarkStart w:id="86" w:name="_Toc239101030"/>
+      <w:bookmarkStart w:id="87" w:name="_Toc238412451"/>
+      <w:bookmarkStart w:id="88" w:name="_Toc238413368"/>
+      <w:bookmarkStart w:id="89" w:name="_Toc238413441"/>
+      <w:bookmarkStart w:id="90" w:name="_Toc238553126"/>
+      <w:bookmarkStart w:id="91" w:name="_Toc238553176"/>
+      <w:bookmarkStart w:id="92" w:name="_Toc238553216"/>
+      <w:bookmarkStart w:id="93" w:name="_Toc239101030"/>
+      <w:bookmarkStart w:id="94" w:name="_Toc243833658"/>
+      <w:bookmarkStart w:id="95" w:name="_Toc243833712"/>
       <w:r>
         <w:rPr>
           <w:rFonts w:eastAsia="Calibri"/>
@@ -4870,9 +4954,9 @@
         <w:lastRenderedPageBreak/>
         <w:t xml:space="preserve">4.2 </w:t>
       </w:r>
-      <w:bookmarkEnd w:id="79"/>
-      <w:bookmarkEnd w:id="80"/>
-      <w:bookmarkEnd w:id="81"/>
+      <w:bookmarkEnd w:id="87"/>
+      <w:bookmarkEnd w:id="88"/>
+      <w:bookmarkEnd w:id="89"/>
       <w:r>
         <w:rPr>
           <w:rFonts w:eastAsia="Calibri"/>
@@ -4883,11 +4967,12 @@
         </w:rPr>
         <w:t>Classe Tirelire</w:t>
       </w:r>
-      <w:bookmarkEnd w:id="82"/>
-      <w:bookmarkEnd w:id="83"/>
-      <w:bookmarkEnd w:id="84"/>
-      <w:bookmarkEnd w:id="85"/>
-      <w:bookmarkEnd w:id="86"/>
+      <w:bookmarkEnd w:id="90"/>
+      <w:bookmarkEnd w:id="91"/>
+      <w:bookmarkEnd w:id="92"/>
+      <w:bookmarkEnd w:id="93"/>
+      <w:bookmarkEnd w:id="94"/>
+      <w:bookmarkEnd w:id="95"/>
     </w:p>
     <w:tbl>
       <w:tblPr>
@@ -5000,6 +5085,8 @@
                 <w:szCs w:val="24"/>
               </w:rPr>
             </w:pPr>
+            <w:proofErr w:type="spellStart"/>
+            <w:proofErr w:type="gramStart"/>
             <w:r>
               <w:rPr>
                 <w:sz w:val="24"/>
@@ -5007,6 +5094,8 @@
               </w:rPr>
               <w:t>deposer</w:t>
             </w:r>
+            <w:proofErr w:type="spellEnd"/>
+            <w:proofErr w:type="gramEnd"/>
           </w:p>
         </w:tc>
         <w:tc>
@@ -5021,12 +5110,46 @@
                 <w:szCs w:val="24"/>
               </w:rPr>
             </w:pPr>
-            <w:r>
-              <w:rPr>
-                <w:sz w:val="24"/>
-                <w:szCs w:val="24"/>
-              </w:rPr>
-              <w:t xml:space="preserve">deposer(self, montant: Decimal) </w:t>
+            <w:proofErr w:type="spellStart"/>
+            <w:proofErr w:type="gramStart"/>
+            <w:r>
+              <w:rPr>
+                <w:sz w:val="24"/>
+                <w:szCs w:val="24"/>
+              </w:rPr>
+              <w:t>deposer</w:t>
+            </w:r>
+            <w:proofErr w:type="spellEnd"/>
+            <w:r>
+              <w:rPr>
+                <w:sz w:val="24"/>
+                <w:szCs w:val="24"/>
+              </w:rPr>
+              <w:t>(</w:t>
+            </w:r>
+            <w:proofErr w:type="gramEnd"/>
+            <w:r>
+              <w:rPr>
+                <w:sz w:val="24"/>
+                <w:szCs w:val="24"/>
+              </w:rPr>
+              <w:t xml:space="preserve">self, montant: </w:t>
+            </w:r>
+            <w:proofErr w:type="spellStart"/>
+            <w:r>
+              <w:rPr>
+                <w:sz w:val="24"/>
+                <w:szCs w:val="24"/>
+              </w:rPr>
+              <w:t>Decimal</w:t>
+            </w:r>
+            <w:proofErr w:type="spellEnd"/>
+            <w:r>
+              <w:rPr>
+                <w:sz w:val="24"/>
+                <w:szCs w:val="24"/>
+              </w:rPr>
+              <w:t xml:space="preserve">) </w:t>
             </w:r>
             <w:r>
               <w:rPr>
@@ -5063,6 +5186,7 @@
               </w:rPr>
               <w:t xml:space="preserve">Vérifie RG1 (montant strictement positif), lève </w:t>
             </w:r>
+            <w:proofErr w:type="spellStart"/>
             <w:r>
               <w:rPr>
                 <w:rStyle w:val="CodeHTML"/>
@@ -5072,6 +5196,7 @@
               </w:rPr>
               <w:t>MontantInvalide</w:t>
             </w:r>
+            <w:proofErr w:type="spellEnd"/>
             <w:r>
               <w:rPr>
                 <w:sz w:val="24"/>
@@ -5099,6 +5224,7 @@
                 <w:szCs w:val="24"/>
               </w:rPr>
             </w:pPr>
+            <w:proofErr w:type="gramStart"/>
             <w:r>
               <w:rPr>
                 <w:sz w:val="24"/>
@@ -5106,6 +5232,7 @@
               </w:rPr>
               <w:t>retirer</w:t>
             </w:r>
+            <w:proofErr w:type="gramEnd"/>
           </w:p>
         </w:tc>
         <w:tc>
@@ -5120,12 +5247,37 @@
                 <w:szCs w:val="24"/>
               </w:rPr>
             </w:pPr>
-            <w:r>
-              <w:rPr>
-                <w:sz w:val="24"/>
-                <w:szCs w:val="24"/>
-              </w:rPr>
-              <w:t>retirer(self, montant: Decimal) -&gt; None</w:t>
+            <w:proofErr w:type="gramStart"/>
+            <w:r>
+              <w:rPr>
+                <w:sz w:val="24"/>
+                <w:szCs w:val="24"/>
+              </w:rPr>
+              <w:t>retirer(</w:t>
+            </w:r>
+            <w:proofErr w:type="gramEnd"/>
+            <w:r>
+              <w:rPr>
+                <w:sz w:val="24"/>
+                <w:szCs w:val="24"/>
+              </w:rPr>
+              <w:t xml:space="preserve">self, montant: </w:t>
+            </w:r>
+            <w:proofErr w:type="spellStart"/>
+            <w:r>
+              <w:rPr>
+                <w:sz w:val="24"/>
+                <w:szCs w:val="24"/>
+              </w:rPr>
+              <w:t>Decimal</w:t>
+            </w:r>
+            <w:proofErr w:type="spellEnd"/>
+            <w:r>
+              <w:rPr>
+                <w:sz w:val="24"/>
+                <w:szCs w:val="24"/>
+              </w:rPr>
+              <w:t>) -&gt; None</w:t>
             </w:r>
           </w:p>
         </w:tc>
@@ -5148,6 +5300,7 @@
               </w:rPr>
               <w:t xml:space="preserve">Vérifie RG1, RG2 et RG3 dans cet ordre ; lève respectivement </w:t>
             </w:r>
+            <w:proofErr w:type="spellStart"/>
             <w:r>
               <w:rPr>
                 <w:rStyle w:val="CodeHTML"/>
@@ -5157,6 +5310,7 @@
               </w:rPr>
               <w:t>MontantInvalide</w:t>
             </w:r>
+            <w:proofErr w:type="spellEnd"/>
             <w:r>
               <w:rPr>
                 <w:sz w:val="24"/>
@@ -5164,6 +5318,7 @@
               </w:rPr>
               <w:t xml:space="preserve">, </w:t>
             </w:r>
+            <w:proofErr w:type="spellStart"/>
             <w:r>
               <w:rPr>
                 <w:rStyle w:val="CodeHTML"/>
@@ -5173,6 +5328,7 @@
               </w:rPr>
               <w:t>SoldeInsuffisant</w:t>
             </w:r>
+            <w:proofErr w:type="spellEnd"/>
             <w:r>
               <w:rPr>
                 <w:sz w:val="24"/>
@@ -5180,6 +5336,7 @@
               </w:rPr>
               <w:t xml:space="preserve"> ou </w:t>
             </w:r>
+            <w:proofErr w:type="spellStart"/>
             <w:r>
               <w:rPr>
                 <w:rStyle w:val="CodeHTML"/>
@@ -5189,6 +5346,7 @@
               </w:rPr>
               <w:t>RetraitNonAutorise</w:t>
             </w:r>
+            <w:proofErr w:type="spellEnd"/>
             <w:r>
               <w:rPr>
                 <w:sz w:val="24"/>
@@ -5215,13 +5373,24 @@
                 <w:szCs w:val="24"/>
               </w:rPr>
             </w:pPr>
-            <w:r>
-              <w:rPr>
-                <w:sz w:val="24"/>
-                <w:szCs w:val="24"/>
-              </w:rPr>
-              <w:t>objectif_atteint</w:t>
-            </w:r>
+            <w:proofErr w:type="spellStart"/>
+            <w:proofErr w:type="gramStart"/>
+            <w:r>
+              <w:rPr>
+                <w:sz w:val="24"/>
+                <w:szCs w:val="24"/>
+              </w:rPr>
+              <w:t>objectif</w:t>
+            </w:r>
+            <w:proofErr w:type="gramEnd"/>
+            <w:r>
+              <w:rPr>
+                <w:sz w:val="24"/>
+                <w:szCs w:val="24"/>
+              </w:rPr>
+              <w:t>_atteint</w:t>
+            </w:r>
+            <w:proofErr w:type="spellEnd"/>
           </w:p>
         </w:tc>
         <w:tc>
@@ -5236,13 +5405,40 @@
                 <w:szCs w:val="24"/>
               </w:rPr>
             </w:pPr>
-            <w:r>
-              <w:rPr>
-                <w:sz w:val="24"/>
-                <w:szCs w:val="24"/>
-              </w:rPr>
-              <w:t>objectif_atteint(self) -&gt; bool</w:t>
-            </w:r>
+            <w:proofErr w:type="spellStart"/>
+            <w:proofErr w:type="gramStart"/>
+            <w:r>
+              <w:rPr>
+                <w:sz w:val="24"/>
+                <w:szCs w:val="24"/>
+              </w:rPr>
+              <w:t>objectif</w:t>
+            </w:r>
+            <w:proofErr w:type="gramEnd"/>
+            <w:r>
+              <w:rPr>
+                <w:sz w:val="24"/>
+                <w:szCs w:val="24"/>
+              </w:rPr>
+              <w:t>_atteint</w:t>
+            </w:r>
+            <w:proofErr w:type="spellEnd"/>
+            <w:r>
+              <w:rPr>
+                <w:sz w:val="24"/>
+                <w:szCs w:val="24"/>
+              </w:rPr>
+              <w:t xml:space="preserve">(self) -&gt; </w:t>
+            </w:r>
+            <w:proofErr w:type="spellStart"/>
+            <w:r>
+              <w:rPr>
+                <w:sz w:val="24"/>
+                <w:szCs w:val="24"/>
+              </w:rPr>
+              <w:t>bool</w:t>
+            </w:r>
+            <w:proofErr w:type="spellEnd"/>
           </w:p>
         </w:tc>
         <w:tc>
@@ -5264,6 +5460,7 @@
               </w:rPr>
               <w:t xml:space="preserve">Retourne </w:t>
             </w:r>
+            <w:proofErr w:type="spellStart"/>
             <w:r>
               <w:rPr>
                 <w:rStyle w:val="CodeHTML"/>
@@ -5273,6 +5470,7 @@
               </w:rPr>
               <w:t>True</w:t>
             </w:r>
+            <w:proofErr w:type="spellEnd"/>
             <w:r>
               <w:rPr>
                 <w:sz w:val="24"/>
@@ -5287,8 +5485,19 @@
                 <w:sz w:val="24"/>
                 <w:szCs w:val="24"/>
               </w:rPr>
-              <w:t>solde &gt;= montant_objectif</w:t>
-            </w:r>
+              <w:t xml:space="preserve">solde &gt;= </w:t>
+            </w:r>
+            <w:proofErr w:type="spellStart"/>
+            <w:r>
+              <w:rPr>
+                <w:rStyle w:val="CodeHTML"/>
+                <w:rFonts w:ascii="Times New Roman" w:hAnsi="Times New Roman" w:cs="Times New Roman"/>
+                <w:sz w:val="24"/>
+                <w:szCs w:val="24"/>
+              </w:rPr>
+              <w:t>montant_objectif</w:t>
+            </w:r>
+            <w:proofErr w:type="spellEnd"/>
             <w:r>
               <w:rPr>
                 <w:sz w:val="24"/>
@@ -5331,13 +5540,24 @@
                 <w:szCs w:val="24"/>
               </w:rPr>
             </w:pPr>
-            <w:r>
-              <w:rPr>
-                <w:sz w:val="24"/>
-                <w:szCs w:val="24"/>
-              </w:rPr>
-              <w:t>echeance_depassee</w:t>
-            </w:r>
+            <w:proofErr w:type="spellStart"/>
+            <w:proofErr w:type="gramStart"/>
+            <w:r>
+              <w:rPr>
+                <w:sz w:val="24"/>
+                <w:szCs w:val="24"/>
+              </w:rPr>
+              <w:t>echeance</w:t>
+            </w:r>
+            <w:proofErr w:type="gramEnd"/>
+            <w:r>
+              <w:rPr>
+                <w:sz w:val="24"/>
+                <w:szCs w:val="24"/>
+              </w:rPr>
+              <w:t>_depassee</w:t>
+            </w:r>
+            <w:proofErr w:type="spellEnd"/>
           </w:p>
         </w:tc>
         <w:tc>
@@ -5352,13 +5572,40 @@
                 <w:szCs w:val="24"/>
               </w:rPr>
             </w:pPr>
-            <w:r>
-              <w:rPr>
-                <w:sz w:val="24"/>
-                <w:szCs w:val="24"/>
-              </w:rPr>
-              <w:t>echeance_depassee(self) -&gt; bool</w:t>
-            </w:r>
+            <w:proofErr w:type="spellStart"/>
+            <w:proofErr w:type="gramStart"/>
+            <w:r>
+              <w:rPr>
+                <w:sz w:val="24"/>
+                <w:szCs w:val="24"/>
+              </w:rPr>
+              <w:t>echeance</w:t>
+            </w:r>
+            <w:proofErr w:type="gramEnd"/>
+            <w:r>
+              <w:rPr>
+                <w:sz w:val="24"/>
+                <w:szCs w:val="24"/>
+              </w:rPr>
+              <w:t>_depassee</w:t>
+            </w:r>
+            <w:proofErr w:type="spellEnd"/>
+            <w:r>
+              <w:rPr>
+                <w:sz w:val="24"/>
+                <w:szCs w:val="24"/>
+              </w:rPr>
+              <w:t xml:space="preserve">(self) -&gt; </w:t>
+            </w:r>
+            <w:proofErr w:type="spellStart"/>
+            <w:r>
+              <w:rPr>
+                <w:sz w:val="24"/>
+                <w:szCs w:val="24"/>
+              </w:rPr>
+              <w:t>bool</w:t>
+            </w:r>
+            <w:proofErr w:type="spellEnd"/>
           </w:p>
         </w:tc>
         <w:tc>
@@ -5380,6 +5627,7 @@
               </w:rPr>
               <w:t xml:space="preserve">Retourne </w:t>
             </w:r>
+            <w:proofErr w:type="spellStart"/>
             <w:r>
               <w:rPr>
                 <w:rStyle w:val="CodeHTML"/>
@@ -5389,6 +5637,7 @@
               </w:rPr>
               <w:t>True</w:t>
             </w:r>
+            <w:proofErr w:type="spellEnd"/>
             <w:r>
               <w:rPr>
                 <w:sz w:val="24"/>
@@ -5396,6 +5645,7 @@
               </w:rPr>
               <w:t xml:space="preserve"> si la date actuelle dépasse </w:t>
             </w:r>
+            <w:proofErr w:type="spellStart"/>
             <w:r>
               <w:rPr>
                 <w:rStyle w:val="CodeHTML"/>
@@ -5405,6 +5655,7 @@
               </w:rPr>
               <w:t>date_echeance</w:t>
             </w:r>
+            <w:proofErr w:type="spellEnd"/>
             <w:r>
               <w:rPr>
                 <w:sz w:val="24"/>
@@ -5427,6 +5678,454 @@
                 <w:szCs w:val="24"/>
               </w:rPr>
               <w:t xml:space="preserve"> (RG3) et par le diagramme d'état-transition</w:t>
+            </w:r>
+          </w:p>
+        </w:tc>
+      </w:tr>
+      <w:tr>
+        <w:trPr>
+          <w:jc w:val="center"/>
+        </w:trPr>
+        <w:tc>
+          <w:tcPr>
+            <w:tcW w:w="3209" w:type="dxa"/>
+          </w:tcPr>
+          <w:p>
+            <w:pPr>
+              <w:spacing w:line="360" w:lineRule="auto"/>
+              <w:rPr>
+                <w:sz w:val="24"/>
+                <w:szCs w:val="24"/>
+              </w:rPr>
+            </w:pPr>
+            <w:proofErr w:type="spellStart"/>
+            <w:proofErr w:type="gramStart"/>
+            <w:r>
+              <w:rPr>
+                <w:sz w:val="24"/>
+                <w:szCs w:val="24"/>
+              </w:rPr>
+              <w:t>retrait</w:t>
+            </w:r>
+            <w:proofErr w:type="gramEnd"/>
+            <w:r>
+              <w:rPr>
+                <w:sz w:val="24"/>
+                <w:szCs w:val="24"/>
+              </w:rPr>
+              <w:t>_autorise</w:t>
+            </w:r>
+            <w:proofErr w:type="spellEnd"/>
+          </w:p>
+        </w:tc>
+        <w:tc>
+          <w:tcPr>
+            <w:tcW w:w="3209" w:type="dxa"/>
+          </w:tcPr>
+          <w:p>
+            <w:pPr>
+              <w:spacing w:line="360" w:lineRule="auto"/>
+              <w:rPr>
+                <w:sz w:val="24"/>
+                <w:szCs w:val="24"/>
+              </w:rPr>
+            </w:pPr>
+            <w:proofErr w:type="spellStart"/>
+            <w:proofErr w:type="gramStart"/>
+            <w:r>
+              <w:rPr>
+                <w:sz w:val="24"/>
+                <w:szCs w:val="24"/>
+              </w:rPr>
+              <w:t>retrait</w:t>
+            </w:r>
+            <w:proofErr w:type="gramEnd"/>
+            <w:r>
+              <w:rPr>
+                <w:sz w:val="24"/>
+                <w:szCs w:val="24"/>
+              </w:rPr>
+              <w:t>_autorise</w:t>
+            </w:r>
+            <w:proofErr w:type="spellEnd"/>
+            <w:r>
+              <w:rPr>
+                <w:sz w:val="24"/>
+                <w:szCs w:val="24"/>
+              </w:rPr>
+              <w:t xml:space="preserve">() -&gt; </w:t>
+            </w:r>
+            <w:proofErr w:type="spellStart"/>
+            <w:r>
+              <w:rPr>
+                <w:sz w:val="24"/>
+                <w:szCs w:val="24"/>
+              </w:rPr>
+              <w:t>bool</w:t>
+            </w:r>
+            <w:proofErr w:type="spellEnd"/>
+          </w:p>
+        </w:tc>
+        <w:tc>
+          <w:tcPr>
+            <w:tcW w:w="3210" w:type="dxa"/>
+          </w:tcPr>
+          <w:p>
+            <w:pPr>
+              <w:spacing w:line="360" w:lineRule="auto"/>
+              <w:rPr>
+                <w:sz w:val="24"/>
+                <w:szCs w:val="24"/>
+              </w:rPr>
+            </w:pPr>
+            <w:r>
+              <w:rPr>
+                <w:sz w:val="24"/>
+                <w:szCs w:val="24"/>
+              </w:rPr>
+              <w:t xml:space="preserve">Retourne </w:t>
+            </w:r>
+            <w:proofErr w:type="spellStart"/>
+            <w:r>
+              <w:rPr>
+                <w:sz w:val="24"/>
+                <w:szCs w:val="24"/>
+              </w:rPr>
+              <w:t>True</w:t>
+            </w:r>
+            <w:proofErr w:type="spellEnd"/>
+            <w:r>
+              <w:rPr>
+                <w:sz w:val="24"/>
+                <w:szCs w:val="24"/>
+              </w:rPr>
+              <w:t xml:space="preserve"> si </w:t>
+            </w:r>
+            <w:proofErr w:type="spellStart"/>
+            <w:r>
+              <w:rPr>
+                <w:rStyle w:val="CodeHTML"/>
+                <w:rFonts w:ascii="Times New Roman" w:hAnsi="Times New Roman" w:cs="Times New Roman"/>
+                <w:sz w:val="24"/>
+                <w:szCs w:val="24"/>
+              </w:rPr>
+              <w:t>objectif_</w:t>
+            </w:r>
+            <w:proofErr w:type="gramStart"/>
+            <w:r>
+              <w:rPr>
+                <w:rStyle w:val="CodeHTML"/>
+                <w:rFonts w:ascii="Times New Roman" w:hAnsi="Times New Roman" w:cs="Times New Roman"/>
+                <w:sz w:val="24"/>
+                <w:szCs w:val="24"/>
+              </w:rPr>
+              <w:t>atteint</w:t>
+            </w:r>
+            <w:proofErr w:type="spellEnd"/>
+            <w:r>
+              <w:rPr>
+                <w:rStyle w:val="CodeHTML"/>
+                <w:rFonts w:ascii="Times New Roman" w:hAnsi="Times New Roman" w:cs="Times New Roman"/>
+                <w:sz w:val="24"/>
+                <w:szCs w:val="24"/>
+              </w:rPr>
+              <w:t>(</w:t>
+            </w:r>
+            <w:proofErr w:type="gramEnd"/>
+            <w:r>
+              <w:rPr>
+                <w:rStyle w:val="CodeHTML"/>
+                <w:rFonts w:ascii="Times New Roman" w:hAnsi="Times New Roman" w:cs="Times New Roman"/>
+                <w:sz w:val="24"/>
+                <w:szCs w:val="24"/>
+              </w:rPr>
+              <w:t>)</w:t>
+            </w:r>
+            <w:r>
+              <w:rPr>
+                <w:sz w:val="24"/>
+                <w:szCs w:val="24"/>
+              </w:rPr>
+              <w:t xml:space="preserve"> ou </w:t>
+            </w:r>
+            <w:proofErr w:type="spellStart"/>
+            <w:r>
+              <w:rPr>
+                <w:rStyle w:val="CodeHTML"/>
+                <w:rFonts w:ascii="Times New Roman" w:hAnsi="Times New Roman" w:cs="Times New Roman"/>
+                <w:sz w:val="24"/>
+                <w:szCs w:val="24"/>
+              </w:rPr>
+              <w:t>echeance_depassee</w:t>
+            </w:r>
+            <w:proofErr w:type="spellEnd"/>
+            <w:r>
+              <w:rPr>
+                <w:rStyle w:val="CodeHTML"/>
+                <w:rFonts w:ascii="Times New Roman" w:hAnsi="Times New Roman" w:cs="Times New Roman"/>
+                <w:sz w:val="24"/>
+                <w:szCs w:val="24"/>
+              </w:rPr>
+              <w:t>()</w:t>
+            </w:r>
+            <w:r>
+              <w:rPr>
+                <w:rStyle w:val="CodeHTML"/>
+                <w:rFonts w:ascii="Times New Roman" w:hAnsi="Times New Roman" w:cs="Times New Roman"/>
+                <w:sz w:val="24"/>
+                <w:szCs w:val="24"/>
+              </w:rPr>
+              <w:t> ;</w:t>
+            </w:r>
+            <w:r>
+              <w:rPr>
+                <w:sz w:val="24"/>
+                <w:szCs w:val="24"/>
+              </w:rPr>
+              <w:t xml:space="preserve"> utilisée par </w:t>
+            </w:r>
+            <w:r>
+              <w:rPr>
+                <w:rStyle w:val="CodeHTML"/>
+                <w:rFonts w:ascii="Times New Roman" w:hAnsi="Times New Roman" w:cs="Times New Roman"/>
+                <w:sz w:val="24"/>
+                <w:szCs w:val="24"/>
+              </w:rPr>
+              <w:t>retirer</w:t>
+            </w:r>
+            <w:r>
+              <w:rPr>
+                <w:sz w:val="24"/>
+                <w:szCs w:val="24"/>
+              </w:rPr>
+              <w:t xml:space="preserve"> pour RG3</w:t>
+            </w:r>
+          </w:p>
+        </w:tc>
+      </w:tr>
+      <w:tr>
+        <w:trPr>
+          <w:jc w:val="center"/>
+        </w:trPr>
+        <w:tc>
+          <w:tcPr>
+            <w:tcW w:w="3209" w:type="dxa"/>
+          </w:tcPr>
+          <w:p>
+            <w:pPr>
+              <w:spacing w:line="360" w:lineRule="auto"/>
+              <w:rPr>
+                <w:sz w:val="24"/>
+                <w:szCs w:val="24"/>
+              </w:rPr>
+            </w:pPr>
+            <w:proofErr w:type="spellStart"/>
+            <w:proofErr w:type="gramStart"/>
+            <w:r>
+              <w:rPr>
+                <w:sz w:val="24"/>
+                <w:szCs w:val="24"/>
+              </w:rPr>
+              <w:t>montant</w:t>
+            </w:r>
+            <w:proofErr w:type="gramEnd"/>
+            <w:r>
+              <w:rPr>
+                <w:sz w:val="24"/>
+                <w:szCs w:val="24"/>
+              </w:rPr>
+              <w:t>_restant</w:t>
+            </w:r>
+            <w:proofErr w:type="spellEnd"/>
+          </w:p>
+        </w:tc>
+        <w:tc>
+          <w:tcPr>
+            <w:tcW w:w="3209" w:type="dxa"/>
+          </w:tcPr>
+          <w:p>
+            <w:pPr>
+              <w:spacing w:line="360" w:lineRule="auto"/>
+              <w:rPr>
+                <w:sz w:val="24"/>
+                <w:szCs w:val="24"/>
+              </w:rPr>
+            </w:pPr>
+            <w:proofErr w:type="spellStart"/>
+            <w:proofErr w:type="gramStart"/>
+            <w:r>
+              <w:rPr>
+                <w:sz w:val="24"/>
+                <w:szCs w:val="24"/>
+              </w:rPr>
+              <w:t>montant</w:t>
+            </w:r>
+            <w:proofErr w:type="gramEnd"/>
+            <w:r>
+              <w:rPr>
+                <w:sz w:val="24"/>
+                <w:szCs w:val="24"/>
+              </w:rPr>
+              <w:t>_restant</w:t>
+            </w:r>
+            <w:proofErr w:type="spellEnd"/>
+            <w:r>
+              <w:rPr>
+                <w:sz w:val="24"/>
+                <w:szCs w:val="24"/>
+              </w:rPr>
+              <w:t xml:space="preserve">() -&gt; </w:t>
+            </w:r>
+            <w:proofErr w:type="spellStart"/>
+            <w:r>
+              <w:rPr>
+                <w:sz w:val="24"/>
+                <w:szCs w:val="24"/>
+              </w:rPr>
+              <w:t>Decimal</w:t>
+            </w:r>
+            <w:proofErr w:type="spellEnd"/>
+          </w:p>
+        </w:tc>
+        <w:tc>
+          <w:tcPr>
+            <w:tcW w:w="3210" w:type="dxa"/>
+          </w:tcPr>
+          <w:p>
+            <w:pPr>
+              <w:spacing w:line="360" w:lineRule="auto"/>
+              <w:rPr>
+                <w:sz w:val="24"/>
+                <w:szCs w:val="24"/>
+              </w:rPr>
+            </w:pPr>
+            <w:r>
+              <w:rPr>
+                <w:sz w:val="24"/>
+                <w:szCs w:val="24"/>
+              </w:rPr>
+              <w:t>Retourne le solde restant</w:t>
+            </w:r>
+          </w:p>
+        </w:tc>
+      </w:tr>
+      <w:tr>
+        <w:trPr>
+          <w:jc w:val="center"/>
+        </w:trPr>
+        <w:tc>
+          <w:tcPr>
+            <w:tcW w:w="3209" w:type="dxa"/>
+          </w:tcPr>
+          <w:p>
+            <w:pPr>
+              <w:spacing w:line="360" w:lineRule="auto"/>
+              <w:rPr>
+                <w:sz w:val="24"/>
+                <w:szCs w:val="24"/>
+              </w:rPr>
+            </w:pPr>
+            <w:proofErr w:type="spellStart"/>
+            <w:proofErr w:type="gramStart"/>
+            <w:r>
+              <w:rPr>
+                <w:sz w:val="24"/>
+                <w:szCs w:val="24"/>
+              </w:rPr>
+              <w:lastRenderedPageBreak/>
+              <w:t>progression</w:t>
+            </w:r>
+            <w:proofErr w:type="gramEnd"/>
+            <w:r>
+              <w:rPr>
+                <w:sz w:val="24"/>
+                <w:szCs w:val="24"/>
+              </w:rPr>
+              <w:t>_pourcentage</w:t>
+            </w:r>
+            <w:proofErr w:type="spellEnd"/>
+          </w:p>
+        </w:tc>
+        <w:tc>
+          <w:tcPr>
+            <w:tcW w:w="3209" w:type="dxa"/>
+          </w:tcPr>
+          <w:p>
+            <w:pPr>
+              <w:spacing w:line="360" w:lineRule="auto"/>
+              <w:rPr>
+                <w:sz w:val="24"/>
+                <w:szCs w:val="24"/>
+              </w:rPr>
+            </w:pPr>
+            <w:proofErr w:type="spellStart"/>
+            <w:proofErr w:type="gramStart"/>
+            <w:r>
+              <w:rPr>
+                <w:sz w:val="24"/>
+                <w:szCs w:val="24"/>
+              </w:rPr>
+              <w:t>progression</w:t>
+            </w:r>
+            <w:proofErr w:type="gramEnd"/>
+            <w:r>
+              <w:rPr>
+                <w:sz w:val="24"/>
+                <w:szCs w:val="24"/>
+              </w:rPr>
+              <w:t>_pourcentage</w:t>
+            </w:r>
+            <w:proofErr w:type="spellEnd"/>
+            <w:r>
+              <w:rPr>
+                <w:sz w:val="24"/>
+                <w:szCs w:val="24"/>
+              </w:rPr>
+              <w:t xml:space="preserve">() -&gt; </w:t>
+            </w:r>
+            <w:proofErr w:type="spellStart"/>
+            <w:r>
+              <w:rPr>
+                <w:sz w:val="24"/>
+                <w:szCs w:val="24"/>
+              </w:rPr>
+              <w:t>Decimal</w:t>
+            </w:r>
+            <w:proofErr w:type="spellEnd"/>
+          </w:p>
+        </w:tc>
+        <w:tc>
+          <w:tcPr>
+            <w:tcW w:w="3210" w:type="dxa"/>
+          </w:tcPr>
+          <w:p>
+            <w:pPr>
+              <w:spacing w:line="360" w:lineRule="auto"/>
+              <w:rPr>
+                <w:sz w:val="24"/>
+                <w:szCs w:val="24"/>
+              </w:rPr>
+            </w:pPr>
+            <w:r>
+              <w:rPr>
+                <w:sz w:val="24"/>
+                <w:szCs w:val="24"/>
+              </w:rPr>
+              <w:t>Donne la progression de l’objectif. (Solde</w:t>
+            </w:r>
+            <w:r>
+              <w:rPr>
+                <w:sz w:val="24"/>
+                <w:szCs w:val="24"/>
+              </w:rPr>
+              <w:t xml:space="preserve"> / objectif × 100, plafonné à 100</w:t>
+            </w:r>
+            <w:r>
+              <w:rPr>
+                <w:sz w:val="24"/>
+                <w:szCs w:val="24"/>
+              </w:rPr>
+              <w:t>)</w:t>
             </w:r>
           </w:p>
         </w:tc>
@@ -5456,12 +6155,13 @@
           <w:szCs w:val="28"/>
         </w:rPr>
       </w:pPr>
-      <w:bookmarkStart w:id="87" w:name="_Toc238553127"/>
-      <w:bookmarkStart w:id="88" w:name="_Toc238553177"/>
-      <w:bookmarkStart w:id="89" w:name="_Toc238553217"/>
-      <w:bookmarkStart w:id="90" w:name="_Toc239100948"/>
-      <w:bookmarkStart w:id="91" w:name="_Toc239101031"/>
-      <w:bookmarkStart w:id="92" w:name="_Toc238413442"/>
+      <w:bookmarkStart w:id="96" w:name="_Toc238553127"/>
+      <w:bookmarkStart w:id="97" w:name="_Toc238553177"/>
+      <w:bookmarkStart w:id="98" w:name="_Toc238553217"/>
+      <w:bookmarkStart w:id="99" w:name="_Toc239101031"/>
+      <w:bookmarkStart w:id="100" w:name="_Toc238413442"/>
+      <w:bookmarkStart w:id="101" w:name="_Toc243833659"/>
+      <w:bookmarkStart w:id="102" w:name="_Toc243833713"/>
       <w:r>
         <w:rPr>
           <w:rFonts w:eastAsia="Calibri"/>
@@ -5470,7 +6170,7 @@
           <w:sz w:val="28"/>
           <w:szCs w:val="28"/>
         </w:rPr>
-        <w:t xml:space="preserve">4.1 </w:t>
+        <w:t>4.</w:t>
       </w:r>
       <w:r>
         <w:rPr>
@@ -5480,13 +6180,44 @@
           <w:sz w:val="28"/>
           <w:szCs w:val="28"/>
         </w:rPr>
-        <w:t>Classe Operation</w:t>
-      </w:r>
-      <w:bookmarkEnd w:id="87"/>
-      <w:bookmarkEnd w:id="88"/>
-      <w:bookmarkEnd w:id="89"/>
-      <w:bookmarkEnd w:id="90"/>
-      <w:bookmarkEnd w:id="91"/>
+        <w:t>3</w:t>
+      </w:r>
+      <w:r>
+        <w:rPr>
+          <w:rFonts w:eastAsia="Calibri"/>
+          <w:b/>
+          <w:bCs/>
+          <w:sz w:val="28"/>
+          <w:szCs w:val="28"/>
+        </w:rPr>
+        <w:t xml:space="preserve"> </w:t>
+      </w:r>
+      <w:r>
+        <w:rPr>
+          <w:rFonts w:eastAsia="Calibri"/>
+          <w:b/>
+          <w:bCs/>
+          <w:sz w:val="28"/>
+          <w:szCs w:val="28"/>
+        </w:rPr>
+        <w:t xml:space="preserve">Classe </w:t>
+      </w:r>
+      <w:bookmarkEnd w:id="96"/>
+      <w:bookmarkEnd w:id="97"/>
+      <w:bookmarkEnd w:id="98"/>
+      <w:bookmarkEnd w:id="99"/>
+      <w:bookmarkEnd w:id="101"/>
+      <w:bookmarkEnd w:id="102"/>
+      <w:r>
+        <w:rPr>
+          <w:rFonts w:eastAsia="Calibri"/>
+          <w:b/>
+          <w:bCs/>
+          <w:sz w:val="28"/>
+          <w:szCs w:val="28"/>
+        </w:rPr>
+        <w:t>Opération</w:t>
+      </w:r>
     </w:p>
     <w:p>
       <w:pPr>
@@ -5511,16 +6242,6 @@
         </w:rPr>
         <w:t>Enregistrement historique immuable.</w:t>
       </w:r>
-    </w:p>
-    <w:p>
-      <w:pPr>
-        <w:spacing w:before="100" w:beforeAutospacing="1" w:after="100" w:afterAutospacing="1" w:line="360" w:lineRule="auto"/>
-        <w:jc w:val="both"/>
-        <w:rPr>
-          <w:sz w:val="24"/>
-          <w:szCs w:val="24"/>
-        </w:rPr>
-      </w:pPr>
     </w:p>
     <w:p>
       <w:pPr>
@@ -5532,17 +6253,16 @@
           <w:bCs/>
         </w:rPr>
       </w:pPr>
-      <w:bookmarkStart w:id="93" w:name="_Toc238553128"/>
-      <w:bookmarkStart w:id="94" w:name="_Toc238553178"/>
-      <w:bookmarkStart w:id="95" w:name="_Toc238553218"/>
-      <w:bookmarkStart w:id="96" w:name="_Toc239100949"/>
-      <w:bookmarkStart w:id="97" w:name="_Toc239101032"/>
+      <w:bookmarkStart w:id="103" w:name="_Toc238553128"/>
+      <w:bookmarkStart w:id="104" w:name="_Toc238553178"/>
+      <w:bookmarkStart w:id="105" w:name="_Toc238553218"/>
+      <w:bookmarkStart w:id="106" w:name="_Toc243833660"/>
+      <w:bookmarkStart w:id="107" w:name="_Toc243833714"/>
       <w:r>
         <w:rPr>
           <w:b/>
           <w:bCs/>
         </w:rPr>
-        <w:lastRenderedPageBreak/>
         <w:t>5.</w:t>
       </w:r>
       <w:r>
@@ -5552,7 +6272,7 @@
         </w:rPr>
         <w:t xml:space="preserve"> </w:t>
       </w:r>
-      <w:bookmarkEnd w:id="92"/>
+      <w:bookmarkEnd w:id="100"/>
       <w:r>
         <w:rPr>
           <w:b/>
@@ -5562,11 +6282,11 @@
         </w:rPr>
         <w:t>Gestion des exceptions métier</w:t>
       </w:r>
-      <w:bookmarkEnd w:id="93"/>
-      <w:bookmarkEnd w:id="94"/>
-      <w:bookmarkEnd w:id="95"/>
-      <w:bookmarkEnd w:id="96"/>
-      <w:bookmarkEnd w:id="97"/>
+      <w:bookmarkEnd w:id="103"/>
+      <w:bookmarkEnd w:id="104"/>
+      <w:bookmarkEnd w:id="105"/>
+      <w:bookmarkEnd w:id="106"/>
+      <w:bookmarkEnd w:id="107"/>
     </w:p>
     <w:tbl>
       <w:tblPr>
@@ -5576,23 +6296,23 @@
         <w:tblLook w:val="04A0" w:firstRow="1" w:lastRow="0" w:firstColumn="1" w:lastColumn="0" w:noHBand="0" w:noVBand="1"/>
       </w:tblPr>
       <w:tblGrid>
-        <w:gridCol w:w="3209"/>
-        <w:gridCol w:w="3209"/>
-        <w:gridCol w:w="3210"/>
+        <w:gridCol w:w="2830"/>
+        <w:gridCol w:w="2254"/>
+        <w:gridCol w:w="3477"/>
       </w:tblGrid>
       <w:tr>
         <w:trPr>
-          <w:trHeight w:val="1100"/>
+          <w:trHeight w:val="502"/>
           <w:jc w:val="center"/>
         </w:trPr>
         <w:tc>
           <w:tcPr>
-            <w:tcW w:w="3209" w:type="dxa"/>
+            <w:tcW w:w="2830" w:type="dxa"/>
           </w:tcPr>
           <w:p>
             <w:pPr>
-              <w:spacing w:line="360" w:lineRule="auto"/>
-              <w:jc w:val="center"/>
+              <w:spacing w:before="100" w:beforeAutospacing="1" w:after="100" w:afterAutospacing="1" w:line="360" w:lineRule="auto"/>
+              <w:jc w:val="both"/>
               <w:rPr>
                 <w:b/>
                 <w:bCs/>
@@ -5607,18 +6327,18 @@
                 <w:sz w:val="28"/>
                 <w:szCs w:val="28"/>
               </w:rPr>
-              <w:t>Exception</w:t>
+              <w:t>Exception / cas</w:t>
             </w:r>
           </w:p>
         </w:tc>
         <w:tc>
           <w:tcPr>
-            <w:tcW w:w="3209" w:type="dxa"/>
+            <w:tcW w:w="2254" w:type="dxa"/>
           </w:tcPr>
           <w:p>
             <w:pPr>
-              <w:spacing w:line="360" w:lineRule="auto"/>
-              <w:jc w:val="center"/>
+              <w:spacing w:before="100" w:beforeAutospacing="1" w:after="100" w:afterAutospacing="1" w:line="360" w:lineRule="auto"/>
+              <w:jc w:val="both"/>
               <w:rPr>
                 <w:b/>
                 <w:bCs/>
@@ -5633,18 +6353,18 @@
                 <w:sz w:val="28"/>
                 <w:szCs w:val="28"/>
               </w:rPr>
-              <w:t>Levée par</w:t>
+              <w:t>Code HTTP</w:t>
             </w:r>
           </w:p>
         </w:tc>
         <w:tc>
           <w:tcPr>
-            <w:tcW w:w="3210" w:type="dxa"/>
+            <w:tcW w:w="3477" w:type="dxa"/>
           </w:tcPr>
           <w:p>
             <w:pPr>
-              <w:spacing w:line="360" w:lineRule="auto"/>
-              <w:jc w:val="center"/>
+              <w:spacing w:before="100" w:beforeAutospacing="1" w:after="100" w:afterAutospacing="1" w:line="360" w:lineRule="auto"/>
+              <w:jc w:val="both"/>
               <w:rPr>
                 <w:b/>
                 <w:bCs/>
@@ -5659,28 +6379,30 @@
                 <w:sz w:val="28"/>
                 <w:szCs w:val="28"/>
               </w:rPr>
-              <w:t>Traduite en réponse HTTP</w:t>
+              <w:t>Message retourné</w:t>
             </w:r>
           </w:p>
         </w:tc>
       </w:tr>
       <w:tr>
         <w:trPr>
-          <w:trHeight w:val="481"/>
+          <w:trHeight w:val="866"/>
           <w:jc w:val="center"/>
         </w:trPr>
         <w:tc>
           <w:tcPr>
-            <w:tcW w:w="3209" w:type="dxa"/>
+            <w:tcW w:w="2830" w:type="dxa"/>
           </w:tcPr>
           <w:p>
             <w:pPr>
-              <w:spacing w:line="360" w:lineRule="auto"/>
-              <w:rPr>
-                <w:sz w:val="24"/>
-                <w:szCs w:val="24"/>
-              </w:rPr>
-            </w:pPr>
+              <w:spacing w:before="100" w:beforeAutospacing="1" w:after="100" w:afterAutospacing="1" w:line="360" w:lineRule="auto"/>
+              <w:jc w:val="both"/>
+              <w:rPr>
+                <w:sz w:val="24"/>
+                <w:szCs w:val="24"/>
+              </w:rPr>
+            </w:pPr>
+            <w:proofErr w:type="spellStart"/>
             <w:r>
               <w:rPr>
                 <w:sz w:val="24"/>
@@ -5688,87 +6410,72 @@
               </w:rPr>
               <w:t>MontantInvalide</w:t>
             </w:r>
+            <w:proofErr w:type="spellEnd"/>
           </w:p>
         </w:tc>
         <w:tc>
           <w:tcPr>
-            <w:tcW w:w="3209" w:type="dxa"/>
+            <w:tcW w:w="2254" w:type="dxa"/>
           </w:tcPr>
           <w:p>
             <w:pPr>
-              <w:spacing w:line="360" w:lineRule="auto"/>
-              <w:rPr>
-                <w:sz w:val="24"/>
-                <w:szCs w:val="24"/>
-              </w:rPr>
-            </w:pPr>
-            <w:r>
-              <w:rPr>
-                <w:rStyle w:val="CodeHTML"/>
-                <w:rFonts w:ascii="Times New Roman" w:hAnsi="Times New Roman" w:cs="Times New Roman"/>
-                <w:sz w:val="24"/>
-                <w:szCs w:val="24"/>
-              </w:rPr>
-              <w:t>deposer</w:t>
-            </w:r>
-            <w:r>
-              <w:rPr>
-                <w:sz w:val="24"/>
-                <w:szCs w:val="24"/>
-              </w:rPr>
-              <w:t xml:space="preserve">, </w:t>
-            </w:r>
-            <w:r>
-              <w:rPr>
-                <w:rStyle w:val="CodeHTML"/>
-                <w:rFonts w:ascii="Times New Roman" w:hAnsi="Times New Roman" w:cs="Times New Roman"/>
-                <w:sz w:val="24"/>
-                <w:szCs w:val="24"/>
-              </w:rPr>
-              <w:t>retirer</w:t>
+              <w:spacing w:before="100" w:beforeAutospacing="1" w:after="100" w:afterAutospacing="1" w:line="360" w:lineRule="auto"/>
+              <w:jc w:val="both"/>
+              <w:rPr>
+                <w:sz w:val="24"/>
+                <w:szCs w:val="24"/>
+              </w:rPr>
+            </w:pPr>
+            <w:r>
+              <w:rPr>
+                <w:sz w:val="24"/>
+                <w:szCs w:val="24"/>
+              </w:rPr>
+              <w:t>400</w:t>
             </w:r>
           </w:p>
         </w:tc>
         <w:tc>
           <w:tcPr>
-            <w:tcW w:w="3210" w:type="dxa"/>
+            <w:tcW w:w="3477" w:type="dxa"/>
           </w:tcPr>
           <w:p>
             <w:pPr>
-              <w:spacing w:line="360" w:lineRule="auto"/>
-              <w:rPr>
-                <w:sz w:val="24"/>
-                <w:szCs w:val="24"/>
-              </w:rPr>
-            </w:pPr>
-            <w:r>
-              <w:rPr>
-                <w:sz w:val="24"/>
-                <w:szCs w:val="24"/>
-              </w:rPr>
-              <w:t>400 Bad Request</w:t>
+              <w:spacing w:before="100" w:beforeAutospacing="1" w:after="100" w:afterAutospacing="1" w:line="360" w:lineRule="auto"/>
+              <w:rPr>
+                <w:sz w:val="24"/>
+                <w:szCs w:val="24"/>
+              </w:rPr>
+            </w:pPr>
+            <w:r>
+              <w:rPr>
+                <w:sz w:val="24"/>
+                <w:szCs w:val="24"/>
+              </w:rPr>
+              <w:t>Le montant doit être strictement positif.</w:t>
             </w:r>
           </w:p>
         </w:tc>
       </w:tr>
       <w:tr>
         <w:trPr>
-          <w:trHeight w:val="467"/>
+          <w:trHeight w:val="426"/>
           <w:jc w:val="center"/>
         </w:trPr>
         <w:tc>
           <w:tcPr>
-            <w:tcW w:w="3209" w:type="dxa"/>
+            <w:tcW w:w="2830" w:type="dxa"/>
           </w:tcPr>
           <w:p>
             <w:pPr>
-              <w:spacing w:line="360" w:lineRule="auto"/>
+              <w:spacing w:before="100" w:beforeAutospacing="1" w:after="100" w:afterAutospacing="1" w:line="360" w:lineRule="auto"/>
               <w:jc w:val="both"/>
               <w:rPr>
                 <w:sz w:val="24"/>
                 <w:szCs w:val="24"/>
               </w:rPr>
             </w:pPr>
+            <w:proofErr w:type="spellStart"/>
             <w:r>
               <w:rPr>
                 <w:sz w:val="24"/>
@@ -5776,68 +6483,72 @@
               </w:rPr>
               <w:t>SoldeInsuffisant</w:t>
             </w:r>
+            <w:proofErr w:type="spellEnd"/>
           </w:p>
         </w:tc>
         <w:tc>
           <w:tcPr>
-            <w:tcW w:w="3209" w:type="dxa"/>
+            <w:tcW w:w="2254" w:type="dxa"/>
           </w:tcPr>
           <w:p>
             <w:pPr>
-              <w:spacing w:line="360" w:lineRule="auto"/>
-              <w:rPr>
-                <w:sz w:val="24"/>
-                <w:szCs w:val="24"/>
-              </w:rPr>
-            </w:pPr>
-            <w:r>
-              <w:rPr>
-                <w:sz w:val="24"/>
-                <w:szCs w:val="24"/>
-              </w:rPr>
-              <w:t>retirer</w:t>
+              <w:spacing w:before="100" w:beforeAutospacing="1" w:after="100" w:afterAutospacing="1" w:line="360" w:lineRule="auto"/>
+              <w:jc w:val="both"/>
+              <w:rPr>
+                <w:sz w:val="24"/>
+                <w:szCs w:val="24"/>
+              </w:rPr>
+            </w:pPr>
+            <w:r>
+              <w:rPr>
+                <w:sz w:val="24"/>
+                <w:szCs w:val="24"/>
+              </w:rPr>
+              <w:t>400</w:t>
             </w:r>
           </w:p>
         </w:tc>
         <w:tc>
           <w:tcPr>
-            <w:tcW w:w="3210" w:type="dxa"/>
+            <w:tcW w:w="3477" w:type="dxa"/>
           </w:tcPr>
           <w:p>
             <w:pPr>
-              <w:spacing w:line="360" w:lineRule="auto"/>
-              <w:rPr>
-                <w:sz w:val="24"/>
-                <w:szCs w:val="24"/>
-              </w:rPr>
-            </w:pPr>
-            <w:r>
-              <w:rPr>
-                <w:sz w:val="24"/>
-                <w:szCs w:val="24"/>
-              </w:rPr>
-              <w:t>400 Bad Request</w:t>
+              <w:spacing w:before="100" w:beforeAutospacing="1" w:after="100" w:afterAutospacing="1" w:line="360" w:lineRule="auto"/>
+              <w:rPr>
+                <w:sz w:val="24"/>
+                <w:szCs w:val="24"/>
+              </w:rPr>
+            </w:pPr>
+            <w:r>
+              <w:rPr>
+                <w:sz w:val="24"/>
+                <w:szCs w:val="24"/>
+              </w:rPr>
+              <w:t>Solde insuffisant pour ce retrait.</w:t>
             </w:r>
           </w:p>
         </w:tc>
       </w:tr>
       <w:tr>
         <w:trPr>
-          <w:trHeight w:val="467"/>
+          <w:trHeight w:val="866"/>
           <w:jc w:val="center"/>
         </w:trPr>
         <w:tc>
           <w:tcPr>
-            <w:tcW w:w="3209" w:type="dxa"/>
+            <w:tcW w:w="2830" w:type="dxa"/>
           </w:tcPr>
           <w:p>
             <w:pPr>
-              <w:spacing w:line="360" w:lineRule="auto"/>
-              <w:rPr>
-                <w:sz w:val="24"/>
-                <w:szCs w:val="24"/>
-              </w:rPr>
-            </w:pPr>
+              <w:spacing w:before="100" w:beforeAutospacing="1" w:after="100" w:afterAutospacing="1" w:line="360" w:lineRule="auto"/>
+              <w:jc w:val="both"/>
+              <w:rPr>
+                <w:sz w:val="24"/>
+                <w:szCs w:val="24"/>
+              </w:rPr>
+            </w:pPr>
+            <w:proofErr w:type="spellStart"/>
             <w:r>
               <w:rPr>
                 <w:sz w:val="24"/>
@@ -5845,216 +6556,483 @@
               </w:rPr>
               <w:t>RetraitNonAutorise</w:t>
             </w:r>
+            <w:proofErr w:type="spellEnd"/>
           </w:p>
         </w:tc>
         <w:tc>
           <w:tcPr>
-            <w:tcW w:w="3209" w:type="dxa"/>
+            <w:tcW w:w="2254" w:type="dxa"/>
           </w:tcPr>
           <w:p>
             <w:pPr>
-              <w:spacing w:line="360" w:lineRule="auto"/>
-              <w:rPr>
-                <w:sz w:val="24"/>
-                <w:szCs w:val="24"/>
-              </w:rPr>
-            </w:pPr>
-            <w:r>
-              <w:rPr>
-                <w:sz w:val="24"/>
-                <w:szCs w:val="24"/>
-              </w:rPr>
-              <w:t>retirer</w:t>
+              <w:spacing w:before="100" w:beforeAutospacing="1" w:after="100" w:afterAutospacing="1" w:line="360" w:lineRule="auto"/>
+              <w:jc w:val="both"/>
+              <w:rPr>
+                <w:sz w:val="24"/>
+                <w:szCs w:val="24"/>
+              </w:rPr>
+            </w:pPr>
+            <w:r>
+              <w:rPr>
+                <w:sz w:val="24"/>
+                <w:szCs w:val="24"/>
+              </w:rPr>
+              <w:t>400</w:t>
             </w:r>
           </w:p>
         </w:tc>
         <w:tc>
           <w:tcPr>
-            <w:tcW w:w="3210" w:type="dxa"/>
+            <w:tcW w:w="3477" w:type="dxa"/>
           </w:tcPr>
           <w:p>
             <w:pPr>
-              <w:spacing w:line="360" w:lineRule="auto"/>
-              <w:rPr>
-                <w:sz w:val="24"/>
-                <w:szCs w:val="24"/>
-              </w:rPr>
-            </w:pPr>
-            <w:r>
-              <w:rPr>
-                <w:sz w:val="24"/>
-                <w:szCs w:val="24"/>
-              </w:rPr>
-              <w:t>400 Bad Request</w:t>
+              <w:spacing w:before="100" w:beforeAutospacing="1" w:after="100" w:afterAutospacing="1" w:line="360" w:lineRule="auto"/>
+              <w:rPr>
+                <w:sz w:val="24"/>
+                <w:szCs w:val="24"/>
+              </w:rPr>
+            </w:pPr>
+            <w:r>
+              <w:rPr>
+                <w:sz w:val="24"/>
+                <w:szCs w:val="24"/>
+              </w:rPr>
+              <w:t>Retrait impossible : objectif non atteint et échéance non arrivée.</w:t>
             </w:r>
           </w:p>
         </w:tc>
       </w:tr>
       <w:tr>
         <w:trPr>
-          <w:trHeight w:val="949"/>
+          <w:trHeight w:val="1293"/>
           <w:jc w:val="center"/>
         </w:trPr>
         <w:tc>
           <w:tcPr>
-            <w:tcW w:w="3209" w:type="dxa"/>
+            <w:tcW w:w="2830" w:type="dxa"/>
           </w:tcPr>
           <w:p>
             <w:pPr>
-              <w:spacing w:line="360" w:lineRule="auto"/>
-              <w:rPr>
-                <w:sz w:val="24"/>
-                <w:szCs w:val="24"/>
-              </w:rPr>
-            </w:pPr>
-            <w:r>
-              <w:rPr>
-                <w:sz w:val="24"/>
-                <w:szCs w:val="24"/>
-              </w:rPr>
-              <w:t>AccesRefuse</w:t>
-            </w:r>
+              <w:spacing w:before="100" w:beforeAutospacing="1" w:after="100" w:afterAutospacing="1" w:line="360" w:lineRule="auto"/>
+              <w:jc w:val="both"/>
+              <w:rPr>
+                <w:sz w:val="24"/>
+                <w:szCs w:val="24"/>
+              </w:rPr>
+            </w:pPr>
+            <w:proofErr w:type="spellStart"/>
+            <w:r>
+              <w:rPr>
+                <w:sz w:val="24"/>
+                <w:szCs w:val="24"/>
+              </w:rPr>
+              <w:t>DonneesCreationInvalides</w:t>
+            </w:r>
+            <w:proofErr w:type="spellEnd"/>
           </w:p>
         </w:tc>
         <w:tc>
           <w:tcPr>
-            <w:tcW w:w="3209" w:type="dxa"/>
+            <w:tcW w:w="2254" w:type="dxa"/>
           </w:tcPr>
           <w:p>
             <w:pPr>
-              <w:spacing w:line="360" w:lineRule="auto"/>
-              <w:rPr>
-                <w:sz w:val="24"/>
-                <w:szCs w:val="24"/>
-              </w:rPr>
-            </w:pPr>
-            <w:r>
-              <w:rPr>
-                <w:sz w:val="24"/>
-                <w:szCs w:val="24"/>
-              </w:rPr>
-              <w:t>Contrôle de cloisonnement (RG4)</w:t>
+              <w:spacing w:before="100" w:beforeAutospacing="1" w:after="100" w:afterAutospacing="1" w:line="360" w:lineRule="auto"/>
+              <w:jc w:val="both"/>
+              <w:rPr>
+                <w:sz w:val="24"/>
+                <w:szCs w:val="24"/>
+              </w:rPr>
+            </w:pPr>
+            <w:r>
+              <w:rPr>
+                <w:sz w:val="24"/>
+                <w:szCs w:val="24"/>
+              </w:rPr>
+              <w:t>400</w:t>
             </w:r>
           </w:p>
         </w:tc>
         <w:tc>
           <w:tcPr>
-            <w:tcW w:w="3210" w:type="dxa"/>
+            <w:tcW w:w="3477" w:type="dxa"/>
           </w:tcPr>
           <w:p>
             <w:pPr>
-              <w:spacing w:line="360" w:lineRule="auto"/>
-              <w:rPr>
-                <w:sz w:val="24"/>
-                <w:szCs w:val="24"/>
-              </w:rPr>
-            </w:pPr>
-            <w:r>
-              <w:rPr>
-                <w:sz w:val="24"/>
-                <w:szCs w:val="24"/>
-              </w:rPr>
-              <w:t>40</w:t>
-            </w:r>
-            <w:r>
-              <w:rPr>
-                <w:sz w:val="24"/>
-                <w:szCs w:val="24"/>
-              </w:rPr>
-              <w:t>4</w:t>
-            </w:r>
-            <w:r>
-              <w:rPr>
-                <w:sz w:val="24"/>
-                <w:szCs w:val="24"/>
-              </w:rPr>
-              <w:t xml:space="preserve"> Not Found (la tirelire n'est pas révélée comme existante)</w:t>
+              <w:spacing w:before="100" w:beforeAutospacing="1" w:after="100" w:afterAutospacing="1" w:line="360" w:lineRule="auto"/>
+              <w:rPr>
+                <w:sz w:val="24"/>
+                <w:szCs w:val="24"/>
+              </w:rPr>
+            </w:pPr>
+            <w:r>
+              <w:rPr>
+                <w:sz w:val="24"/>
+                <w:szCs w:val="24"/>
+              </w:rPr>
+              <w:t>Le montant objectif doit être positif.      La date d'échéance doit être future.</w:t>
             </w:r>
           </w:p>
         </w:tc>
       </w:tr>
       <w:tr>
         <w:trPr>
-          <w:trHeight w:val="949"/>
+          <w:trHeight w:val="1732"/>
           <w:jc w:val="center"/>
         </w:trPr>
         <w:tc>
           <w:tcPr>
-            <w:tcW w:w="3209" w:type="dxa"/>
+            <w:tcW w:w="2830" w:type="dxa"/>
           </w:tcPr>
           <w:p>
             <w:pPr>
-              <w:tabs>
-                <w:tab w:val="left" w:pos="960"/>
-              </w:tabs>
-              <w:spacing w:line="360" w:lineRule="auto"/>
-              <w:rPr>
-                <w:sz w:val="24"/>
-                <w:szCs w:val="24"/>
-              </w:rPr>
-            </w:pPr>
+              <w:spacing w:before="100" w:beforeAutospacing="1" w:after="100" w:afterAutospacing="1" w:line="360" w:lineRule="auto"/>
+              <w:rPr>
+                <w:sz w:val="24"/>
+                <w:szCs w:val="24"/>
+              </w:rPr>
+            </w:pPr>
+            <w:proofErr w:type="spellStart"/>
             <w:r>
               <w:rPr>
                 <w:sz w:val="24"/>
                 <w:szCs w:val="24"/>
               </w:rPr>
               <w:t>TirelireIntrouvable</w:t>
+            </w:r>
+            <w:proofErr w:type="spellEnd"/>
+            <w:r>
+              <w:rPr>
+                <w:sz w:val="24"/>
+                <w:szCs w:val="24"/>
+              </w:rPr>
+              <w:t xml:space="preserve"> (inexistante ou appartenant à un autre client)</w:t>
             </w:r>
           </w:p>
         </w:tc>
         <w:tc>
           <w:tcPr>
-            <w:tcW w:w="3209" w:type="dxa"/>
+            <w:tcW w:w="2254" w:type="dxa"/>
           </w:tcPr>
           <w:p>
             <w:pPr>
-              <w:spacing w:line="360" w:lineRule="auto"/>
-              <w:rPr>
-                <w:sz w:val="24"/>
-                <w:szCs w:val="24"/>
-              </w:rPr>
-            </w:pPr>
-            <w:r>
-              <w:rPr>
-                <w:sz w:val="24"/>
-                <w:szCs w:val="24"/>
-              </w:rPr>
-              <w:t>Toute vue référencant une tirelire par identifiant</w:t>
+              <w:spacing w:before="100" w:beforeAutospacing="1" w:after="100" w:afterAutospacing="1" w:line="360" w:lineRule="auto"/>
+              <w:jc w:val="both"/>
+              <w:rPr>
+                <w:sz w:val="24"/>
+                <w:szCs w:val="24"/>
+              </w:rPr>
+            </w:pPr>
+            <w:r>
+              <w:rPr>
+                <w:sz w:val="24"/>
+                <w:szCs w:val="24"/>
+              </w:rPr>
+              <w:t>404</w:t>
             </w:r>
           </w:p>
         </w:tc>
         <w:tc>
           <w:tcPr>
-            <w:tcW w:w="3210" w:type="dxa"/>
+            <w:tcW w:w="3477" w:type="dxa"/>
           </w:tcPr>
           <w:p>
             <w:pPr>
-              <w:spacing w:line="360" w:lineRule="auto"/>
-              <w:rPr>
-                <w:sz w:val="24"/>
-                <w:szCs w:val="24"/>
-              </w:rPr>
-            </w:pPr>
-            <w:r>
-              <w:rPr>
-                <w:sz w:val="24"/>
-                <w:szCs w:val="24"/>
-              </w:rPr>
-              <w:t>40</w:t>
-            </w:r>
-            <w:r>
-              <w:rPr>
-                <w:sz w:val="24"/>
-                <w:szCs w:val="24"/>
-              </w:rPr>
-              <w:t>4</w:t>
-            </w:r>
-            <w:r>
-              <w:rPr>
-                <w:sz w:val="24"/>
-                <w:szCs w:val="24"/>
-              </w:rPr>
-              <w:t xml:space="preserve"> Not Found</w:t>
+              <w:spacing w:before="100" w:beforeAutospacing="1" w:after="100" w:afterAutospacing="1" w:line="360" w:lineRule="auto"/>
+              <w:rPr>
+                <w:sz w:val="24"/>
+                <w:szCs w:val="24"/>
+              </w:rPr>
+            </w:pPr>
+            <w:r>
+              <w:rPr>
+                <w:sz w:val="24"/>
+                <w:szCs w:val="24"/>
+              </w:rPr>
+              <w:t>Tirelire introuvable.</w:t>
+            </w:r>
+          </w:p>
+        </w:tc>
+      </w:tr>
+      <w:tr>
+        <w:trPr>
+          <w:trHeight w:val="426"/>
+          <w:jc w:val="center"/>
+        </w:trPr>
+        <w:tc>
+          <w:tcPr>
+            <w:tcW w:w="2830" w:type="dxa"/>
+          </w:tcPr>
+          <w:p>
+            <w:pPr>
+              <w:spacing w:before="100" w:beforeAutospacing="1" w:after="100" w:afterAutospacing="1" w:line="360" w:lineRule="auto"/>
+              <w:rPr>
+                <w:sz w:val="24"/>
+                <w:szCs w:val="24"/>
+              </w:rPr>
+            </w:pPr>
+            <w:proofErr w:type="spellStart"/>
+            <w:r>
+              <w:rPr>
+                <w:sz w:val="24"/>
+                <w:szCs w:val="24"/>
+              </w:rPr>
+              <w:t>ClientIntrouvable</w:t>
+            </w:r>
+            <w:proofErr w:type="spellEnd"/>
+          </w:p>
+        </w:tc>
+        <w:tc>
+          <w:tcPr>
+            <w:tcW w:w="2254" w:type="dxa"/>
+          </w:tcPr>
+          <w:p>
+            <w:pPr>
+              <w:spacing w:before="100" w:beforeAutospacing="1" w:after="100" w:afterAutospacing="1" w:line="360" w:lineRule="auto"/>
+              <w:jc w:val="both"/>
+              <w:rPr>
+                <w:sz w:val="24"/>
+                <w:szCs w:val="24"/>
+              </w:rPr>
+            </w:pPr>
+            <w:r>
+              <w:rPr>
+                <w:sz w:val="24"/>
+                <w:szCs w:val="24"/>
+              </w:rPr>
+              <w:t>404</w:t>
+            </w:r>
+          </w:p>
+        </w:tc>
+        <w:tc>
+          <w:tcPr>
+            <w:tcW w:w="3477" w:type="dxa"/>
+          </w:tcPr>
+          <w:p>
+            <w:pPr>
+              <w:spacing w:before="100" w:beforeAutospacing="1" w:after="100" w:afterAutospacing="1" w:line="360" w:lineRule="auto"/>
+              <w:rPr>
+                <w:sz w:val="24"/>
+                <w:szCs w:val="24"/>
+              </w:rPr>
+            </w:pPr>
+            <w:r>
+              <w:rPr>
+                <w:sz w:val="24"/>
+                <w:szCs w:val="24"/>
+              </w:rPr>
+              <w:t>Client introuvable.</w:t>
+            </w:r>
+          </w:p>
+        </w:tc>
+      </w:tr>
+      <w:tr>
+        <w:trPr>
+          <w:trHeight w:val="866"/>
+          <w:jc w:val="center"/>
+        </w:trPr>
+        <w:tc>
+          <w:tcPr>
+            <w:tcW w:w="2830" w:type="dxa"/>
+          </w:tcPr>
+          <w:p>
+            <w:pPr>
+              <w:spacing w:before="100" w:beforeAutospacing="1" w:after="100" w:afterAutospacing="1" w:line="360" w:lineRule="auto"/>
+              <w:rPr>
+                <w:sz w:val="24"/>
+                <w:szCs w:val="24"/>
+              </w:rPr>
+            </w:pPr>
+            <w:r>
+              <w:rPr>
+                <w:sz w:val="24"/>
+                <w:szCs w:val="24"/>
+              </w:rPr>
+              <w:t>Compte sans profil client sur une route client</w:t>
+            </w:r>
+          </w:p>
+        </w:tc>
+        <w:tc>
+          <w:tcPr>
+            <w:tcW w:w="2254" w:type="dxa"/>
+          </w:tcPr>
+          <w:p>
+            <w:pPr>
+              <w:spacing w:before="100" w:beforeAutospacing="1" w:after="100" w:afterAutospacing="1" w:line="360" w:lineRule="auto"/>
+              <w:jc w:val="both"/>
+              <w:rPr>
+                <w:sz w:val="24"/>
+                <w:szCs w:val="24"/>
+              </w:rPr>
+            </w:pPr>
+            <w:r>
+              <w:rPr>
+                <w:sz w:val="24"/>
+                <w:szCs w:val="24"/>
+              </w:rPr>
+              <w:t>403</w:t>
+            </w:r>
+          </w:p>
+        </w:tc>
+        <w:tc>
+          <w:tcPr>
+            <w:tcW w:w="3477" w:type="dxa"/>
+          </w:tcPr>
+          <w:p>
+            <w:pPr>
+              <w:spacing w:before="100" w:beforeAutospacing="1" w:after="100" w:afterAutospacing="1" w:line="360" w:lineRule="auto"/>
+              <w:rPr>
+                <w:sz w:val="24"/>
+                <w:szCs w:val="24"/>
+              </w:rPr>
+            </w:pPr>
+            <w:r>
+              <w:rPr>
+                <w:sz w:val="24"/>
+                <w:szCs w:val="24"/>
+              </w:rPr>
+              <w:t>Ce compte n’est pas un compte client.</w:t>
+            </w:r>
+          </w:p>
+        </w:tc>
+      </w:tr>
+      <w:tr>
+        <w:trPr>
+          <w:trHeight w:val="866"/>
+          <w:jc w:val="center"/>
+        </w:trPr>
+        <w:tc>
+          <w:tcPr>
+            <w:tcW w:w="2830" w:type="dxa"/>
+          </w:tcPr>
+          <w:p>
+            <w:pPr>
+              <w:spacing w:before="100" w:beforeAutospacing="1" w:after="100" w:afterAutospacing="1" w:line="360" w:lineRule="auto"/>
+              <w:rPr>
+                <w:sz w:val="24"/>
+                <w:szCs w:val="24"/>
+              </w:rPr>
+            </w:pPr>
+            <w:r>
+              <w:rPr>
+                <w:sz w:val="24"/>
+                <w:szCs w:val="24"/>
+              </w:rPr>
+              <w:t>Non-administrateur sur une route d’administration</w:t>
+            </w:r>
+          </w:p>
+        </w:tc>
+        <w:tc>
+          <w:tcPr>
+            <w:tcW w:w="2254" w:type="dxa"/>
+          </w:tcPr>
+          <w:p>
+            <w:pPr>
+              <w:spacing w:before="100" w:beforeAutospacing="1" w:after="100" w:afterAutospacing="1" w:line="360" w:lineRule="auto"/>
+              <w:jc w:val="both"/>
+              <w:rPr>
+                <w:sz w:val="24"/>
+                <w:szCs w:val="24"/>
+              </w:rPr>
+            </w:pPr>
+            <w:r>
+              <w:rPr>
+                <w:sz w:val="24"/>
+                <w:szCs w:val="24"/>
+              </w:rPr>
+              <w:t>403</w:t>
+            </w:r>
+          </w:p>
+        </w:tc>
+        <w:tc>
+          <w:tcPr>
+            <w:tcW w:w="3477" w:type="dxa"/>
+          </w:tcPr>
+          <w:p>
+            <w:pPr>
+              <w:spacing w:before="100" w:beforeAutospacing="1" w:after="100" w:afterAutospacing="1" w:line="360" w:lineRule="auto"/>
+              <w:rPr>
+                <w:sz w:val="24"/>
+                <w:szCs w:val="24"/>
+              </w:rPr>
+            </w:pPr>
+            <w:r>
+              <w:rPr>
+                <w:sz w:val="24"/>
+                <w:szCs w:val="24"/>
+              </w:rPr>
+              <w:t>Réservé aux administrateurs.</w:t>
+            </w:r>
+          </w:p>
+        </w:tc>
+      </w:tr>
+      <w:tr>
+        <w:trPr>
+          <w:trHeight w:val="853"/>
+          <w:jc w:val="center"/>
+        </w:trPr>
+        <w:tc>
+          <w:tcPr>
+            <w:tcW w:w="2830" w:type="dxa"/>
+          </w:tcPr>
+          <w:p>
+            <w:pPr>
+              <w:spacing w:before="100" w:beforeAutospacing="1" w:after="100" w:afterAutospacing="1" w:line="360" w:lineRule="auto"/>
+              <w:rPr>
+                <w:sz w:val="24"/>
+                <w:szCs w:val="24"/>
+              </w:rPr>
+            </w:pPr>
+            <w:r>
+              <w:rPr>
+                <w:sz w:val="24"/>
+                <w:szCs w:val="24"/>
+              </w:rPr>
+              <w:t>Jeton absent, invalide ou expiré</w:t>
+            </w:r>
+          </w:p>
+        </w:tc>
+        <w:tc>
+          <w:tcPr>
+            <w:tcW w:w="2254" w:type="dxa"/>
+          </w:tcPr>
+          <w:p>
+            <w:pPr>
+              <w:spacing w:before="100" w:beforeAutospacing="1" w:after="100" w:afterAutospacing="1" w:line="360" w:lineRule="auto"/>
+              <w:jc w:val="both"/>
+              <w:rPr>
+                <w:sz w:val="24"/>
+                <w:szCs w:val="24"/>
+              </w:rPr>
+            </w:pPr>
+            <w:r>
+              <w:rPr>
+                <w:sz w:val="24"/>
+                <w:szCs w:val="24"/>
+              </w:rPr>
+              <w:t>401</w:t>
+            </w:r>
+          </w:p>
+        </w:tc>
+        <w:tc>
+          <w:tcPr>
+            <w:tcW w:w="3477" w:type="dxa"/>
+          </w:tcPr>
+          <w:p>
+            <w:pPr>
+              <w:spacing w:before="100" w:beforeAutospacing="1" w:after="100" w:afterAutospacing="1" w:line="360" w:lineRule="auto"/>
+              <w:rPr>
+                <w:sz w:val="24"/>
+                <w:szCs w:val="24"/>
+              </w:rPr>
+            </w:pPr>
+            <w:r>
+              <w:rPr>
+                <w:sz w:val="24"/>
+                <w:szCs w:val="24"/>
+              </w:rPr>
+              <w:t>(Message standard de l’authentification)</w:t>
             </w:r>
           </w:p>
         </w:tc>
@@ -6065,33 +7043,28 @@
         <w:spacing w:line="360" w:lineRule="auto"/>
         <w:jc w:val="both"/>
         <w:rPr>
-          <w:sz w:val="24"/>
-          <w:szCs w:val="24"/>
-        </w:rPr>
-      </w:pPr>
-      <w:r>
-        <w:rPr>
-          <w:sz w:val="24"/>
-          <w:szCs w:val="24"/>
-        </w:rPr>
-        <w:t xml:space="preserve"> </w:t>
-      </w:r>
-    </w:p>
-    <w:p>
-      <w:pPr>
-        <w:spacing w:line="360" w:lineRule="auto"/>
-        <w:jc w:val="both"/>
-        <w:rPr>
-          <w:sz w:val="32"/>
-          <w:szCs w:val="32"/>
-        </w:rPr>
-      </w:pPr>
-      <w:r>
-        <w:rPr>
           <w:rStyle w:val="lev"/>
           <w:sz w:val="28"/>
           <w:szCs w:val="28"/>
         </w:rPr>
+      </w:pPr>
+    </w:p>
+    <w:p>
+      <w:pPr>
+        <w:spacing w:line="360" w:lineRule="auto"/>
+        <w:jc w:val="both"/>
+        <w:rPr>
+          <w:sz w:val="32"/>
+          <w:szCs w:val="32"/>
+        </w:rPr>
+      </w:pPr>
+      <w:r>
+        <w:rPr>
+          <w:rStyle w:val="lev"/>
+          <w:sz w:val="28"/>
+          <w:szCs w:val="28"/>
+        </w:rPr>
+        <w:lastRenderedPageBreak/>
         <w:t>Principe de traduction :</w:t>
       </w:r>
       <w:r>
@@ -6144,7 +7117,7 @@
           <w:szCs w:val="30"/>
         </w:rPr>
       </w:pPr>
-      <w:bookmarkStart w:id="98" w:name="_Toc238413445"/>
+      <w:bookmarkStart w:id="108" w:name="_Toc238413445"/>
     </w:p>
     <w:p>
       <w:pPr>
@@ -6158,11 +7131,11 @@
           <w:szCs w:val="30"/>
         </w:rPr>
       </w:pPr>
-      <w:bookmarkStart w:id="99" w:name="_Toc238553129"/>
-      <w:bookmarkStart w:id="100" w:name="_Toc238553179"/>
-      <w:bookmarkStart w:id="101" w:name="_Toc238553219"/>
-      <w:bookmarkStart w:id="102" w:name="_Toc239100950"/>
-      <w:bookmarkStart w:id="103" w:name="_Toc239101033"/>
+      <w:bookmarkStart w:id="109" w:name="_Toc238553129"/>
+      <w:bookmarkStart w:id="110" w:name="_Toc238553179"/>
+      <w:bookmarkStart w:id="111" w:name="_Toc238553219"/>
+      <w:bookmarkStart w:id="112" w:name="_Toc243833661"/>
+      <w:bookmarkStart w:id="113" w:name="_Toc243833715"/>
       <w:r>
         <w:rPr>
           <w:b/>
@@ -6190,7 +7163,7 @@
         </w:rPr>
         <w:t>Contra</w:t>
       </w:r>
-      <w:bookmarkEnd w:id="98"/>
+      <w:bookmarkEnd w:id="108"/>
       <w:r>
         <w:rPr>
           <w:b/>
@@ -6200,106 +7173,147 @@
         </w:rPr>
         <w:t>t d’interface (API)</w:t>
       </w:r>
-      <w:bookmarkEnd w:id="99"/>
-      <w:bookmarkEnd w:id="100"/>
-      <w:bookmarkEnd w:id="101"/>
-      <w:bookmarkEnd w:id="102"/>
-      <w:bookmarkEnd w:id="103"/>
-    </w:p>
-    <w:p>
-      <w:pPr>
-        <w:pStyle w:val="Titre2"/>
-        <w:spacing w:after="150" w:line="360" w:lineRule="auto"/>
-        <w:ind w:firstLine="708"/>
-        <w:jc w:val="both"/>
-        <w:rPr>
-          <w:sz w:val="28"/>
-          <w:szCs w:val="28"/>
-        </w:rPr>
-      </w:pPr>
-      <w:bookmarkStart w:id="104" w:name="_Toc238412456"/>
-      <w:bookmarkStart w:id="105" w:name="_Toc238413373"/>
-      <w:bookmarkStart w:id="106" w:name="_Toc238413446"/>
-      <w:bookmarkStart w:id="107" w:name="_Toc238553130"/>
-      <w:bookmarkStart w:id="108" w:name="_Toc238553180"/>
-      <w:bookmarkStart w:id="109" w:name="_Toc238553220"/>
-      <w:bookmarkStart w:id="110" w:name="_Toc239100951"/>
-      <w:bookmarkStart w:id="111" w:name="_Toc239101034"/>
-      <w:r>
-        <w:rPr>
-          <w:rFonts w:eastAsia="Calibri"/>
-          <w:b/>
-          <w:bCs/>
-          <w:sz w:val="28"/>
-          <w:szCs w:val="28"/>
-        </w:rPr>
-        <w:t>6</w:t>
-      </w:r>
-      <w:r>
-        <w:rPr>
-          <w:rFonts w:eastAsia="Calibri"/>
-          <w:b/>
-          <w:bCs/>
-          <w:sz w:val="28"/>
-          <w:szCs w:val="28"/>
-        </w:rPr>
-        <w:t>.</w:t>
-      </w:r>
-      <w:r>
-        <w:rPr>
-          <w:rFonts w:eastAsia="Calibri"/>
-          <w:b/>
-          <w:bCs/>
-          <w:sz w:val="28"/>
-          <w:szCs w:val="28"/>
-        </w:rPr>
-        <w:t>1</w:t>
-      </w:r>
-      <w:r>
-        <w:rPr>
-          <w:rFonts w:eastAsia="Calibri"/>
-          <w:b/>
-          <w:bCs/>
-          <w:sz w:val="28"/>
-          <w:szCs w:val="28"/>
-        </w:rPr>
-        <w:t xml:space="preserve"> </w:t>
-      </w:r>
-      <w:r>
-        <w:rPr>
-          <w:rFonts w:eastAsia="Calibri"/>
-          <w:b/>
-          <w:bCs/>
-          <w:sz w:val="28"/>
-          <w:szCs w:val="28"/>
-        </w:rPr>
-        <w:t>Con</w:t>
-      </w:r>
-      <w:bookmarkEnd w:id="104"/>
-      <w:bookmarkEnd w:id="105"/>
-      <w:bookmarkEnd w:id="106"/>
-      <w:r>
-        <w:rPr>
-          <w:rFonts w:eastAsia="Calibri"/>
-          <w:b/>
-          <w:bCs/>
-          <w:sz w:val="28"/>
-          <w:szCs w:val="28"/>
-        </w:rPr>
-        <w:t>nexion</w:t>
-      </w:r>
-      <w:bookmarkEnd w:id="107"/>
-      <w:bookmarkEnd w:id="108"/>
       <w:bookmarkEnd w:id="109"/>
       <w:bookmarkEnd w:id="110"/>
       <w:bookmarkEnd w:id="111"/>
-      <w:r>
-        <w:rPr>
+      <w:bookmarkEnd w:id="112"/>
+      <w:bookmarkEnd w:id="113"/>
+    </w:p>
+    <w:p>
+      <w:pPr>
+        <w:pStyle w:val="Titre1"/>
+        <w:spacing w:line="360" w:lineRule="auto"/>
+        <w:jc w:val="both"/>
+        <w:rPr>
+          <w:b/>
+          <w:bCs/>
+          <w:sz w:val="24"/>
+          <w:szCs w:val="24"/>
+        </w:rPr>
+      </w:pPr>
+    </w:p>
+    <w:p>
+      <w:pPr>
+        <w:spacing w:line="360" w:lineRule="auto"/>
+        <w:jc w:val="both"/>
+        <w:rPr>
+          <w:sz w:val="24"/>
+          <w:szCs w:val="24"/>
+        </w:rPr>
+      </w:pPr>
+      <w:r>
+        <w:rPr>
+          <w:sz w:val="24"/>
+          <w:szCs w:val="24"/>
+        </w:rPr>
+        <w:t xml:space="preserve">Partout, l’en-tête est </w:t>
+      </w:r>
+      <w:proofErr w:type="spellStart"/>
+      <w:proofErr w:type="gramStart"/>
+      <w:r>
+        <w:rPr>
+          <w:rStyle w:val="CodeHTML"/>
+          <w:rFonts w:ascii="Times New Roman" w:hAnsi="Times New Roman" w:cs="Times New Roman"/>
+          <w:sz w:val="24"/>
+          <w:szCs w:val="24"/>
+        </w:rPr>
+        <w:t>Authorization</w:t>
+      </w:r>
+      <w:proofErr w:type="spellEnd"/>
+      <w:r>
+        <w:rPr>
+          <w:rStyle w:val="CodeHTML"/>
+          <w:rFonts w:ascii="Times New Roman" w:hAnsi="Times New Roman" w:cs="Times New Roman"/>
+          <w:sz w:val="24"/>
+          <w:szCs w:val="24"/>
+        </w:rPr>
+        <w:t>:</w:t>
+      </w:r>
+      <w:proofErr w:type="gramEnd"/>
+      <w:r>
+        <w:rPr>
+          <w:rStyle w:val="CodeHTML"/>
+          <w:rFonts w:ascii="Times New Roman" w:hAnsi="Times New Roman" w:cs="Times New Roman"/>
           <w:sz w:val="24"/>
           <w:szCs w:val="24"/>
         </w:rPr>
         <w:t xml:space="preserve"> </w:t>
       </w:r>
+      <w:proofErr w:type="spellStart"/>
+      <w:r>
+        <w:rPr>
+          <w:rStyle w:val="CodeHTML"/>
+          <w:rFonts w:ascii="Times New Roman" w:hAnsi="Times New Roman" w:cs="Times New Roman"/>
+          <w:sz w:val="24"/>
+          <w:szCs w:val="24"/>
+        </w:rPr>
+        <w:t>Bearer</w:t>
+      </w:r>
+      <w:proofErr w:type="spellEnd"/>
+      <w:r>
+        <w:rPr>
+          <w:rStyle w:val="CodeHTML"/>
+          <w:rFonts w:ascii="Times New Roman" w:hAnsi="Times New Roman" w:cs="Times New Roman"/>
+          <w:sz w:val="24"/>
+          <w:szCs w:val="24"/>
+        </w:rPr>
+        <w:t xml:space="preserve"> &lt;</w:t>
+      </w:r>
+      <w:proofErr w:type="spellStart"/>
+      <w:r>
+        <w:rPr>
+          <w:rStyle w:val="CodeHTML"/>
+          <w:rFonts w:ascii="Times New Roman" w:hAnsi="Times New Roman" w:cs="Times New Roman"/>
+          <w:sz w:val="24"/>
+          <w:szCs w:val="24"/>
+        </w:rPr>
+        <w:t>access</w:t>
+      </w:r>
+      <w:proofErr w:type="spellEnd"/>
+      <w:r>
+        <w:rPr>
+          <w:rStyle w:val="CodeHTML"/>
+          <w:rFonts w:ascii="Times New Roman" w:hAnsi="Times New Roman" w:cs="Times New Roman"/>
+          <w:sz w:val="24"/>
+          <w:szCs w:val="24"/>
+        </w:rPr>
+        <w:t>&gt;</w:t>
+      </w:r>
+      <w:r>
+        <w:rPr>
+          <w:sz w:val="24"/>
+          <w:szCs w:val="24"/>
+        </w:rPr>
+        <w:t xml:space="preserve"> et </w:t>
+      </w:r>
+      <w:r>
+        <w:rPr>
+          <w:rStyle w:val="CodeHTML"/>
+          <w:rFonts w:ascii="Times New Roman" w:hAnsi="Times New Roman" w:cs="Times New Roman"/>
+          <w:sz w:val="24"/>
+          <w:szCs w:val="24"/>
+        </w:rPr>
+        <w:t>{id}</w:t>
+      </w:r>
+      <w:r>
+        <w:rPr>
+          <w:sz w:val="24"/>
+          <w:szCs w:val="24"/>
+        </w:rPr>
+        <w:t xml:space="preserve"> est un UUID.</w:t>
+      </w:r>
+    </w:p>
+    <w:p>
+      <w:pPr>
+        <w:spacing w:line="360" w:lineRule="auto"/>
+        <w:jc w:val="both"/>
+        <w:rPr>
+          <w:b/>
+          <w:bCs/>
+          <w:sz w:val="24"/>
+          <w:szCs w:val="24"/>
+        </w:rPr>
+      </w:pPr>
     </w:p>
     <w:tbl>
       <w:tblPr>
@@ -6309,57 +7323,11 @@
         <w:tblLook w:val="04A0" w:firstRow="1" w:lastRow="0" w:firstColumn="1" w:lastColumn="0" w:noHBand="0" w:noVBand="1"/>
       </w:tblPr>
       <w:tblGrid>
-        <w:gridCol w:w="4623"/>
-        <w:gridCol w:w="4623"/>
+        <w:gridCol w:w="2993"/>
+        <w:gridCol w:w="2112"/>
+        <w:gridCol w:w="2175"/>
+        <w:gridCol w:w="2348"/>
       </w:tblGrid>
-      <w:tr>
-        <w:trPr>
-          <w:trHeight w:val="588"/>
-          <w:jc w:val="center"/>
-        </w:trPr>
-        <w:tc>
-          <w:tcPr>
-            <w:tcW w:w="4623" w:type="dxa"/>
-          </w:tcPr>
-          <w:p>
-            <w:pPr>
-              <w:spacing w:line="360" w:lineRule="auto"/>
-              <w:rPr>
-                <w:sz w:val="24"/>
-                <w:szCs w:val="24"/>
-              </w:rPr>
-            </w:pPr>
-            <w:r>
-              <w:rPr>
-                <w:sz w:val="24"/>
-                <w:szCs w:val="24"/>
-              </w:rPr>
-              <w:t>Méthode + URL</w:t>
-            </w:r>
-          </w:p>
-        </w:tc>
-        <w:tc>
-          <w:tcPr>
-            <w:tcW w:w="4623" w:type="dxa"/>
-          </w:tcPr>
-          <w:p>
-            <w:pPr>
-              <w:spacing w:line="360" w:lineRule="auto"/>
-              <w:rPr>
-                <w:sz w:val="24"/>
-                <w:szCs w:val="24"/>
-              </w:rPr>
-            </w:pPr>
-            <w:r>
-              <w:rPr>
-                <w:sz w:val="24"/>
-                <w:szCs w:val="24"/>
-              </w:rPr>
-              <w:t>POST /api/auth/login/</w:t>
-            </w:r>
-          </w:p>
-        </w:tc>
-      </w:tr>
       <w:tr>
         <w:trPr>
           <w:trHeight w:val="571"/>
@@ -6367,92 +7335,101 @@
         </w:trPr>
         <w:tc>
           <w:tcPr>
-            <w:tcW w:w="4623" w:type="dxa"/>
+            <w:tcW w:w="2104" w:type="dxa"/>
           </w:tcPr>
           <w:p>
             <w:pPr>
               <w:spacing w:line="360" w:lineRule="auto"/>
-              <w:jc w:val="both"/>
-              <w:rPr>
-                <w:sz w:val="24"/>
-                <w:szCs w:val="24"/>
-              </w:rPr>
-            </w:pPr>
-            <w:r>
-              <w:rPr>
-                <w:sz w:val="24"/>
-                <w:szCs w:val="24"/>
-              </w:rPr>
-              <w:t>En-têtes requis</w:t>
+              <w:rPr>
+                <w:b/>
+                <w:bCs/>
+                <w:sz w:val="28"/>
+                <w:szCs w:val="28"/>
+              </w:rPr>
+            </w:pPr>
+            <w:r>
+              <w:rPr>
+                <w:b/>
+                <w:bCs/>
+                <w:sz w:val="28"/>
+                <w:szCs w:val="28"/>
+              </w:rPr>
+              <w:t>Route</w:t>
             </w:r>
           </w:p>
         </w:tc>
         <w:tc>
           <w:tcPr>
-            <w:tcW w:w="4623" w:type="dxa"/>
+            <w:tcW w:w="2105" w:type="dxa"/>
           </w:tcPr>
           <w:p>
             <w:pPr>
               <w:spacing w:line="360" w:lineRule="auto"/>
               <w:rPr>
-                <w:sz w:val="24"/>
-                <w:szCs w:val="24"/>
-              </w:rPr>
-            </w:pPr>
-            <w:r>
-              <w:rPr>
-                <w:sz w:val="24"/>
-                <w:szCs w:val="24"/>
-              </w:rPr>
-              <w:t>Content-Type: application/json</w:t>
-            </w:r>
-          </w:p>
-        </w:tc>
-      </w:tr>
-      <w:tr>
-        <w:trPr>
-          <w:trHeight w:val="571"/>
-          <w:jc w:val="center"/>
-        </w:trPr>
-        <w:tc>
-          <w:tcPr>
-            <w:tcW w:w="4623" w:type="dxa"/>
-          </w:tcPr>
-          <w:p>
-            <w:pPr>
-              <w:spacing w:line="360" w:lineRule="auto"/>
-              <w:rPr>
-                <w:sz w:val="24"/>
-                <w:szCs w:val="24"/>
-              </w:rPr>
-            </w:pPr>
-            <w:r>
-              <w:rPr>
-                <w:sz w:val="24"/>
-                <w:szCs w:val="24"/>
-              </w:rPr>
-              <w:t>Corps de la requête</w:t>
+                <w:b/>
+                <w:bCs/>
+                <w:sz w:val="28"/>
+                <w:szCs w:val="28"/>
+              </w:rPr>
+            </w:pPr>
+            <w:r>
+              <w:rPr>
+                <w:b/>
+                <w:bCs/>
+                <w:sz w:val="28"/>
+                <w:szCs w:val="28"/>
+              </w:rPr>
+              <w:t>Corps</w:t>
             </w:r>
           </w:p>
         </w:tc>
         <w:tc>
           <w:tcPr>
-            <w:tcW w:w="4623" w:type="dxa"/>
+            <w:tcW w:w="2575" w:type="dxa"/>
           </w:tcPr>
           <w:p>
             <w:pPr>
               <w:spacing w:line="360" w:lineRule="auto"/>
               <w:rPr>
-                <w:sz w:val="24"/>
-                <w:szCs w:val="24"/>
-              </w:rPr>
-            </w:pPr>
-            <w:r>
-              <w:rPr>
-                <w:sz w:val="24"/>
-                <w:szCs w:val="24"/>
-              </w:rPr>
-              <w:t>{"username": "string", "password": "string"}</w:t>
+                <w:b/>
+                <w:bCs/>
+                <w:sz w:val="28"/>
+                <w:szCs w:val="28"/>
+              </w:rPr>
+            </w:pPr>
+            <w:r>
+              <w:rPr>
+                <w:b/>
+                <w:bCs/>
+                <w:sz w:val="28"/>
+                <w:szCs w:val="28"/>
+              </w:rPr>
+              <w:t>Succès</w:t>
+            </w:r>
+          </w:p>
+        </w:tc>
+        <w:tc>
+          <w:tcPr>
+            <w:tcW w:w="2844" w:type="dxa"/>
+          </w:tcPr>
+          <w:p>
+            <w:pPr>
+              <w:spacing w:line="360" w:lineRule="auto"/>
+              <w:rPr>
+                <w:b/>
+                <w:bCs/>
+                <w:sz w:val="28"/>
+                <w:szCs w:val="28"/>
+              </w:rPr>
+            </w:pPr>
+            <w:r>
+              <w:rPr>
+                <w:b/>
+                <w:bCs/>
+                <w:sz w:val="28"/>
+                <w:szCs w:val="28"/>
+              </w:rPr>
+              <w:t>Echecs</w:t>
             </w:r>
           </w:p>
         </w:tc>
@@ -6464,7 +7441,7 @@
         </w:trPr>
         <w:tc>
           <w:tcPr>
-            <w:tcW w:w="4623" w:type="dxa"/>
+            <w:tcW w:w="2104" w:type="dxa"/>
           </w:tcPr>
           <w:p>
             <w:pPr>
@@ -6476,16 +7453,45 @@
             </w:pPr>
             <w:r>
               <w:rPr>
-                <w:sz w:val="24"/>
-                <w:szCs w:val="24"/>
-              </w:rPr>
-              <w:t>Réponse succès</w:t>
+                <w:rStyle w:val="CodeHTML"/>
+                <w:rFonts w:ascii="Times New Roman" w:hAnsi="Times New Roman" w:cs="Times New Roman"/>
+                <w:sz w:val="24"/>
+                <w:szCs w:val="24"/>
+              </w:rPr>
+              <w:t>POST /api/</w:t>
+            </w:r>
+            <w:proofErr w:type="spellStart"/>
+            <w:r>
+              <w:rPr>
+                <w:rStyle w:val="CodeHTML"/>
+                <w:rFonts w:ascii="Times New Roman" w:hAnsi="Times New Roman" w:cs="Times New Roman"/>
+                <w:sz w:val="24"/>
+                <w:szCs w:val="24"/>
+              </w:rPr>
+              <w:t>auth</w:t>
+            </w:r>
+            <w:proofErr w:type="spellEnd"/>
+            <w:r>
+              <w:rPr>
+                <w:rStyle w:val="CodeHTML"/>
+                <w:rFonts w:ascii="Times New Roman" w:hAnsi="Times New Roman" w:cs="Times New Roman"/>
+                <w:sz w:val="24"/>
+                <w:szCs w:val="24"/>
+              </w:rPr>
+              <w:t>/login/</w:t>
+            </w:r>
+            <w:r>
+              <w:rPr>
+                <w:sz w:val="24"/>
+                <w:szCs w:val="24"/>
+              </w:rPr>
+              <w:t xml:space="preserve"> (public)</w:t>
             </w:r>
           </w:p>
         </w:tc>
         <w:tc>
           <w:tcPr>
-            <w:tcW w:w="4623" w:type="dxa"/>
+            <w:tcW w:w="2105" w:type="dxa"/>
           </w:tcPr>
           <w:p>
             <w:pPr>
@@ -6495,6 +7501,66 @@
                 <w:szCs w:val="24"/>
               </w:rPr>
             </w:pPr>
+            <w:r>
+              <w:rPr>
+                <w:sz w:val="24"/>
+                <w:szCs w:val="24"/>
+              </w:rPr>
+              <w:t>{"</w:t>
+            </w:r>
+            <w:proofErr w:type="spellStart"/>
+            <w:r>
+              <w:rPr>
+                <w:sz w:val="24"/>
+                <w:szCs w:val="24"/>
+              </w:rPr>
+              <w:t>username</w:t>
+            </w:r>
+            <w:proofErr w:type="spellEnd"/>
+            <w:r>
+              <w:rPr>
+                <w:sz w:val="24"/>
+                <w:szCs w:val="24"/>
+              </w:rPr>
+              <w:t>", "</w:t>
+            </w:r>
+            <w:proofErr w:type="spellStart"/>
+            <w:r>
+              <w:rPr>
+                <w:sz w:val="24"/>
+                <w:szCs w:val="24"/>
+              </w:rPr>
+              <w:t>password</w:t>
+            </w:r>
+            <w:proofErr w:type="spellEnd"/>
+            <w:r>
+              <w:rPr>
+                <w:sz w:val="24"/>
+                <w:szCs w:val="24"/>
+              </w:rPr>
+              <w:t>"}</w:t>
+            </w:r>
+          </w:p>
+        </w:tc>
+        <w:tc>
+          <w:tcPr>
+            <w:tcW w:w="2575" w:type="dxa"/>
+          </w:tcPr>
+          <w:p>
+            <w:pPr>
+              <w:spacing w:line="360" w:lineRule="auto"/>
+              <w:rPr>
+                <w:sz w:val="24"/>
+                <w:szCs w:val="24"/>
+              </w:rPr>
+            </w:pPr>
+            <w:r>
+              <w:rPr>
+                <w:sz w:val="24"/>
+                <w:szCs w:val="24"/>
+              </w:rPr>
+              <w:t xml:space="preserve">200 </w:t>
+            </w:r>
             <w:r>
               <w:rPr>
                 <w:rStyle w:val="CodeHTML"/>
@@ -6502,15 +7568,9 @@
                 <w:sz w:val="24"/>
                 <w:szCs w:val="24"/>
               </w:rPr>
-              <w:t>200 OK</w:t>
-            </w:r>
-            <w:r>
-              <w:rPr>
-                <w:sz w:val="24"/>
-                <w:szCs w:val="24"/>
-              </w:rPr>
-              <w:t xml:space="preserve"> → </w:t>
-            </w:r>
+              <w:t>{"</w:t>
+            </w:r>
+            <w:proofErr w:type="spellStart"/>
             <w:r>
               <w:rPr>
                 <w:rStyle w:val="CodeHTML"/>
@@ -6518,7 +7578,87 @@
                 <w:sz w:val="24"/>
                 <w:szCs w:val="24"/>
               </w:rPr>
-              <w:t>{"token": "string"}</w:t>
+              <w:t>access</w:t>
+            </w:r>
+            <w:proofErr w:type="spellEnd"/>
+            <w:r>
+              <w:rPr>
+                <w:rStyle w:val="CodeHTML"/>
+                <w:rFonts w:ascii="Times New Roman" w:hAnsi="Times New Roman" w:cs="Times New Roman"/>
+                <w:sz w:val="24"/>
+                <w:szCs w:val="24"/>
+              </w:rPr>
+              <w:t>", "</w:t>
+            </w:r>
+            <w:proofErr w:type="spellStart"/>
+            <w:r>
+              <w:rPr>
+                <w:rStyle w:val="CodeHTML"/>
+                <w:rFonts w:ascii="Times New Roman" w:hAnsi="Times New Roman" w:cs="Times New Roman"/>
+                <w:sz w:val="24"/>
+                <w:szCs w:val="24"/>
+              </w:rPr>
+              <w:t>refresh</w:t>
+            </w:r>
+            <w:proofErr w:type="spellEnd"/>
+            <w:r>
+              <w:rPr>
+                <w:rStyle w:val="CodeHTML"/>
+                <w:rFonts w:ascii="Times New Roman" w:hAnsi="Times New Roman" w:cs="Times New Roman"/>
+                <w:sz w:val="24"/>
+                <w:szCs w:val="24"/>
+              </w:rPr>
+              <w:t>"}</w:t>
+            </w:r>
+          </w:p>
+        </w:tc>
+        <w:tc>
+          <w:tcPr>
+            <w:tcW w:w="2844" w:type="dxa"/>
+          </w:tcPr>
+          <w:p>
+            <w:pPr>
+              <w:spacing w:line="360" w:lineRule="auto"/>
+              <w:rPr>
+                <w:sz w:val="24"/>
+                <w:szCs w:val="24"/>
+              </w:rPr>
+            </w:pPr>
+            <w:r>
+              <w:rPr>
+                <w:sz w:val="24"/>
+                <w:szCs w:val="24"/>
+              </w:rPr>
+              <w:t xml:space="preserve">400 </w:t>
+            </w:r>
+            <w:r>
+              <w:rPr>
+                <w:rStyle w:val="CodeHTML"/>
+                <w:rFonts w:ascii="Times New Roman" w:hAnsi="Times New Roman" w:cs="Times New Roman"/>
+                <w:sz w:val="24"/>
+                <w:szCs w:val="24"/>
+              </w:rPr>
+              <w:t>{"erreur</w:t>
+            </w:r>
+            <w:proofErr w:type="gramStart"/>
+            <w:r>
+              <w:rPr>
+                <w:rStyle w:val="CodeHTML"/>
+                <w:rFonts w:ascii="Times New Roman" w:hAnsi="Times New Roman" w:cs="Times New Roman"/>
+                <w:sz w:val="24"/>
+                <w:szCs w:val="24"/>
+              </w:rPr>
+              <w:t>":</w:t>
+            </w:r>
+            <w:proofErr w:type="gramEnd"/>
+            <w:r>
+              <w:rPr>
+                <w:rStyle w:val="CodeHTML"/>
+                <w:rFonts w:ascii="Times New Roman" w:hAnsi="Times New Roman" w:cs="Times New Roman"/>
+                <w:sz w:val="24"/>
+                <w:szCs w:val="24"/>
+              </w:rPr>
+              <w:t xml:space="preserve"> "Identifiants invalides."}</w:t>
             </w:r>
           </w:p>
         </w:tc>
@@ -6530,7 +7670,7 @@
         </w:trPr>
         <w:tc>
           <w:tcPr>
-            <w:tcW w:w="4623" w:type="dxa"/>
+            <w:tcW w:w="2104" w:type="dxa"/>
           </w:tcPr>
           <w:p>
             <w:pPr>
@@ -6545,19 +7685,71 @@
             </w:pPr>
             <w:r>
               <w:rPr>
-                <w:sz w:val="24"/>
-                <w:szCs w:val="24"/>
-              </w:rPr>
-              <w:t>Réponse échec</w:t>
+                <w:rStyle w:val="CodeHTML"/>
+                <w:rFonts w:ascii="Times New Roman" w:hAnsi="Times New Roman" w:cs="Times New Roman"/>
+                <w:sz w:val="24"/>
+                <w:szCs w:val="24"/>
+              </w:rPr>
+              <w:t>POST /api/</w:t>
+            </w:r>
+            <w:proofErr w:type="spellStart"/>
+            <w:r>
+              <w:rPr>
+                <w:rStyle w:val="CodeHTML"/>
+                <w:rFonts w:ascii="Times New Roman" w:hAnsi="Times New Roman" w:cs="Times New Roman"/>
+                <w:sz w:val="24"/>
+                <w:szCs w:val="24"/>
+              </w:rPr>
+              <w:t>auth</w:t>
+            </w:r>
+            <w:proofErr w:type="spellEnd"/>
+            <w:r>
+              <w:rPr>
+                <w:rStyle w:val="CodeHTML"/>
+                <w:rFonts w:ascii="Times New Roman" w:hAnsi="Times New Roman" w:cs="Times New Roman"/>
+                <w:sz w:val="24"/>
+                <w:szCs w:val="24"/>
+              </w:rPr>
+              <w:t>/</w:t>
+            </w:r>
+            <w:proofErr w:type="spellStart"/>
+            <w:r>
+              <w:rPr>
+                <w:rStyle w:val="CodeHTML"/>
+                <w:rFonts w:ascii="Times New Roman" w:hAnsi="Times New Roman" w:cs="Times New Roman"/>
+                <w:sz w:val="24"/>
+                <w:szCs w:val="24"/>
+              </w:rPr>
+              <w:t>refresh</w:t>
+            </w:r>
+            <w:proofErr w:type="spellEnd"/>
+            <w:r>
+              <w:rPr>
+                <w:rStyle w:val="CodeHTML"/>
+                <w:rFonts w:ascii="Times New Roman" w:hAnsi="Times New Roman" w:cs="Times New Roman"/>
+                <w:sz w:val="24"/>
+                <w:szCs w:val="24"/>
+              </w:rPr>
+              <w:t>/</w:t>
+            </w:r>
+            <w:r>
+              <w:rPr>
+                <w:sz w:val="24"/>
+                <w:szCs w:val="24"/>
+              </w:rPr>
+              <w:t xml:space="preserve"> (public)</w:t>
             </w:r>
           </w:p>
         </w:tc>
         <w:tc>
           <w:tcPr>
-            <w:tcW w:w="4623" w:type="dxa"/>
+            <w:tcW w:w="2105" w:type="dxa"/>
           </w:tcPr>
           <w:p>
             <w:pPr>
+              <w:tabs>
+                <w:tab w:val="left" w:pos="960"/>
+              </w:tabs>
               <w:spacing w:line="360" w:lineRule="auto"/>
               <w:rPr>
                 <w:sz w:val="24"/>
@@ -6566,168 +7758,38 @@
             </w:pPr>
             <w:r>
               <w:rPr>
-                <w:rStyle w:val="CodeHTML"/>
-                <w:rFonts w:ascii="Times New Roman" w:hAnsi="Times New Roman" w:cs="Times New Roman"/>
-                <w:sz w:val="24"/>
-                <w:szCs w:val="24"/>
-              </w:rPr>
-              <w:t>400 Bad Request</w:t>
-            </w:r>
-            <w:r>
-              <w:rPr>
-                <w:sz w:val="24"/>
-                <w:szCs w:val="24"/>
-              </w:rPr>
-              <w:t xml:space="preserve"> → </w:t>
-            </w:r>
-            <w:r>
-              <w:rPr>
-                <w:rStyle w:val="CodeHTML"/>
-                <w:rFonts w:ascii="Times New Roman" w:hAnsi="Times New Roman" w:cs="Times New Roman"/>
-                <w:sz w:val="24"/>
-                <w:szCs w:val="24"/>
-              </w:rPr>
-              <w:t>{"erreur": "Identifiants invalides."}</w:t>
-            </w:r>
-          </w:p>
-        </w:tc>
-      </w:tr>
-    </w:tbl>
-    <w:p>
-      <w:pPr>
-        <w:spacing w:line="360" w:lineRule="auto"/>
-        <w:jc w:val="center"/>
-        <w:rPr>
-          <w:sz w:val="24"/>
-          <w:szCs w:val="24"/>
-        </w:rPr>
-      </w:pPr>
-    </w:p>
-    <w:p>
-      <w:pPr>
-        <w:pStyle w:val="Titre2"/>
-        <w:spacing w:after="150" w:line="360" w:lineRule="auto"/>
-        <w:ind w:firstLine="708"/>
-        <w:jc w:val="both"/>
-        <w:rPr>
-          <w:sz w:val="28"/>
-          <w:szCs w:val="28"/>
-        </w:rPr>
-      </w:pPr>
-      <w:bookmarkStart w:id="112" w:name="_Toc238553131"/>
-      <w:bookmarkStart w:id="113" w:name="_Toc238553181"/>
-      <w:bookmarkStart w:id="114" w:name="_Toc238553221"/>
-      <w:bookmarkStart w:id="115" w:name="_Toc239100952"/>
-      <w:bookmarkStart w:id="116" w:name="_Toc239101035"/>
-      <w:bookmarkStart w:id="117" w:name="_Toc238412458"/>
-      <w:bookmarkStart w:id="118" w:name="_Toc238413375"/>
-      <w:bookmarkStart w:id="119" w:name="_Toc238413448"/>
-      <w:r>
-        <w:rPr>
-          <w:rFonts w:eastAsia="Calibri"/>
-          <w:b/>
-          <w:bCs/>
-          <w:sz w:val="28"/>
-          <w:szCs w:val="28"/>
-        </w:rPr>
-        <w:t>6</w:t>
-      </w:r>
-      <w:r>
-        <w:rPr>
-          <w:rFonts w:eastAsia="Calibri"/>
-          <w:b/>
-          <w:bCs/>
-          <w:sz w:val="28"/>
-          <w:szCs w:val="28"/>
-        </w:rPr>
-        <w:t>.</w:t>
-      </w:r>
-      <w:r>
-        <w:rPr>
-          <w:rFonts w:eastAsia="Calibri"/>
-          <w:b/>
-          <w:bCs/>
-          <w:sz w:val="28"/>
-          <w:szCs w:val="28"/>
-        </w:rPr>
-        <w:t>2</w:t>
-      </w:r>
-      <w:r>
-        <w:rPr>
-          <w:rFonts w:eastAsia="Calibri"/>
-          <w:b/>
-          <w:bCs/>
-          <w:sz w:val="28"/>
-          <w:szCs w:val="28"/>
-        </w:rPr>
-        <w:t xml:space="preserve"> </w:t>
-      </w:r>
-      <w:r>
-        <w:rPr>
-          <w:rFonts w:eastAsia="Calibri"/>
-          <w:b/>
-          <w:bCs/>
-          <w:sz w:val="28"/>
-          <w:szCs w:val="28"/>
-        </w:rPr>
-        <w:t>Créer une tirelire</w:t>
-      </w:r>
-      <w:bookmarkEnd w:id="112"/>
-      <w:bookmarkEnd w:id="113"/>
-      <w:bookmarkEnd w:id="114"/>
-      <w:bookmarkEnd w:id="115"/>
-      <w:bookmarkEnd w:id="116"/>
-      <w:r>
-        <w:rPr>
-          <w:sz w:val="24"/>
-          <w:szCs w:val="24"/>
-        </w:rPr>
-        <w:t xml:space="preserve"> </w:t>
-      </w:r>
-    </w:p>
-    <w:tbl>
-      <w:tblPr>
-        <w:tblStyle w:val="Grilledutableau"/>
-        <w:tblW w:w="0" w:type="auto"/>
-        <w:jc w:val="center"/>
-        <w:tblLook w:val="04A0" w:firstRow="1" w:lastRow="0" w:firstColumn="1" w:lastColumn="0" w:noHBand="0" w:noVBand="1"/>
-      </w:tblPr>
-      <w:tblGrid>
-        <w:gridCol w:w="4623"/>
-        <w:gridCol w:w="4623"/>
-      </w:tblGrid>
-      <w:tr>
-        <w:trPr>
-          <w:trHeight w:val="588"/>
-          <w:jc w:val="center"/>
-        </w:trPr>
-        <w:tc>
-          <w:tcPr>
-            <w:tcW w:w="4623" w:type="dxa"/>
-          </w:tcPr>
-          <w:p>
-            <w:pPr>
-              <w:spacing w:line="360" w:lineRule="auto"/>
-              <w:rPr>
-                <w:sz w:val="24"/>
-                <w:szCs w:val="24"/>
-              </w:rPr>
-            </w:pPr>
-            <w:r>
-              <w:rPr>
-                <w:sz w:val="24"/>
-                <w:szCs w:val="24"/>
-              </w:rPr>
-              <w:t>Méthode + URL</w:t>
+                <w:sz w:val="24"/>
+                <w:szCs w:val="24"/>
+              </w:rPr>
+              <w:t>{"</w:t>
+            </w:r>
+            <w:proofErr w:type="spellStart"/>
+            <w:r>
+              <w:rPr>
+                <w:sz w:val="24"/>
+                <w:szCs w:val="24"/>
+              </w:rPr>
+              <w:t>refresh</w:t>
+            </w:r>
+            <w:proofErr w:type="spellEnd"/>
+            <w:r>
+              <w:rPr>
+                <w:sz w:val="24"/>
+                <w:szCs w:val="24"/>
+              </w:rPr>
+              <w:t>"}</w:t>
             </w:r>
           </w:p>
         </w:tc>
         <w:tc>
           <w:tcPr>
-            <w:tcW w:w="4623" w:type="dxa"/>
+            <w:tcW w:w="2575" w:type="dxa"/>
           </w:tcPr>
           <w:p>
             <w:pPr>
+              <w:tabs>
+                <w:tab w:val="left" w:pos="960"/>
+              </w:tabs>
               <w:spacing w:line="360" w:lineRule="auto"/>
               <w:rPr>
                 <w:sz w:val="24"/>
@@ -6739,42 +7801,62 @@
                 <w:sz w:val="24"/>
                 <w:szCs w:val="24"/>
               </w:rPr>
-              <w:t>POST /api/tirelires/</w:t>
-            </w:r>
-          </w:p>
-        </w:tc>
-      </w:tr>
-      <w:tr>
-        <w:trPr>
-          <w:trHeight w:val="571"/>
-          <w:jc w:val="center"/>
-        </w:trPr>
-        <w:tc>
-          <w:tcPr>
-            <w:tcW w:w="4623" w:type="dxa"/>
-          </w:tcPr>
-          <w:p>
-            <w:pPr>
-              <w:spacing w:line="360" w:lineRule="auto"/>
-              <w:jc w:val="both"/>
-              <w:rPr>
-                <w:sz w:val="24"/>
-                <w:szCs w:val="24"/>
-              </w:rPr>
-            </w:pPr>
-            <w:r>
-              <w:rPr>
-                <w:sz w:val="24"/>
-                <w:szCs w:val="24"/>
-              </w:rPr>
-              <w:lastRenderedPageBreak/>
-              <w:t>En-têtes requis</w:t>
+              <w:t xml:space="preserve">200 </w:t>
+            </w:r>
+            <w:r>
+              <w:rPr>
+                <w:rStyle w:val="CodeHTML"/>
+                <w:rFonts w:ascii="Times New Roman" w:hAnsi="Times New Roman" w:cs="Times New Roman"/>
+                <w:sz w:val="24"/>
+                <w:szCs w:val="24"/>
+              </w:rPr>
+              <w:t>{"</w:t>
+            </w:r>
+            <w:proofErr w:type="spellStart"/>
+            <w:r>
+              <w:rPr>
+                <w:rStyle w:val="CodeHTML"/>
+                <w:rFonts w:ascii="Times New Roman" w:hAnsi="Times New Roman" w:cs="Times New Roman"/>
+                <w:sz w:val="24"/>
+                <w:szCs w:val="24"/>
+              </w:rPr>
+              <w:t>access</w:t>
+            </w:r>
+            <w:proofErr w:type="spellEnd"/>
+            <w:r>
+              <w:rPr>
+                <w:rStyle w:val="CodeHTML"/>
+                <w:rFonts w:ascii="Times New Roman" w:hAnsi="Times New Roman" w:cs="Times New Roman"/>
+                <w:sz w:val="24"/>
+                <w:szCs w:val="24"/>
+              </w:rPr>
+              <w:t>", "</w:t>
+            </w:r>
+            <w:proofErr w:type="spellStart"/>
+            <w:r>
+              <w:rPr>
+                <w:rStyle w:val="CodeHTML"/>
+                <w:rFonts w:ascii="Times New Roman" w:hAnsi="Times New Roman" w:cs="Times New Roman"/>
+                <w:sz w:val="24"/>
+                <w:szCs w:val="24"/>
+              </w:rPr>
+              <w:t>refresh</w:t>
+            </w:r>
+            <w:proofErr w:type="spellEnd"/>
+            <w:r>
+              <w:rPr>
+                <w:rStyle w:val="CodeHTML"/>
+                <w:rFonts w:ascii="Times New Roman" w:hAnsi="Times New Roman" w:cs="Times New Roman"/>
+                <w:sz w:val="24"/>
+                <w:szCs w:val="24"/>
+              </w:rPr>
+              <w:t>"}</w:t>
             </w:r>
           </w:p>
         </w:tc>
         <w:tc>
           <w:tcPr>
-            <w:tcW w:w="4623" w:type="dxa"/>
+            <w:tcW w:w="2844" w:type="dxa"/>
           </w:tcPr>
           <w:p>
             <w:pPr>
@@ -6782,84 +7864,14 @@
               <w:rPr>
                 <w:sz w:val="24"/>
                 <w:szCs w:val="24"/>
-                <w:lang w:val="en-US"/>
-              </w:rPr>
-            </w:pPr>
-            <w:r>
-              <w:rPr>
-                <w:rStyle w:val="CodeHTML"/>
-                <w:rFonts w:ascii="Times New Roman" w:hAnsi="Times New Roman" w:cs="Times New Roman"/>
-                <w:sz w:val="24"/>
-                <w:szCs w:val="24"/>
-                <w:lang w:val="en-US"/>
-              </w:rPr>
-              <w:t>Authorization: Token &lt;token&gt;</w:t>
-            </w:r>
-            <w:r>
-              <w:rPr>
-                <w:sz w:val="24"/>
-                <w:szCs w:val="24"/>
-                <w:lang w:val="en-US"/>
-              </w:rPr>
-              <w:t xml:space="preserve">, </w:t>
-            </w:r>
-            <w:r>
-              <w:rPr>
-                <w:rStyle w:val="CodeHTML"/>
-                <w:rFonts w:ascii="Times New Roman" w:hAnsi="Times New Roman" w:cs="Times New Roman"/>
-                <w:sz w:val="24"/>
-                <w:szCs w:val="24"/>
-                <w:lang w:val="en-US"/>
-              </w:rPr>
-              <w:t>Content-Type: application/json</w:t>
-            </w:r>
-          </w:p>
-        </w:tc>
-      </w:tr>
-      <w:tr>
-        <w:trPr>
-          <w:trHeight w:val="571"/>
-          <w:jc w:val="center"/>
-        </w:trPr>
-        <w:tc>
-          <w:tcPr>
-            <w:tcW w:w="4623" w:type="dxa"/>
-          </w:tcPr>
-          <w:p>
-            <w:pPr>
-              <w:spacing w:line="360" w:lineRule="auto"/>
-              <w:rPr>
-                <w:sz w:val="24"/>
-                <w:szCs w:val="24"/>
-              </w:rPr>
-            </w:pPr>
-            <w:r>
-              <w:rPr>
-                <w:sz w:val="24"/>
-                <w:szCs w:val="24"/>
-              </w:rPr>
-              <w:t>Corps de la requête</w:t>
-            </w:r>
-          </w:p>
-        </w:tc>
-        <w:tc>
-          <w:tcPr>
-            <w:tcW w:w="4623" w:type="dxa"/>
-          </w:tcPr>
-          <w:p>
-            <w:pPr>
-              <w:spacing w:line="360" w:lineRule="auto"/>
-              <w:rPr>
-                <w:sz w:val="24"/>
-                <w:szCs w:val="24"/>
-              </w:rPr>
-            </w:pPr>
-            <w:r>
-              <w:rPr>
-                <w:sz w:val="24"/>
-                <w:szCs w:val="24"/>
-              </w:rPr>
-              <w:t>{"libelle": "string", "montant_objectif": decimal, "date_echeance": "AAAA-MM-JJ"}</w:t>
+              </w:rPr>
+            </w:pPr>
+            <w:r>
+              <w:rPr>
+                <w:sz w:val="24"/>
+                <w:szCs w:val="24"/>
+              </w:rPr>
+              <w:t>401 (jeton invalide, expiré ou déjà utilisé)</w:t>
             </w:r>
           </w:p>
         </w:tc>
@@ -6871,37 +7883,122 @@
         </w:trPr>
         <w:tc>
           <w:tcPr>
-            <w:tcW w:w="4623" w:type="dxa"/>
+            <w:tcW w:w="2104" w:type="dxa"/>
           </w:tcPr>
           <w:p>
             <w:pPr>
+              <w:tabs>
+                <w:tab w:val="left" w:pos="960"/>
+              </w:tabs>
               <w:spacing w:line="360" w:lineRule="auto"/>
               <w:rPr>
-                <w:sz w:val="24"/>
-                <w:szCs w:val="24"/>
-              </w:rPr>
-            </w:pPr>
-            <w:r>
-              <w:rPr>
-                <w:sz w:val="24"/>
-                <w:szCs w:val="24"/>
-              </w:rPr>
-              <w:t>Réponse succès</w:t>
+                <w:rStyle w:val="CodeHTML"/>
+                <w:rFonts w:ascii="Times New Roman" w:hAnsi="Times New Roman" w:cs="Times New Roman"/>
+                <w:sz w:val="24"/>
+                <w:szCs w:val="24"/>
+              </w:rPr>
+            </w:pPr>
+            <w:r>
+              <w:rPr>
+                <w:sz w:val="24"/>
+                <w:szCs w:val="24"/>
+              </w:rPr>
+              <w:t>POST /api/auth/logout/</w:t>
             </w:r>
           </w:p>
         </w:tc>
         <w:tc>
           <w:tcPr>
-            <w:tcW w:w="4623" w:type="dxa"/>
+            <w:tcW w:w="2105" w:type="dxa"/>
           </w:tcPr>
           <w:p>
             <w:pPr>
+              <w:tabs>
+                <w:tab w:val="left" w:pos="960"/>
+              </w:tabs>
               <w:spacing w:line="360" w:lineRule="auto"/>
               <w:rPr>
                 <w:sz w:val="24"/>
                 <w:szCs w:val="24"/>
               </w:rPr>
             </w:pPr>
+            <w:r>
+              <w:rPr>
+                <w:sz w:val="24"/>
+                <w:szCs w:val="24"/>
+              </w:rPr>
+              <w:t>{"</w:t>
+            </w:r>
+            <w:proofErr w:type="spellStart"/>
+            <w:r>
+              <w:rPr>
+                <w:sz w:val="24"/>
+                <w:szCs w:val="24"/>
+              </w:rPr>
+              <w:t>refresh</w:t>
+            </w:r>
+            <w:proofErr w:type="spellEnd"/>
+            <w:r>
+              <w:rPr>
+                <w:sz w:val="24"/>
+                <w:szCs w:val="24"/>
+              </w:rPr>
+              <w:t>"}</w:t>
+            </w:r>
+          </w:p>
+        </w:tc>
+        <w:tc>
+          <w:tcPr>
+            <w:tcW w:w="2575" w:type="dxa"/>
+          </w:tcPr>
+          <w:p>
+            <w:pPr>
+              <w:tabs>
+                <w:tab w:val="left" w:pos="960"/>
+              </w:tabs>
+              <w:spacing w:line="360" w:lineRule="auto"/>
+              <w:rPr>
+                <w:sz w:val="24"/>
+                <w:szCs w:val="24"/>
+              </w:rPr>
+            </w:pPr>
+            <w:r>
+              <w:rPr>
+                <w:sz w:val="24"/>
+                <w:szCs w:val="24"/>
+              </w:rPr>
+              <w:t>204</w:t>
+            </w:r>
+          </w:p>
+          <w:p>
+            <w:pPr>
+              <w:jc w:val="center"/>
+              <w:rPr>
+                <w:sz w:val="24"/>
+                <w:szCs w:val="24"/>
+              </w:rPr>
+            </w:pPr>
+          </w:p>
+        </w:tc>
+        <w:tc>
+          <w:tcPr>
+            <w:tcW w:w="2844" w:type="dxa"/>
+          </w:tcPr>
+          <w:p>
+            <w:pPr>
+              <w:spacing w:line="360" w:lineRule="auto"/>
+              <w:rPr>
+                <w:sz w:val="24"/>
+                <w:szCs w:val="24"/>
+              </w:rPr>
+            </w:pPr>
+            <w:r>
+              <w:rPr>
+                <w:sz w:val="24"/>
+                <w:szCs w:val="24"/>
+              </w:rPr>
+              <w:t xml:space="preserve">400 </w:t>
+            </w:r>
             <w:r>
               <w:rPr>
                 <w:rStyle w:val="CodeHTML"/>
@@ -6909,15 +8006,84 @@
                 <w:sz w:val="24"/>
                 <w:szCs w:val="24"/>
               </w:rPr>
-              <w:t>201 Created</w:t>
-            </w:r>
-            <w:r>
-              <w:rPr>
-                <w:sz w:val="24"/>
-                <w:szCs w:val="24"/>
-              </w:rPr>
-              <w:t xml:space="preserve"> → objet tirelire créé</w:t>
-            </w:r>
+              <w:t>{"erreur</w:t>
+            </w:r>
+            <w:proofErr w:type="gramStart"/>
+            <w:r>
+              <w:rPr>
+                <w:rStyle w:val="CodeHTML"/>
+                <w:rFonts w:ascii="Times New Roman" w:hAnsi="Times New Roman" w:cs="Times New Roman"/>
+                <w:sz w:val="24"/>
+                <w:szCs w:val="24"/>
+              </w:rPr>
+              <w:t>":</w:t>
+            </w:r>
+            <w:proofErr w:type="gramEnd"/>
+            <w:r>
+              <w:rPr>
+                <w:rStyle w:val="CodeHTML"/>
+                <w:rFonts w:ascii="Times New Roman" w:hAnsi="Times New Roman" w:cs="Times New Roman"/>
+                <w:sz w:val="24"/>
+                <w:szCs w:val="24"/>
+              </w:rPr>
+              <w:t xml:space="preserve"> "</w:t>
+            </w:r>
+            <w:proofErr w:type="spellStart"/>
+            <w:r>
+              <w:rPr>
+                <w:rStyle w:val="CodeHTML"/>
+                <w:rFonts w:ascii="Times New Roman" w:hAnsi="Times New Roman" w:cs="Times New Roman"/>
+                <w:sz w:val="24"/>
+                <w:szCs w:val="24"/>
+              </w:rPr>
+              <w:t>Refresh</w:t>
+            </w:r>
+            <w:proofErr w:type="spellEnd"/>
+            <w:r>
+              <w:rPr>
+                <w:rStyle w:val="CodeHTML"/>
+                <w:rFonts w:ascii="Times New Roman" w:hAnsi="Times New Roman" w:cs="Times New Roman"/>
+                <w:sz w:val="24"/>
+                <w:szCs w:val="24"/>
+              </w:rPr>
+              <w:t xml:space="preserve"> </w:t>
+            </w:r>
+            <w:proofErr w:type="spellStart"/>
+            <w:r>
+              <w:rPr>
+                <w:rStyle w:val="CodeHTML"/>
+                <w:rFonts w:ascii="Times New Roman" w:hAnsi="Times New Roman" w:cs="Times New Roman"/>
+                <w:sz w:val="24"/>
+                <w:szCs w:val="24"/>
+              </w:rPr>
+              <w:t>token</w:t>
+            </w:r>
+            <w:proofErr w:type="spellEnd"/>
+            <w:r>
+              <w:rPr>
+                <w:rStyle w:val="CodeHTML"/>
+                <w:rFonts w:ascii="Times New Roman" w:hAnsi="Times New Roman" w:cs="Times New Roman"/>
+                <w:sz w:val="24"/>
+                <w:szCs w:val="24"/>
+              </w:rPr>
+              <w:t xml:space="preserve"> invalide."}</w:t>
+            </w:r>
+            <w:r>
+              <w:rPr>
+                <w:sz w:val="24"/>
+                <w:szCs w:val="24"/>
+              </w:rPr>
+              <w:t>, 401</w:t>
+            </w:r>
+          </w:p>
+          <w:p>
+            <w:pPr>
+              <w:ind w:firstLine="708"/>
+              <w:rPr>
+                <w:sz w:val="24"/>
+                <w:szCs w:val="24"/>
+              </w:rPr>
+            </w:pPr>
           </w:p>
         </w:tc>
       </w:tr>
@@ -6928,7 +8094,7 @@
         </w:trPr>
         <w:tc>
           <w:tcPr>
-            <w:tcW w:w="4623" w:type="dxa"/>
+            <w:tcW w:w="2104" w:type="dxa"/>
           </w:tcPr>
           <w:p>
             <w:pPr>
@@ -6937,25 +8103,30 @@
               </w:tabs>
               <w:spacing w:line="360" w:lineRule="auto"/>
               <w:rPr>
-                <w:sz w:val="24"/>
-                <w:szCs w:val="24"/>
-              </w:rPr>
-            </w:pPr>
-            <w:r>
-              <w:rPr>
-                <w:sz w:val="24"/>
-                <w:szCs w:val="24"/>
-              </w:rPr>
-              <w:t>Réponse échec</w:t>
+                <w:rStyle w:val="CodeHTML"/>
+                <w:rFonts w:ascii="Times New Roman" w:hAnsi="Times New Roman" w:cs="Times New Roman"/>
+                <w:sz w:val="24"/>
+                <w:szCs w:val="24"/>
+              </w:rPr>
+            </w:pPr>
+            <w:r>
+              <w:rPr>
+                <w:sz w:val="24"/>
+                <w:szCs w:val="24"/>
+              </w:rPr>
+              <w:t>POST /api/tirelires/</w:t>
             </w:r>
           </w:p>
         </w:tc>
         <w:tc>
           <w:tcPr>
-            <w:tcW w:w="4623" w:type="dxa"/>
+            <w:tcW w:w="2105" w:type="dxa"/>
           </w:tcPr>
           <w:p>
             <w:pPr>
+              <w:tabs>
+                <w:tab w:val="left" w:pos="960"/>
+              </w:tabs>
               <w:spacing w:line="360" w:lineRule="auto"/>
               <w:rPr>
                 <w:sz w:val="24"/>
@@ -6964,186 +8135,70 @@
             </w:pPr>
             <w:r>
               <w:rPr>
-                <w:rStyle w:val="CodeHTML"/>
-                <w:rFonts w:ascii="Times New Roman" w:hAnsi="Times New Roman" w:cs="Times New Roman"/>
-                <w:sz w:val="24"/>
-                <w:szCs w:val="24"/>
-              </w:rPr>
-              <w:t>400 Bad Request</w:t>
-            </w:r>
-            <w:r>
-              <w:rPr>
-                <w:sz w:val="24"/>
-                <w:szCs w:val="24"/>
-              </w:rPr>
-              <w:t xml:space="preserve"> → </w:t>
-            </w:r>
-            <w:r>
-              <w:rPr>
-                <w:rStyle w:val="CodeHTML"/>
-                <w:rFonts w:ascii="Times New Roman" w:hAnsi="Times New Roman" w:cs="Times New Roman"/>
-                <w:sz w:val="24"/>
-                <w:szCs w:val="24"/>
-              </w:rPr>
-              <w:t>{"erreur": "..."}</w:t>
-            </w:r>
-          </w:p>
-        </w:tc>
-      </w:tr>
-    </w:tbl>
-    <w:p>
-      <w:pPr>
-        <w:pStyle w:val="Titre2"/>
-        <w:spacing w:after="150" w:line="360" w:lineRule="auto"/>
-        <w:ind w:firstLine="708"/>
-        <w:jc w:val="both"/>
-        <w:rPr>
-          <w:rFonts w:eastAsia="Calibri"/>
-          <w:b/>
-          <w:bCs/>
-          <w:sz w:val="28"/>
-          <w:szCs w:val="28"/>
-        </w:rPr>
-      </w:pPr>
-      <w:bookmarkStart w:id="120" w:name="_Toc238412459"/>
-      <w:bookmarkStart w:id="121" w:name="_Toc238413376"/>
-      <w:bookmarkStart w:id="122" w:name="_Toc238413449"/>
-      <w:bookmarkEnd w:id="117"/>
-      <w:bookmarkEnd w:id="118"/>
-      <w:bookmarkEnd w:id="119"/>
-    </w:p>
-    <w:p>
-      <w:pPr>
-        <w:pStyle w:val="Titre2"/>
-        <w:spacing w:after="150" w:line="360" w:lineRule="auto"/>
-        <w:ind w:firstLine="708"/>
-        <w:jc w:val="both"/>
-        <w:rPr>
-          <w:sz w:val="28"/>
-          <w:szCs w:val="28"/>
-        </w:rPr>
-      </w:pPr>
-      <w:bookmarkStart w:id="123" w:name="_Toc238553132"/>
-      <w:bookmarkStart w:id="124" w:name="_Toc238553182"/>
-      <w:bookmarkStart w:id="125" w:name="_Toc238553222"/>
-      <w:bookmarkStart w:id="126" w:name="_Toc239100953"/>
-      <w:bookmarkStart w:id="127" w:name="_Toc239101036"/>
-      <w:r>
-        <w:rPr>
-          <w:rFonts w:eastAsia="Calibri"/>
-          <w:b/>
-          <w:bCs/>
-          <w:sz w:val="28"/>
-          <w:szCs w:val="28"/>
-        </w:rPr>
-        <w:t>6</w:t>
-      </w:r>
-      <w:r>
-        <w:rPr>
-          <w:rFonts w:eastAsia="Calibri"/>
-          <w:b/>
-          <w:bCs/>
-          <w:sz w:val="28"/>
-          <w:szCs w:val="28"/>
-        </w:rPr>
-        <w:t>.</w:t>
-      </w:r>
-      <w:r>
-        <w:rPr>
-          <w:rFonts w:eastAsia="Calibri"/>
-          <w:b/>
-          <w:bCs/>
-          <w:sz w:val="28"/>
-          <w:szCs w:val="28"/>
-        </w:rPr>
-        <w:t>3</w:t>
-      </w:r>
-      <w:r>
-        <w:rPr>
-          <w:rFonts w:eastAsia="Calibri"/>
-          <w:b/>
-          <w:bCs/>
-          <w:sz w:val="28"/>
-          <w:szCs w:val="28"/>
-        </w:rPr>
-        <w:t xml:space="preserve"> </w:t>
-      </w:r>
-      <w:r>
-        <w:rPr>
-          <w:rFonts w:eastAsia="Calibri"/>
-          <w:b/>
-          <w:bCs/>
-          <w:sz w:val="28"/>
-          <w:szCs w:val="28"/>
-        </w:rPr>
-        <w:t>Lister mes tirelire</w:t>
-      </w:r>
-      <w:r>
-        <w:rPr>
-          <w:rFonts w:eastAsia="Calibri"/>
-          <w:b/>
-          <w:bCs/>
-          <w:sz w:val="28"/>
-          <w:szCs w:val="28"/>
-        </w:rPr>
-        <w:t>s</w:t>
-      </w:r>
-      <w:bookmarkEnd w:id="123"/>
-      <w:bookmarkEnd w:id="124"/>
-      <w:bookmarkEnd w:id="125"/>
-      <w:bookmarkEnd w:id="126"/>
-      <w:bookmarkEnd w:id="127"/>
-      <w:r>
-        <w:rPr>
-          <w:sz w:val="24"/>
-          <w:szCs w:val="24"/>
-        </w:rPr>
-        <w:t xml:space="preserve"> </w:t>
-      </w:r>
-    </w:p>
-    <w:tbl>
-      <w:tblPr>
-        <w:tblStyle w:val="Grilledutableau"/>
-        <w:tblW w:w="0" w:type="auto"/>
-        <w:jc w:val="center"/>
-        <w:tblLook w:val="04A0" w:firstRow="1" w:lastRow="0" w:firstColumn="1" w:lastColumn="0" w:noHBand="0" w:noVBand="1"/>
-      </w:tblPr>
-      <w:tblGrid>
-        <w:gridCol w:w="4623"/>
-        <w:gridCol w:w="4623"/>
-      </w:tblGrid>
-      <w:tr>
-        <w:trPr>
-          <w:trHeight w:val="588"/>
-          <w:jc w:val="center"/>
-        </w:trPr>
-        <w:tc>
-          <w:tcPr>
-            <w:tcW w:w="4623" w:type="dxa"/>
-          </w:tcPr>
-          <w:p>
-            <w:pPr>
-              <w:spacing w:line="360" w:lineRule="auto"/>
-              <w:rPr>
-                <w:sz w:val="24"/>
-                <w:szCs w:val="24"/>
-              </w:rPr>
-            </w:pPr>
-            <w:r>
-              <w:rPr>
-                <w:sz w:val="24"/>
-                <w:szCs w:val="24"/>
-              </w:rPr>
-              <w:t>Méthode + URL</w:t>
-            </w:r>
+                <w:sz w:val="24"/>
+                <w:szCs w:val="24"/>
+              </w:rPr>
+              <w:t>{"libelle", "</w:t>
+            </w:r>
+            <w:proofErr w:type="spellStart"/>
+            <w:r>
+              <w:rPr>
+                <w:sz w:val="24"/>
+                <w:szCs w:val="24"/>
+              </w:rPr>
+              <w:t>montant_objectif</w:t>
+            </w:r>
+            <w:proofErr w:type="spellEnd"/>
+            <w:r>
+              <w:rPr>
+                <w:sz w:val="24"/>
+                <w:szCs w:val="24"/>
+              </w:rPr>
+              <w:t>", "</w:t>
+            </w:r>
+            <w:proofErr w:type="spellStart"/>
+            <w:r>
+              <w:rPr>
+                <w:sz w:val="24"/>
+                <w:szCs w:val="24"/>
+              </w:rPr>
+              <w:t>date_echeance</w:t>
+            </w:r>
+            <w:proofErr w:type="spellEnd"/>
+            <w:r>
+              <w:rPr>
+                <w:sz w:val="24"/>
+                <w:szCs w:val="24"/>
+              </w:rPr>
+              <w:t>"}</w:t>
+            </w:r>
+          </w:p>
+          <w:p>
+            <w:pPr>
+              <w:rPr>
+                <w:sz w:val="24"/>
+                <w:szCs w:val="24"/>
+              </w:rPr>
+            </w:pPr>
+          </w:p>
+          <w:p>
+            <w:pPr>
+              <w:rPr>
+                <w:sz w:val="24"/>
+                <w:szCs w:val="24"/>
+              </w:rPr>
+            </w:pPr>
           </w:p>
         </w:tc>
         <w:tc>
           <w:tcPr>
-            <w:tcW w:w="4623" w:type="dxa"/>
+            <w:tcW w:w="2575" w:type="dxa"/>
           </w:tcPr>
           <w:p>
             <w:pPr>
+              <w:tabs>
+                <w:tab w:val="left" w:pos="960"/>
+              </w:tabs>
               <w:spacing w:line="360" w:lineRule="auto"/>
               <w:rPr>
                 <w:sz w:val="24"/>
@@ -7155,41 +8210,22 @@
                 <w:sz w:val="24"/>
                 <w:szCs w:val="24"/>
               </w:rPr>
-              <w:t>GET /api/tirelires/</w:t>
-            </w:r>
-          </w:p>
-        </w:tc>
-      </w:tr>
-      <w:tr>
-        <w:trPr>
-          <w:trHeight w:val="571"/>
-          <w:jc w:val="center"/>
-        </w:trPr>
-        <w:tc>
-          <w:tcPr>
-            <w:tcW w:w="4623" w:type="dxa"/>
-          </w:tcPr>
-          <w:p>
-            <w:pPr>
-              <w:spacing w:line="360" w:lineRule="auto"/>
-              <w:jc w:val="both"/>
-              <w:rPr>
-                <w:sz w:val="24"/>
-                <w:szCs w:val="24"/>
-              </w:rPr>
-            </w:pPr>
-            <w:r>
-              <w:rPr>
-                <w:sz w:val="24"/>
-                <w:szCs w:val="24"/>
-              </w:rPr>
-              <w:t>En-têtes requis</w:t>
-            </w:r>
+              <w:t xml:space="preserve">201 </w:t>
+            </w:r>
+            <w:proofErr w:type="gramStart"/>
+            <w:r>
+              <w:rPr>
+                <w:sz w:val="24"/>
+                <w:szCs w:val="24"/>
+              </w:rPr>
+              <w:t>tirelire</w:t>
+            </w:r>
+            <w:proofErr w:type="gramEnd"/>
           </w:p>
         </w:tc>
         <w:tc>
           <w:tcPr>
-            <w:tcW w:w="4623" w:type="dxa"/>
+            <w:tcW w:w="2844" w:type="dxa"/>
           </w:tcPr>
           <w:p>
             <w:pPr>
@@ -7204,8 +8240,61 @@
                 <w:sz w:val="24"/>
                 <w:szCs w:val="24"/>
               </w:rPr>
-              <w:t>Authorization: Token &lt;token&gt;</w:t>
-            </w:r>
+              <w:t xml:space="preserve">400 </w:t>
+            </w:r>
+            <w:r>
+              <w:rPr>
+                <w:rStyle w:val="CodeHTML"/>
+                <w:rFonts w:ascii="Times New Roman" w:hAnsi="Times New Roman" w:cs="Times New Roman"/>
+                <w:sz w:val="24"/>
+                <w:szCs w:val="24"/>
+              </w:rPr>
+              <w:t>{"erreur</w:t>
+            </w:r>
+            <w:proofErr w:type="gramStart"/>
+            <w:r>
+              <w:rPr>
+                <w:rStyle w:val="CodeHTML"/>
+                <w:rFonts w:ascii="Times New Roman" w:hAnsi="Times New Roman" w:cs="Times New Roman"/>
+                <w:sz w:val="24"/>
+                <w:szCs w:val="24"/>
+              </w:rPr>
+              <w:t>":</w:t>
+            </w:r>
+            <w:proofErr w:type="gramEnd"/>
+            <w:r>
+              <w:rPr>
+                <w:rStyle w:val="CodeHTML"/>
+                <w:rFonts w:ascii="Times New Roman" w:hAnsi="Times New Roman" w:cs="Times New Roman"/>
+                <w:sz w:val="24"/>
+                <w:szCs w:val="24"/>
+              </w:rPr>
+              <w:t xml:space="preserve"> ...}</w:t>
+            </w:r>
+            <w:r>
+              <w:rPr>
+                <w:sz w:val="24"/>
+                <w:szCs w:val="24"/>
+              </w:rPr>
+              <w:t>, 401, 403</w:t>
+            </w:r>
+          </w:p>
+          <w:p>
+            <w:pPr>
+              <w:rPr>
+                <w:sz w:val="24"/>
+                <w:szCs w:val="24"/>
+              </w:rPr>
+            </w:pPr>
+          </w:p>
+          <w:p>
+            <w:pPr>
+              <w:ind w:firstLine="708"/>
+              <w:rPr>
+                <w:sz w:val="24"/>
+                <w:szCs w:val="24"/>
+              </w:rPr>
+            </w:pPr>
           </w:p>
         </w:tc>
       </w:tr>
@@ -7216,198 +8305,65 @@
         </w:trPr>
         <w:tc>
           <w:tcPr>
-            <w:tcW w:w="4623" w:type="dxa"/>
+            <w:tcW w:w="2104" w:type="dxa"/>
           </w:tcPr>
           <w:p>
             <w:pPr>
+              <w:tabs>
+                <w:tab w:val="left" w:pos="960"/>
+              </w:tabs>
               <w:spacing w:line="360" w:lineRule="auto"/>
               <w:rPr>
-                <w:sz w:val="24"/>
-                <w:szCs w:val="24"/>
-              </w:rPr>
-            </w:pPr>
-            <w:r>
-              <w:rPr>
-                <w:sz w:val="24"/>
-                <w:szCs w:val="24"/>
-              </w:rPr>
-              <w:t>Réponse succès</w:t>
-            </w:r>
+                <w:rStyle w:val="CodeHTML"/>
+                <w:rFonts w:ascii="Times New Roman" w:hAnsi="Times New Roman" w:cs="Times New Roman"/>
+                <w:sz w:val="24"/>
+                <w:szCs w:val="24"/>
+              </w:rPr>
+            </w:pPr>
+            <w:r>
+              <w:rPr>
+                <w:sz w:val="24"/>
+                <w:szCs w:val="24"/>
+              </w:rPr>
+              <w:t>GET /api/tirelires/</w:t>
+            </w:r>
+          </w:p>
+          <w:p>
+            <w:pPr>
+              <w:jc w:val="center"/>
+              <w:rPr>
+                <w:sz w:val="24"/>
+                <w:szCs w:val="24"/>
+              </w:rPr>
+            </w:pPr>
           </w:p>
         </w:tc>
         <w:tc>
           <w:tcPr>
-            <w:tcW w:w="4623" w:type="dxa"/>
+            <w:tcW w:w="2105" w:type="dxa"/>
           </w:tcPr>
           <w:p>
             <w:pPr>
+              <w:tabs>
+                <w:tab w:val="left" w:pos="960"/>
+              </w:tabs>
               <w:spacing w:line="360" w:lineRule="auto"/>
               <w:rPr>
                 <w:sz w:val="24"/>
                 <w:szCs w:val="24"/>
               </w:rPr>
             </w:pPr>
-            <w:r>
-              <w:rPr>
-                <w:rStyle w:val="CodeHTML"/>
-                <w:rFonts w:ascii="Times New Roman" w:hAnsi="Times New Roman" w:cs="Times New Roman"/>
-                <w:sz w:val="24"/>
-                <w:szCs w:val="24"/>
-              </w:rPr>
-              <w:t>200 OK</w:t>
-            </w:r>
-            <w:r>
-              <w:rPr>
-                <w:sz w:val="24"/>
-                <w:szCs w:val="24"/>
-              </w:rPr>
-              <w:t xml:space="preserve"> → liste des tirelires du client connecté</w:t>
-            </w:r>
-          </w:p>
-        </w:tc>
-      </w:tr>
-    </w:tbl>
-    <w:p>
-      <w:pPr>
-        <w:pStyle w:val="Titre2"/>
-        <w:spacing w:after="150" w:line="360" w:lineRule="auto"/>
-        <w:ind w:firstLine="708"/>
-        <w:jc w:val="both"/>
-        <w:rPr>
-          <w:rFonts w:eastAsia="Calibri"/>
-          <w:b/>
-          <w:bCs/>
-          <w:sz w:val="28"/>
-          <w:szCs w:val="28"/>
-        </w:rPr>
-      </w:pPr>
-      <w:bookmarkStart w:id="128" w:name="_Toc238413450"/>
-      <w:bookmarkEnd w:id="120"/>
-      <w:bookmarkEnd w:id="121"/>
-      <w:bookmarkEnd w:id="122"/>
-    </w:p>
-    <w:p>
-      <w:pPr>
-        <w:pStyle w:val="Titre2"/>
-        <w:spacing w:after="150" w:line="360" w:lineRule="auto"/>
-        <w:ind w:firstLine="708"/>
-        <w:jc w:val="both"/>
-        <w:rPr>
-          <w:sz w:val="28"/>
-          <w:szCs w:val="28"/>
-        </w:rPr>
-      </w:pPr>
-      <w:bookmarkStart w:id="129" w:name="_Toc238553133"/>
-      <w:bookmarkStart w:id="130" w:name="_Toc238553183"/>
-      <w:bookmarkStart w:id="131" w:name="_Toc238553223"/>
-      <w:bookmarkStart w:id="132" w:name="_Toc239100954"/>
-      <w:bookmarkStart w:id="133" w:name="_Toc239101037"/>
-      <w:r>
-        <w:rPr>
-          <w:rFonts w:eastAsia="Calibri"/>
-          <w:b/>
-          <w:bCs/>
-          <w:sz w:val="28"/>
-          <w:szCs w:val="28"/>
-        </w:rPr>
-        <w:t>6</w:t>
-      </w:r>
-      <w:r>
-        <w:rPr>
-          <w:rFonts w:eastAsia="Calibri"/>
-          <w:b/>
-          <w:bCs/>
-          <w:sz w:val="28"/>
-          <w:szCs w:val="28"/>
-        </w:rPr>
-        <w:t>.</w:t>
-      </w:r>
-      <w:r>
-        <w:rPr>
-          <w:rFonts w:eastAsia="Calibri"/>
-          <w:b/>
-          <w:bCs/>
-          <w:sz w:val="28"/>
-          <w:szCs w:val="28"/>
-        </w:rPr>
-        <w:t>4</w:t>
-      </w:r>
-      <w:r>
-        <w:rPr>
-          <w:rFonts w:eastAsia="Calibri"/>
-          <w:b/>
-          <w:bCs/>
-          <w:sz w:val="28"/>
-          <w:szCs w:val="28"/>
-        </w:rPr>
-        <w:t xml:space="preserve"> </w:t>
-      </w:r>
-      <w:r>
-        <w:rPr>
-          <w:rFonts w:eastAsia="Calibri"/>
-          <w:b/>
-          <w:bCs/>
-          <w:sz w:val="28"/>
-          <w:szCs w:val="28"/>
-        </w:rPr>
-        <w:t>Consulter une tirelire précise</w:t>
-      </w:r>
-      <w:bookmarkEnd w:id="129"/>
-      <w:bookmarkEnd w:id="130"/>
-      <w:bookmarkEnd w:id="131"/>
-      <w:bookmarkEnd w:id="132"/>
-      <w:bookmarkEnd w:id="133"/>
-      <w:r>
-        <w:rPr>
-          <w:sz w:val="24"/>
-          <w:szCs w:val="24"/>
-        </w:rPr>
-        <w:t xml:space="preserve"> </w:t>
-      </w:r>
-    </w:p>
-    <w:tbl>
-      <w:tblPr>
-        <w:tblStyle w:val="Grilledutableau"/>
-        <w:tblW w:w="0" w:type="auto"/>
-        <w:jc w:val="center"/>
-        <w:tblLook w:val="04A0" w:firstRow="1" w:lastRow="0" w:firstColumn="1" w:lastColumn="0" w:noHBand="0" w:noVBand="1"/>
-      </w:tblPr>
-      <w:tblGrid>
-        <w:gridCol w:w="4623"/>
-        <w:gridCol w:w="4623"/>
-      </w:tblGrid>
-      <w:tr>
-        <w:trPr>
-          <w:trHeight w:val="588"/>
-          <w:jc w:val="center"/>
-        </w:trPr>
-        <w:tc>
-          <w:tcPr>
-            <w:tcW w:w="4623" w:type="dxa"/>
-          </w:tcPr>
-          <w:p>
-            <w:pPr>
-              <w:spacing w:line="360" w:lineRule="auto"/>
-              <w:rPr>
-                <w:sz w:val="24"/>
-                <w:szCs w:val="24"/>
-              </w:rPr>
-            </w:pPr>
-            <w:r>
-              <w:rPr>
-                <w:sz w:val="24"/>
-                <w:szCs w:val="24"/>
-              </w:rPr>
-              <w:t>Méthode + URL</w:t>
-            </w:r>
           </w:p>
         </w:tc>
         <w:tc>
           <w:tcPr>
-            <w:tcW w:w="4623" w:type="dxa"/>
+            <w:tcW w:w="2575" w:type="dxa"/>
           </w:tcPr>
           <w:p>
             <w:pPr>
+              <w:tabs>
+                <w:tab w:val="left" w:pos="960"/>
+              </w:tabs>
               <w:spacing w:line="360" w:lineRule="auto"/>
               <w:rPr>
                 <w:sz w:val="24"/>
@@ -7419,41 +8375,37 @@
                 <w:sz w:val="24"/>
                 <w:szCs w:val="24"/>
               </w:rPr>
-              <w:t>GET /api/tirelires/{id}/</w:t>
-            </w:r>
-          </w:p>
-        </w:tc>
-      </w:tr>
-      <w:tr>
-        <w:trPr>
-          <w:trHeight w:val="571"/>
-          <w:jc w:val="center"/>
-        </w:trPr>
-        <w:tc>
-          <w:tcPr>
-            <w:tcW w:w="4623" w:type="dxa"/>
-          </w:tcPr>
-          <w:p>
-            <w:pPr>
-              <w:spacing w:line="360" w:lineRule="auto"/>
-              <w:jc w:val="both"/>
-              <w:rPr>
-                <w:sz w:val="24"/>
-                <w:szCs w:val="24"/>
-              </w:rPr>
-            </w:pPr>
-            <w:r>
-              <w:rPr>
-                <w:sz w:val="24"/>
-                <w:szCs w:val="24"/>
-              </w:rPr>
-              <w:t>En-têtes requis</w:t>
-            </w:r>
+              <w:t>200 liste paginée</w:t>
+            </w:r>
+          </w:p>
+          <w:p>
+            <w:pPr>
+              <w:rPr>
+                <w:sz w:val="24"/>
+                <w:szCs w:val="24"/>
+              </w:rPr>
+            </w:pPr>
+          </w:p>
+          <w:p>
+            <w:pPr>
+              <w:rPr>
+                <w:sz w:val="24"/>
+                <w:szCs w:val="24"/>
+              </w:rPr>
+            </w:pPr>
+          </w:p>
+          <w:p>
+            <w:pPr>
+              <w:rPr>
+                <w:sz w:val="24"/>
+                <w:szCs w:val="24"/>
+              </w:rPr>
+            </w:pPr>
           </w:p>
         </w:tc>
         <w:tc>
           <w:tcPr>
-            <w:tcW w:w="4623" w:type="dxa"/>
+            <w:tcW w:w="2844" w:type="dxa"/>
           </w:tcPr>
           <w:p>
             <w:pPr>
@@ -7468,8 +8420,25 @@
                 <w:sz w:val="24"/>
                 <w:szCs w:val="24"/>
               </w:rPr>
-              <w:t>Authorization: Token &lt;token&gt;</w:t>
-            </w:r>
+              <w:t>401, 403</w:t>
+            </w:r>
+          </w:p>
+          <w:p>
+            <w:pPr>
+              <w:rPr>
+                <w:sz w:val="24"/>
+                <w:szCs w:val="24"/>
+              </w:rPr>
+            </w:pPr>
+          </w:p>
+          <w:p>
+            <w:pPr>
+              <w:ind w:firstLine="708"/>
+              <w:rPr>
+                <w:sz w:val="24"/>
+                <w:szCs w:val="24"/>
+              </w:rPr>
+            </w:pPr>
           </w:p>
         </w:tc>
       </w:tr>
@@ -7480,37 +8449,85 @@
         </w:trPr>
         <w:tc>
           <w:tcPr>
-            <w:tcW w:w="4623" w:type="dxa"/>
+            <w:tcW w:w="2104" w:type="dxa"/>
           </w:tcPr>
           <w:p>
             <w:pPr>
+              <w:tabs>
+                <w:tab w:val="left" w:pos="960"/>
+              </w:tabs>
               <w:spacing w:line="360" w:lineRule="auto"/>
               <w:rPr>
-                <w:sz w:val="24"/>
-                <w:szCs w:val="24"/>
-              </w:rPr>
-            </w:pPr>
-            <w:r>
-              <w:rPr>
-                <w:sz w:val="24"/>
-                <w:szCs w:val="24"/>
-              </w:rPr>
-              <w:t>Réponse succès</w:t>
+                <w:rStyle w:val="CodeHTML"/>
+                <w:rFonts w:ascii="Times New Roman" w:hAnsi="Times New Roman" w:cs="Times New Roman"/>
+                <w:sz w:val="24"/>
+                <w:szCs w:val="24"/>
+              </w:rPr>
+            </w:pPr>
+            <w:r>
+              <w:rPr>
+                <w:sz w:val="24"/>
+                <w:szCs w:val="24"/>
+              </w:rPr>
+              <w:t>GET /api/tirelires/{id}/</w:t>
             </w:r>
           </w:p>
         </w:tc>
         <w:tc>
           <w:tcPr>
-            <w:tcW w:w="4623" w:type="dxa"/>
+            <w:tcW w:w="2105" w:type="dxa"/>
           </w:tcPr>
           <w:p>
             <w:pPr>
+              <w:tabs>
+                <w:tab w:val="left" w:pos="960"/>
+              </w:tabs>
               <w:spacing w:line="360" w:lineRule="auto"/>
               <w:rPr>
                 <w:sz w:val="24"/>
                 <w:szCs w:val="24"/>
               </w:rPr>
             </w:pPr>
+          </w:p>
+        </w:tc>
+        <w:tc>
+          <w:tcPr>
+            <w:tcW w:w="2575" w:type="dxa"/>
+          </w:tcPr>
+          <w:p>
+            <w:pPr>
+              <w:tabs>
+                <w:tab w:val="left" w:pos="960"/>
+              </w:tabs>
+              <w:spacing w:line="360" w:lineRule="auto"/>
+              <w:rPr>
+                <w:sz w:val="24"/>
+                <w:szCs w:val="24"/>
+              </w:rPr>
+            </w:pPr>
+            <w:r>
+              <w:rPr>
+                <w:sz w:val="24"/>
+                <w:szCs w:val="24"/>
+              </w:rPr>
+              <w:t xml:space="preserve">200 </w:t>
+            </w:r>
+            <w:proofErr w:type="gramStart"/>
+            <w:r>
+              <w:rPr>
+                <w:sz w:val="24"/>
+                <w:szCs w:val="24"/>
+              </w:rPr>
+              <w:t>tirelire</w:t>
+            </w:r>
+            <w:proofErr w:type="gramEnd"/>
+            <w:r>
+              <w:rPr>
+                <w:sz w:val="24"/>
+                <w:szCs w:val="24"/>
+              </w:rPr>
+              <w:t xml:space="preserve"> avec </w:t>
+            </w:r>
             <w:r>
               <w:rPr>
                 <w:rStyle w:val="CodeHTML"/>
@@ -7518,14 +8535,28 @@
                 <w:sz w:val="24"/>
                 <w:szCs w:val="24"/>
               </w:rPr>
-              <w:t>200 OK</w:t>
-            </w:r>
-            <w:r>
-              <w:rPr>
-                <w:sz w:val="24"/>
-                <w:szCs w:val="24"/>
-              </w:rPr>
-              <w:t xml:space="preserve"> → détail de la tirelire</w:t>
+              <w:t>progression</w:t>
+            </w:r>
+          </w:p>
+        </w:tc>
+        <w:tc>
+          <w:tcPr>
+            <w:tcW w:w="2844" w:type="dxa"/>
+          </w:tcPr>
+          <w:p>
+            <w:pPr>
+              <w:spacing w:line="360" w:lineRule="auto"/>
+              <w:rPr>
+                <w:sz w:val="24"/>
+                <w:szCs w:val="24"/>
+              </w:rPr>
+            </w:pPr>
+            <w:r>
+              <w:rPr>
+                <w:sz w:val="24"/>
+                <w:szCs w:val="24"/>
+              </w:rPr>
+              <w:t>401, 403, 404</w:t>
             </w:r>
           </w:p>
         </w:tc>
@@ -7537,7 +8568,7 @@
         </w:trPr>
         <w:tc>
           <w:tcPr>
-            <w:tcW w:w="4623" w:type="dxa"/>
+            <w:tcW w:w="2104" w:type="dxa"/>
           </w:tcPr>
           <w:p>
             <w:pPr>
@@ -7546,25 +8577,46 @@
               </w:tabs>
               <w:spacing w:line="360" w:lineRule="auto"/>
               <w:rPr>
-                <w:sz w:val="24"/>
-                <w:szCs w:val="24"/>
-              </w:rPr>
-            </w:pPr>
-            <w:r>
-              <w:rPr>
-                <w:sz w:val="24"/>
-                <w:szCs w:val="24"/>
-              </w:rPr>
-              <w:t>Réponse échec</w:t>
+                <w:rStyle w:val="CodeHTML"/>
+                <w:rFonts w:ascii="Times New Roman" w:hAnsi="Times New Roman" w:cs="Times New Roman"/>
+                <w:sz w:val="24"/>
+                <w:szCs w:val="24"/>
+              </w:rPr>
+            </w:pPr>
+            <w:r>
+              <w:rPr>
+                <w:sz w:val="24"/>
+                <w:szCs w:val="24"/>
+              </w:rPr>
+              <w:t>POST /api/tirelires/{id}/</w:t>
+            </w:r>
+            <w:proofErr w:type="spellStart"/>
+            <w:r>
+              <w:rPr>
+                <w:sz w:val="24"/>
+                <w:szCs w:val="24"/>
+              </w:rPr>
+              <w:t>depot</w:t>
+            </w:r>
+            <w:proofErr w:type="spellEnd"/>
+            <w:r>
+              <w:rPr>
+                <w:sz w:val="24"/>
+                <w:szCs w:val="24"/>
+              </w:rPr>
+              <w:t>/</w:t>
             </w:r>
           </w:p>
         </w:tc>
         <w:tc>
           <w:tcPr>
-            <w:tcW w:w="4623" w:type="dxa"/>
+            <w:tcW w:w="2105" w:type="dxa"/>
           </w:tcPr>
           <w:p>
             <w:pPr>
+              <w:tabs>
+                <w:tab w:val="left" w:pos="960"/>
+              </w:tabs>
               <w:spacing w:line="360" w:lineRule="auto"/>
               <w:rPr>
                 <w:sz w:val="24"/>
@@ -7576,149 +8628,19 @@
                 <w:sz w:val="24"/>
                 <w:szCs w:val="24"/>
               </w:rPr>
-              <w:t>404 Not Found</w:t>
-            </w:r>
-          </w:p>
-        </w:tc>
-      </w:tr>
-    </w:tbl>
-    <w:p>
-      <w:pPr>
-        <w:pStyle w:val="Titre2"/>
-        <w:spacing w:after="150" w:line="360" w:lineRule="auto"/>
-        <w:ind w:firstLine="708"/>
-        <w:jc w:val="both"/>
-        <w:rPr>
-          <w:rFonts w:eastAsia="Calibri"/>
-          <w:b/>
-          <w:bCs/>
-          <w:sz w:val="28"/>
-          <w:szCs w:val="28"/>
-        </w:rPr>
-      </w:pPr>
-    </w:p>
-    <w:p>
-      <w:pPr>
-        <w:pStyle w:val="Titre2"/>
-        <w:spacing w:after="150" w:line="360" w:lineRule="auto"/>
-        <w:ind w:firstLine="708"/>
-        <w:jc w:val="both"/>
-        <w:rPr>
-          <w:sz w:val="28"/>
-          <w:szCs w:val="28"/>
-        </w:rPr>
-      </w:pPr>
-      <w:bookmarkStart w:id="134" w:name="_Toc238553134"/>
-      <w:bookmarkStart w:id="135" w:name="_Toc238553184"/>
-      <w:bookmarkStart w:id="136" w:name="_Toc238553224"/>
-      <w:bookmarkStart w:id="137" w:name="_Toc239100955"/>
-      <w:bookmarkStart w:id="138" w:name="_Toc239101038"/>
-      <w:r>
-        <w:rPr>
-          <w:rFonts w:eastAsia="Calibri"/>
-          <w:b/>
-          <w:bCs/>
-          <w:sz w:val="28"/>
-          <w:szCs w:val="28"/>
-        </w:rPr>
-        <w:t>6</w:t>
-      </w:r>
-      <w:r>
-        <w:rPr>
-          <w:rFonts w:eastAsia="Calibri"/>
-          <w:b/>
-          <w:bCs/>
-          <w:sz w:val="28"/>
-          <w:szCs w:val="28"/>
-        </w:rPr>
-        <w:t>.</w:t>
-      </w:r>
-      <w:r>
-        <w:rPr>
-          <w:rFonts w:eastAsia="Calibri"/>
-          <w:b/>
-          <w:bCs/>
-          <w:sz w:val="28"/>
-          <w:szCs w:val="28"/>
-        </w:rPr>
-        <w:t>5</w:t>
-      </w:r>
-      <w:r>
-        <w:rPr>
-          <w:rFonts w:eastAsia="Calibri"/>
-          <w:b/>
-          <w:bCs/>
-          <w:sz w:val="28"/>
-          <w:szCs w:val="28"/>
-        </w:rPr>
-        <w:t xml:space="preserve"> </w:t>
-      </w:r>
-      <w:r>
-        <w:rPr>
-          <w:rFonts w:eastAsia="Calibri"/>
-          <w:b/>
-          <w:bCs/>
-          <w:sz w:val="28"/>
-          <w:szCs w:val="28"/>
-        </w:rPr>
-        <w:t>Effectuer un dépôt</w:t>
-      </w:r>
-      <w:bookmarkEnd w:id="134"/>
-      <w:bookmarkEnd w:id="135"/>
-      <w:bookmarkEnd w:id="136"/>
-      <w:bookmarkEnd w:id="137"/>
-      <w:bookmarkEnd w:id="138"/>
-      <w:r>
-        <w:rPr>
-          <w:sz w:val="24"/>
-          <w:szCs w:val="24"/>
-        </w:rPr>
-        <w:t xml:space="preserve"> </w:t>
-      </w:r>
-    </w:p>
-    <w:tbl>
-      <w:tblPr>
-        <w:tblStyle w:val="Grilledutableau"/>
-        <w:tblW w:w="0" w:type="auto"/>
-        <w:jc w:val="center"/>
-        <w:tblLook w:val="04A0" w:firstRow="1" w:lastRow="0" w:firstColumn="1" w:lastColumn="0" w:noHBand="0" w:noVBand="1"/>
-      </w:tblPr>
-      <w:tblGrid>
-        <w:gridCol w:w="4623"/>
-        <w:gridCol w:w="4623"/>
-      </w:tblGrid>
-      <w:tr>
-        <w:trPr>
-          <w:trHeight w:val="588"/>
-          <w:jc w:val="center"/>
-        </w:trPr>
-        <w:tc>
-          <w:tcPr>
-            <w:tcW w:w="4623" w:type="dxa"/>
-          </w:tcPr>
-          <w:p>
-            <w:pPr>
-              <w:spacing w:line="360" w:lineRule="auto"/>
-              <w:rPr>
-                <w:sz w:val="24"/>
-                <w:szCs w:val="24"/>
-              </w:rPr>
-            </w:pPr>
-            <w:r>
-              <w:rPr>
-                <w:sz w:val="24"/>
-                <w:szCs w:val="24"/>
-              </w:rPr>
-              <w:t>Méthode + URL</w:t>
+              <w:t>{"montant"}</w:t>
             </w:r>
           </w:p>
         </w:tc>
         <w:tc>
           <w:tcPr>
-            <w:tcW w:w="4623" w:type="dxa"/>
+            <w:tcW w:w="2575" w:type="dxa"/>
           </w:tcPr>
           <w:p>
             <w:pPr>
+              <w:tabs>
+                <w:tab w:val="left" w:pos="960"/>
+              </w:tabs>
               <w:spacing w:line="360" w:lineRule="auto"/>
               <w:rPr>
                 <w:sz w:val="24"/>
@@ -7730,42 +8652,22 @@
                 <w:sz w:val="24"/>
                 <w:szCs w:val="24"/>
               </w:rPr>
-              <w:t>POST /api/tirelires/{id}/depot/</w:t>
-            </w:r>
-          </w:p>
-        </w:tc>
-      </w:tr>
-      <w:tr>
-        <w:trPr>
-          <w:trHeight w:val="571"/>
-          <w:jc w:val="center"/>
-        </w:trPr>
-        <w:tc>
-          <w:tcPr>
-            <w:tcW w:w="4623" w:type="dxa"/>
-          </w:tcPr>
-          <w:p>
-            <w:pPr>
-              <w:spacing w:line="360" w:lineRule="auto"/>
-              <w:jc w:val="both"/>
-              <w:rPr>
-                <w:sz w:val="24"/>
-                <w:szCs w:val="24"/>
-              </w:rPr>
-            </w:pPr>
-            <w:r>
-              <w:rPr>
-                <w:sz w:val="24"/>
-                <w:szCs w:val="24"/>
-              </w:rPr>
-              <w:lastRenderedPageBreak/>
-              <w:t>En-têtes requis</w:t>
+              <w:t xml:space="preserve">201 </w:t>
+            </w:r>
+            <w:r>
+              <w:rPr>
+                <w:rStyle w:val="CodeHTML"/>
+                <w:rFonts w:ascii="Times New Roman" w:hAnsi="Times New Roman" w:cs="Times New Roman"/>
+                <w:sz w:val="24"/>
+                <w:szCs w:val="24"/>
+              </w:rPr>
+              <w:t>{"solde"}</w:t>
             </w:r>
           </w:p>
         </w:tc>
         <w:tc>
           <w:tcPr>
-            <w:tcW w:w="4623" w:type="dxa"/>
+            <w:tcW w:w="2844" w:type="dxa"/>
           </w:tcPr>
           <w:p>
             <w:pPr>
@@ -7773,84 +8675,14 @@
               <w:rPr>
                 <w:sz w:val="24"/>
                 <w:szCs w:val="24"/>
-                <w:lang w:val="en-US"/>
-              </w:rPr>
-            </w:pPr>
-            <w:r>
-              <w:rPr>
-                <w:rStyle w:val="CodeHTML"/>
-                <w:rFonts w:ascii="Times New Roman" w:hAnsi="Times New Roman" w:cs="Times New Roman"/>
-                <w:sz w:val="24"/>
-                <w:szCs w:val="24"/>
-                <w:lang w:val="en-US"/>
-              </w:rPr>
-              <w:t>Authorization: Token &lt;token&gt;</w:t>
-            </w:r>
-            <w:r>
-              <w:rPr>
-                <w:sz w:val="24"/>
-                <w:szCs w:val="24"/>
-                <w:lang w:val="en-US"/>
-              </w:rPr>
-              <w:t xml:space="preserve">, </w:t>
-            </w:r>
-            <w:r>
-              <w:rPr>
-                <w:rStyle w:val="CodeHTML"/>
-                <w:rFonts w:ascii="Times New Roman" w:hAnsi="Times New Roman" w:cs="Times New Roman"/>
-                <w:sz w:val="24"/>
-                <w:szCs w:val="24"/>
-                <w:lang w:val="en-US"/>
-              </w:rPr>
-              <w:t>Content-Type: application/json</w:t>
-            </w:r>
-          </w:p>
-        </w:tc>
-      </w:tr>
-      <w:tr>
-        <w:trPr>
-          <w:trHeight w:val="571"/>
-          <w:jc w:val="center"/>
-        </w:trPr>
-        <w:tc>
-          <w:tcPr>
-            <w:tcW w:w="4623" w:type="dxa"/>
-          </w:tcPr>
-          <w:p>
-            <w:pPr>
-              <w:spacing w:line="360" w:lineRule="auto"/>
-              <w:rPr>
-                <w:sz w:val="24"/>
-                <w:szCs w:val="24"/>
-              </w:rPr>
-            </w:pPr>
-            <w:r>
-              <w:rPr>
-                <w:sz w:val="24"/>
-                <w:szCs w:val="24"/>
-              </w:rPr>
-              <w:t>Corps de la requête</w:t>
-            </w:r>
-          </w:p>
-        </w:tc>
-        <w:tc>
-          <w:tcPr>
-            <w:tcW w:w="4623" w:type="dxa"/>
-          </w:tcPr>
-          <w:p>
-            <w:pPr>
-              <w:spacing w:line="360" w:lineRule="auto"/>
-              <w:rPr>
-                <w:sz w:val="24"/>
-                <w:szCs w:val="24"/>
-              </w:rPr>
-            </w:pPr>
-            <w:r>
-              <w:rPr>
-                <w:sz w:val="24"/>
-                <w:szCs w:val="24"/>
-              </w:rPr>
-              <w:t>{"montant": decimal}</w:t>
+              </w:rPr>
+            </w:pPr>
+            <w:r>
+              <w:rPr>
+                <w:sz w:val="24"/>
+                <w:szCs w:val="24"/>
+              </w:rPr>
+              <w:t>400, 401, 403, 404</w:t>
             </w:r>
           </w:p>
         </w:tc>
@@ -7862,37 +8694,94 @@
         </w:trPr>
         <w:tc>
           <w:tcPr>
-            <w:tcW w:w="4623" w:type="dxa"/>
+            <w:tcW w:w="2104" w:type="dxa"/>
           </w:tcPr>
           <w:p>
             <w:pPr>
+              <w:tabs>
+                <w:tab w:val="left" w:pos="960"/>
+              </w:tabs>
               <w:spacing w:line="360" w:lineRule="auto"/>
               <w:rPr>
-                <w:sz w:val="24"/>
-                <w:szCs w:val="24"/>
-              </w:rPr>
-            </w:pPr>
-            <w:r>
-              <w:rPr>
-                <w:sz w:val="24"/>
-                <w:szCs w:val="24"/>
-              </w:rPr>
-              <w:t>Réponse succès</w:t>
+                <w:rStyle w:val="CodeHTML"/>
+                <w:rFonts w:ascii="Times New Roman" w:hAnsi="Times New Roman" w:cs="Times New Roman"/>
+                <w:sz w:val="24"/>
+                <w:szCs w:val="24"/>
+              </w:rPr>
+            </w:pPr>
+            <w:r>
+              <w:rPr>
+                <w:sz w:val="24"/>
+                <w:szCs w:val="24"/>
+              </w:rPr>
+              <w:lastRenderedPageBreak/>
+              <w:t>POST /api/tirelires/{id}/retrait/</w:t>
             </w:r>
           </w:p>
         </w:tc>
         <w:tc>
           <w:tcPr>
-            <w:tcW w:w="4623" w:type="dxa"/>
+            <w:tcW w:w="2105" w:type="dxa"/>
           </w:tcPr>
           <w:p>
             <w:pPr>
+              <w:tabs>
+                <w:tab w:val="left" w:pos="960"/>
+              </w:tabs>
               <w:spacing w:line="360" w:lineRule="auto"/>
               <w:rPr>
                 <w:sz w:val="24"/>
                 <w:szCs w:val="24"/>
               </w:rPr>
             </w:pPr>
+            <w:r>
+              <w:rPr>
+                <w:sz w:val="24"/>
+                <w:szCs w:val="24"/>
+              </w:rPr>
+              <w:t>{"montant"}</w:t>
+            </w:r>
+          </w:p>
+          <w:p>
+            <w:pPr>
+              <w:rPr>
+                <w:sz w:val="24"/>
+                <w:szCs w:val="24"/>
+              </w:rPr>
+            </w:pPr>
+          </w:p>
+          <w:p>
+            <w:pPr>
+              <w:ind w:firstLine="708"/>
+              <w:rPr>
+                <w:sz w:val="24"/>
+                <w:szCs w:val="24"/>
+              </w:rPr>
+            </w:pPr>
+          </w:p>
+        </w:tc>
+        <w:tc>
+          <w:tcPr>
+            <w:tcW w:w="2575" w:type="dxa"/>
+          </w:tcPr>
+          <w:p>
+            <w:pPr>
+              <w:tabs>
+                <w:tab w:val="left" w:pos="960"/>
+              </w:tabs>
+              <w:spacing w:line="360" w:lineRule="auto"/>
+              <w:rPr>
+                <w:sz w:val="24"/>
+                <w:szCs w:val="24"/>
+              </w:rPr>
+            </w:pPr>
+            <w:r>
+              <w:rPr>
+                <w:sz w:val="24"/>
+                <w:szCs w:val="24"/>
+              </w:rPr>
+              <w:t xml:space="preserve">201 </w:t>
+            </w:r>
             <w:r>
               <w:rPr>
                 <w:rStyle w:val="CodeHTML"/>
@@ -7900,24 +8789,37 @@
                 <w:sz w:val="24"/>
                 <w:szCs w:val="24"/>
               </w:rPr>
-              <w:t>201 Created</w:t>
-            </w:r>
-            <w:r>
-              <w:rPr>
-                <w:sz w:val="24"/>
-                <w:szCs w:val="24"/>
-              </w:rPr>
-              <w:t xml:space="preserve"> → </w:t>
-            </w:r>
-            <w:r>
-              <w:rPr>
-                <w:rStyle w:val="CodeHTML"/>
-                <w:rFonts w:ascii="Times New Roman" w:hAnsi="Times New Roman" w:cs="Times New Roman"/>
-                <w:sz w:val="24"/>
-                <w:szCs w:val="24"/>
-              </w:rPr>
-              <w:t>{"solde": decimal}</w:t>
-            </w:r>
+              <w:t>{"solde"}</w:t>
+            </w:r>
+          </w:p>
+        </w:tc>
+        <w:tc>
+          <w:tcPr>
+            <w:tcW w:w="2844" w:type="dxa"/>
+          </w:tcPr>
+          <w:p>
+            <w:pPr>
+              <w:spacing w:line="360" w:lineRule="auto"/>
+              <w:rPr>
+                <w:sz w:val="24"/>
+                <w:szCs w:val="24"/>
+              </w:rPr>
+            </w:pPr>
+            <w:r>
+              <w:rPr>
+                <w:sz w:val="24"/>
+                <w:szCs w:val="24"/>
+              </w:rPr>
+              <w:t>400 (RG1, RG2, RG3), 401, 403, 404</w:t>
+            </w:r>
+          </w:p>
+          <w:p>
+            <w:pPr>
+              <w:rPr>
+                <w:sz w:val="24"/>
+                <w:szCs w:val="24"/>
+              </w:rPr>
+            </w:pPr>
           </w:p>
         </w:tc>
       </w:tr>
@@ -7928,7 +8830,7 @@
         </w:trPr>
         <w:tc>
           <w:tcPr>
-            <w:tcW w:w="4623" w:type="dxa"/>
+            <w:tcW w:w="2104" w:type="dxa"/>
           </w:tcPr>
           <w:p>
             <w:pPr>
@@ -7937,213 +8839,63 @@
               </w:tabs>
               <w:spacing w:line="360" w:lineRule="auto"/>
               <w:rPr>
-                <w:sz w:val="24"/>
-                <w:szCs w:val="24"/>
-              </w:rPr>
-            </w:pPr>
-            <w:r>
-              <w:rPr>
-                <w:sz w:val="24"/>
-                <w:szCs w:val="24"/>
-              </w:rPr>
-              <w:t>Réponse échec</w:t>
+                <w:rStyle w:val="CodeHTML"/>
+                <w:rFonts w:ascii="Times New Roman" w:hAnsi="Times New Roman" w:cs="Times New Roman"/>
+                <w:sz w:val="24"/>
+                <w:szCs w:val="24"/>
+              </w:rPr>
+            </w:pPr>
+            <w:r>
+              <w:rPr>
+                <w:sz w:val="24"/>
+                <w:szCs w:val="24"/>
+              </w:rPr>
+              <w:t>GET /api/tirelires/{id}/</w:t>
+            </w:r>
+            <w:proofErr w:type="spellStart"/>
+            <w:r>
+              <w:rPr>
+                <w:sz w:val="24"/>
+                <w:szCs w:val="24"/>
+              </w:rPr>
+              <w:t>operations</w:t>
+            </w:r>
+            <w:proofErr w:type="spellEnd"/>
+            <w:r>
+              <w:rPr>
+                <w:sz w:val="24"/>
+                <w:szCs w:val="24"/>
+              </w:rPr>
+              <w:t>/</w:t>
             </w:r>
           </w:p>
         </w:tc>
         <w:tc>
           <w:tcPr>
-            <w:tcW w:w="4623" w:type="dxa"/>
+            <w:tcW w:w="2105" w:type="dxa"/>
           </w:tcPr>
           <w:p>
             <w:pPr>
+              <w:tabs>
+                <w:tab w:val="left" w:pos="960"/>
+              </w:tabs>
               <w:spacing w:line="360" w:lineRule="auto"/>
               <w:rPr>
                 <w:sz w:val="24"/>
                 <w:szCs w:val="24"/>
               </w:rPr>
             </w:pPr>
-            <w:r>
-              <w:rPr>
-                <w:rStyle w:val="CodeHTML"/>
-                <w:rFonts w:ascii="Times New Roman" w:hAnsi="Times New Roman" w:cs="Times New Roman"/>
-                <w:sz w:val="24"/>
-                <w:szCs w:val="24"/>
-              </w:rPr>
-              <w:t>400 Bad Request</w:t>
-            </w:r>
-            <w:r>
-              <w:rPr>
-                <w:sz w:val="24"/>
-                <w:szCs w:val="24"/>
-              </w:rPr>
-              <w:t xml:space="preserve"> → </w:t>
-            </w:r>
-            <w:r>
-              <w:rPr>
-                <w:rStyle w:val="CodeHTML"/>
-                <w:rFonts w:ascii="Times New Roman" w:hAnsi="Times New Roman" w:cs="Times New Roman"/>
-                <w:sz w:val="24"/>
-                <w:szCs w:val="24"/>
-              </w:rPr>
-              <w:t>{"erreur": "Le montant doit être strictement positif."}</w:t>
-            </w:r>
-            <w:r>
-              <w:rPr>
-                <w:sz w:val="24"/>
-                <w:szCs w:val="24"/>
-              </w:rPr>
-              <w:t xml:space="preserve"> · </w:t>
-            </w:r>
-            <w:r>
-              <w:rPr>
-                <w:rStyle w:val="CodeHTML"/>
-                <w:rFonts w:ascii="Times New Roman" w:hAnsi="Times New Roman" w:cs="Times New Roman"/>
-                <w:sz w:val="24"/>
-                <w:szCs w:val="24"/>
-              </w:rPr>
-              <w:t>404 Not Found</w:t>
-            </w:r>
-          </w:p>
-        </w:tc>
-      </w:tr>
-    </w:tbl>
-    <w:p>
-      <w:pPr>
-        <w:pStyle w:val="Titre2"/>
-        <w:spacing w:after="150" w:line="360" w:lineRule="auto"/>
-        <w:ind w:firstLine="708"/>
-        <w:jc w:val="both"/>
-        <w:rPr>
-          <w:rFonts w:eastAsia="Calibri"/>
-          <w:b/>
-          <w:bCs/>
-          <w:sz w:val="28"/>
-          <w:szCs w:val="28"/>
-        </w:rPr>
-      </w:pPr>
-    </w:p>
-    <w:p>
-      <w:pPr>
-        <w:pStyle w:val="Titre2"/>
-        <w:spacing w:after="150" w:line="360" w:lineRule="auto"/>
-        <w:ind w:firstLine="708"/>
-        <w:jc w:val="both"/>
-        <w:rPr>
-          <w:sz w:val="28"/>
-          <w:szCs w:val="28"/>
-        </w:rPr>
-      </w:pPr>
-      <w:bookmarkStart w:id="139" w:name="_Toc238553135"/>
-      <w:bookmarkStart w:id="140" w:name="_Toc238553185"/>
-      <w:bookmarkStart w:id="141" w:name="_Toc238553225"/>
-      <w:bookmarkStart w:id="142" w:name="_Toc239100956"/>
-      <w:bookmarkStart w:id="143" w:name="_Toc239101039"/>
-      <w:r>
-        <w:rPr>
-          <w:rFonts w:eastAsia="Calibri"/>
-          <w:b/>
-          <w:bCs/>
-          <w:sz w:val="28"/>
-          <w:szCs w:val="28"/>
-        </w:rPr>
-        <w:t>6</w:t>
-      </w:r>
-      <w:r>
-        <w:rPr>
-          <w:rFonts w:eastAsia="Calibri"/>
-          <w:b/>
-          <w:bCs/>
-          <w:sz w:val="28"/>
-          <w:szCs w:val="28"/>
-        </w:rPr>
-        <w:t>.</w:t>
-      </w:r>
-      <w:r>
-        <w:rPr>
-          <w:rFonts w:eastAsia="Calibri"/>
-          <w:b/>
-          <w:bCs/>
-          <w:sz w:val="28"/>
-          <w:szCs w:val="28"/>
-        </w:rPr>
-        <w:t>6</w:t>
-      </w:r>
-      <w:r>
-        <w:rPr>
-          <w:rFonts w:eastAsia="Calibri"/>
-          <w:b/>
-          <w:bCs/>
-          <w:sz w:val="28"/>
-          <w:szCs w:val="28"/>
-        </w:rPr>
-        <w:t xml:space="preserve"> </w:t>
-      </w:r>
-      <w:r>
-        <w:rPr>
-          <w:rFonts w:eastAsia="Calibri"/>
-          <w:b/>
-          <w:bCs/>
-          <w:sz w:val="28"/>
-          <w:szCs w:val="28"/>
-        </w:rPr>
-        <w:t>Effectuer un retrait</w:t>
-      </w:r>
-      <w:bookmarkEnd w:id="139"/>
-      <w:bookmarkEnd w:id="140"/>
-      <w:bookmarkEnd w:id="141"/>
-      <w:bookmarkEnd w:id="142"/>
-      <w:bookmarkEnd w:id="143"/>
-      <w:r>
-        <w:rPr>
-          <w:sz w:val="24"/>
-          <w:szCs w:val="24"/>
-        </w:rPr>
-        <w:t xml:space="preserve"> </w:t>
-      </w:r>
-    </w:p>
-    <w:tbl>
-      <w:tblPr>
-        <w:tblStyle w:val="Grilledutableau"/>
-        <w:tblW w:w="0" w:type="auto"/>
-        <w:jc w:val="center"/>
-        <w:tblLook w:val="04A0" w:firstRow="1" w:lastRow="0" w:firstColumn="1" w:lastColumn="0" w:noHBand="0" w:noVBand="1"/>
-      </w:tblPr>
-      <w:tblGrid>
-        <w:gridCol w:w="4623"/>
-        <w:gridCol w:w="4623"/>
-      </w:tblGrid>
-      <w:tr>
-        <w:trPr>
-          <w:trHeight w:val="588"/>
-          <w:jc w:val="center"/>
-        </w:trPr>
-        <w:tc>
-          <w:tcPr>
-            <w:tcW w:w="4623" w:type="dxa"/>
-          </w:tcPr>
-          <w:p>
-            <w:pPr>
-              <w:spacing w:line="360" w:lineRule="auto"/>
-              <w:rPr>
-                <w:sz w:val="24"/>
-                <w:szCs w:val="24"/>
-              </w:rPr>
-            </w:pPr>
-            <w:r>
-              <w:rPr>
-                <w:sz w:val="24"/>
-                <w:szCs w:val="24"/>
-              </w:rPr>
-              <w:t>Méthode + URL</w:t>
-            </w:r>
           </w:p>
         </w:tc>
         <w:tc>
           <w:tcPr>
-            <w:tcW w:w="4623" w:type="dxa"/>
+            <w:tcW w:w="2575" w:type="dxa"/>
           </w:tcPr>
           <w:p>
             <w:pPr>
+              <w:tabs>
+                <w:tab w:val="left" w:pos="960"/>
+              </w:tabs>
               <w:spacing w:line="360" w:lineRule="auto"/>
               <w:rPr>
                 <w:sz w:val="24"/>
@@ -8155,41 +8907,13 @@
                 <w:sz w:val="24"/>
                 <w:szCs w:val="24"/>
               </w:rPr>
-              <w:t>POST /api/tirelires/{id}/retrait/</w:t>
-            </w:r>
-          </w:p>
-        </w:tc>
-      </w:tr>
-      <w:tr>
-        <w:trPr>
-          <w:trHeight w:val="571"/>
-          <w:jc w:val="center"/>
-        </w:trPr>
-        <w:tc>
-          <w:tcPr>
-            <w:tcW w:w="4623" w:type="dxa"/>
-          </w:tcPr>
-          <w:p>
-            <w:pPr>
-              <w:spacing w:line="360" w:lineRule="auto"/>
-              <w:jc w:val="both"/>
-              <w:rPr>
-                <w:sz w:val="24"/>
-                <w:szCs w:val="24"/>
-              </w:rPr>
-            </w:pPr>
-            <w:r>
-              <w:rPr>
-                <w:sz w:val="24"/>
-                <w:szCs w:val="24"/>
-              </w:rPr>
-              <w:t>En-têtes requis</w:t>
+              <w:t>200 liste paginée</w:t>
             </w:r>
           </w:p>
         </w:tc>
         <w:tc>
           <w:tcPr>
-            <w:tcW w:w="4623" w:type="dxa"/>
+            <w:tcW w:w="2844" w:type="dxa"/>
           </w:tcPr>
           <w:p>
             <w:pPr>
@@ -8197,84 +8921,14 @@
               <w:rPr>
                 <w:sz w:val="24"/>
                 <w:szCs w:val="24"/>
-                <w:lang w:val="en-US"/>
-              </w:rPr>
-            </w:pPr>
-            <w:r>
-              <w:rPr>
-                <w:rStyle w:val="CodeHTML"/>
-                <w:rFonts w:ascii="Times New Roman" w:hAnsi="Times New Roman" w:cs="Times New Roman"/>
-                <w:sz w:val="24"/>
-                <w:szCs w:val="24"/>
-                <w:lang w:val="en-US"/>
-              </w:rPr>
-              <w:t>Authorization: Token &lt;token&gt;</w:t>
-            </w:r>
-            <w:r>
-              <w:rPr>
-                <w:sz w:val="24"/>
-                <w:szCs w:val="24"/>
-                <w:lang w:val="en-US"/>
-              </w:rPr>
-              <w:t xml:space="preserve">, </w:t>
-            </w:r>
-            <w:r>
-              <w:rPr>
-                <w:rStyle w:val="CodeHTML"/>
-                <w:rFonts w:ascii="Times New Roman" w:hAnsi="Times New Roman" w:cs="Times New Roman"/>
-                <w:sz w:val="24"/>
-                <w:szCs w:val="24"/>
-                <w:lang w:val="en-US"/>
-              </w:rPr>
-              <w:t>Content-Type: application/json</w:t>
-            </w:r>
-          </w:p>
-        </w:tc>
-      </w:tr>
-      <w:tr>
-        <w:trPr>
-          <w:trHeight w:val="571"/>
-          <w:jc w:val="center"/>
-        </w:trPr>
-        <w:tc>
-          <w:tcPr>
-            <w:tcW w:w="4623" w:type="dxa"/>
-          </w:tcPr>
-          <w:p>
-            <w:pPr>
-              <w:spacing w:line="360" w:lineRule="auto"/>
-              <w:rPr>
-                <w:sz w:val="24"/>
-                <w:szCs w:val="24"/>
-              </w:rPr>
-            </w:pPr>
-            <w:r>
-              <w:rPr>
-                <w:sz w:val="24"/>
-                <w:szCs w:val="24"/>
-              </w:rPr>
-              <w:t>Corps de la requête</w:t>
-            </w:r>
-          </w:p>
-        </w:tc>
-        <w:tc>
-          <w:tcPr>
-            <w:tcW w:w="4623" w:type="dxa"/>
-          </w:tcPr>
-          <w:p>
-            <w:pPr>
-              <w:spacing w:line="360" w:lineRule="auto"/>
-              <w:rPr>
-                <w:sz w:val="24"/>
-                <w:szCs w:val="24"/>
-              </w:rPr>
-            </w:pPr>
-            <w:r>
-              <w:rPr>
-                <w:sz w:val="24"/>
-                <w:szCs w:val="24"/>
-              </w:rPr>
-              <w:t>{"montant": decimal}</w:t>
+              </w:rPr>
+            </w:pPr>
+            <w:r>
+              <w:rPr>
+                <w:sz w:val="24"/>
+                <w:szCs w:val="24"/>
+              </w:rPr>
+              <w:t>401, 403, 404</w:t>
             </w:r>
           </w:p>
         </w:tc>
@@ -8286,31 +8940,47 @@
         </w:trPr>
         <w:tc>
           <w:tcPr>
-            <w:tcW w:w="4623" w:type="dxa"/>
+            <w:tcW w:w="2104" w:type="dxa"/>
           </w:tcPr>
           <w:p>
             <w:pPr>
+              <w:tabs>
+                <w:tab w:val="left" w:pos="960"/>
+              </w:tabs>
               <w:spacing w:line="360" w:lineRule="auto"/>
               <w:rPr>
-                <w:sz w:val="24"/>
-                <w:szCs w:val="24"/>
-              </w:rPr>
-            </w:pPr>
-            <w:r>
-              <w:rPr>
-                <w:sz w:val="24"/>
-                <w:szCs w:val="24"/>
-              </w:rPr>
-              <w:t>Réponse succès</w:t>
-            </w:r>
+                <w:rStyle w:val="CodeHTML"/>
+                <w:rFonts w:ascii="Times New Roman" w:hAnsi="Times New Roman" w:cs="Times New Roman"/>
+                <w:sz w:val="24"/>
+                <w:szCs w:val="24"/>
+              </w:rPr>
+            </w:pPr>
+            <w:r>
+              <w:rPr>
+                <w:sz w:val="24"/>
+                <w:szCs w:val="24"/>
+              </w:rPr>
+              <w:t>POST /api/admin/clients/</w:t>
+            </w:r>
+          </w:p>
+          <w:p>
+            <w:pPr>
+              <w:rPr>
+                <w:sz w:val="24"/>
+                <w:szCs w:val="24"/>
+              </w:rPr>
+            </w:pPr>
           </w:p>
         </w:tc>
         <w:tc>
           <w:tcPr>
-            <w:tcW w:w="4623" w:type="dxa"/>
+            <w:tcW w:w="2105" w:type="dxa"/>
           </w:tcPr>
           <w:p>
             <w:pPr>
+              <w:tabs>
+                <w:tab w:val="left" w:pos="960"/>
+              </w:tabs>
               <w:spacing w:line="360" w:lineRule="auto"/>
               <w:rPr>
                 <w:sz w:val="24"/>
@@ -8319,28 +8989,128 @@
             </w:pPr>
             <w:r>
               <w:rPr>
-                <w:rStyle w:val="CodeHTML"/>
-                <w:rFonts w:ascii="Times New Roman" w:hAnsi="Times New Roman" w:cs="Times New Roman"/>
-                <w:sz w:val="24"/>
-                <w:szCs w:val="24"/>
-              </w:rPr>
-              <w:t>201 Created</w:t>
-            </w:r>
-            <w:r>
-              <w:rPr>
-                <w:sz w:val="24"/>
-                <w:szCs w:val="24"/>
-              </w:rPr>
-              <w:t xml:space="preserve"> → </w:t>
-            </w:r>
-            <w:r>
-              <w:rPr>
-                <w:rStyle w:val="CodeHTML"/>
-                <w:rFonts w:ascii="Times New Roman" w:hAnsi="Times New Roman" w:cs="Times New Roman"/>
-                <w:sz w:val="24"/>
-                <w:szCs w:val="24"/>
-              </w:rPr>
-              <w:t>{"solde": decimal}</w:t>
+                <w:sz w:val="24"/>
+                <w:szCs w:val="24"/>
+              </w:rPr>
+              <w:t>{"</w:t>
+            </w:r>
+            <w:proofErr w:type="spellStart"/>
+            <w:r>
+              <w:rPr>
+                <w:sz w:val="24"/>
+                <w:szCs w:val="24"/>
+              </w:rPr>
+              <w:t>username</w:t>
+            </w:r>
+            <w:proofErr w:type="spellEnd"/>
+            <w:r>
+              <w:rPr>
+                <w:sz w:val="24"/>
+                <w:szCs w:val="24"/>
+              </w:rPr>
+              <w:t>", "</w:t>
+            </w:r>
+            <w:proofErr w:type="spellStart"/>
+            <w:r>
+              <w:rPr>
+                <w:sz w:val="24"/>
+                <w:szCs w:val="24"/>
+              </w:rPr>
+              <w:t>password</w:t>
+            </w:r>
+            <w:proofErr w:type="spellEnd"/>
+            <w:r>
+              <w:rPr>
+                <w:sz w:val="24"/>
+                <w:szCs w:val="24"/>
+              </w:rPr>
+              <w:t>", "email", "</w:t>
+            </w:r>
+            <w:proofErr w:type="spellStart"/>
+            <w:r>
+              <w:rPr>
+                <w:sz w:val="24"/>
+                <w:szCs w:val="24"/>
+              </w:rPr>
+              <w:t>telephone</w:t>
+            </w:r>
+            <w:proofErr w:type="spellEnd"/>
+            <w:r>
+              <w:rPr>
+                <w:sz w:val="24"/>
+                <w:szCs w:val="24"/>
+              </w:rPr>
+              <w:t>", "</w:t>
+            </w:r>
+            <w:proofErr w:type="spellStart"/>
+            <w:r>
+              <w:rPr>
+                <w:sz w:val="24"/>
+                <w:szCs w:val="24"/>
+              </w:rPr>
+              <w:t>numero_compte</w:t>
+            </w:r>
+            <w:proofErr w:type="spellEnd"/>
+            <w:r>
+              <w:rPr>
+                <w:sz w:val="24"/>
+                <w:szCs w:val="24"/>
+              </w:rPr>
+              <w:t>"}</w:t>
+            </w:r>
+          </w:p>
+        </w:tc>
+        <w:tc>
+          <w:tcPr>
+            <w:tcW w:w="2575" w:type="dxa"/>
+          </w:tcPr>
+          <w:p>
+            <w:pPr>
+              <w:tabs>
+                <w:tab w:val="left" w:pos="960"/>
+              </w:tabs>
+              <w:spacing w:line="360" w:lineRule="auto"/>
+              <w:rPr>
+                <w:sz w:val="24"/>
+                <w:szCs w:val="24"/>
+              </w:rPr>
+            </w:pPr>
+            <w:r>
+              <w:rPr>
+                <w:sz w:val="24"/>
+                <w:szCs w:val="24"/>
+              </w:rPr>
+              <w:t xml:space="preserve">201 </w:t>
+            </w:r>
+            <w:proofErr w:type="gramStart"/>
+            <w:r>
+              <w:rPr>
+                <w:sz w:val="24"/>
+                <w:szCs w:val="24"/>
+              </w:rPr>
+              <w:t>client</w:t>
+            </w:r>
+            <w:proofErr w:type="gramEnd"/>
+          </w:p>
+        </w:tc>
+        <w:tc>
+          <w:tcPr>
+            <w:tcW w:w="2844" w:type="dxa"/>
+          </w:tcPr>
+          <w:p>
+            <w:pPr>
+              <w:spacing w:line="360" w:lineRule="auto"/>
+              <w:rPr>
+                <w:sz w:val="24"/>
+                <w:szCs w:val="24"/>
+              </w:rPr>
+            </w:pPr>
+            <w:r>
+              <w:rPr>
+                <w:sz w:val="24"/>
+                <w:szCs w:val="24"/>
+              </w:rPr>
+              <w:t>400, 401, 403</w:t>
             </w:r>
           </w:p>
         </w:tc>
@@ -8352,7 +9122,7 @@
         </w:trPr>
         <w:tc>
           <w:tcPr>
-            <w:tcW w:w="4623" w:type="dxa"/>
+            <w:tcW w:w="2104" w:type="dxa"/>
           </w:tcPr>
           <w:p>
             <w:pPr>
@@ -8361,293 +9131,82 @@
               </w:tabs>
               <w:spacing w:line="360" w:lineRule="auto"/>
               <w:rPr>
-                <w:sz w:val="24"/>
-                <w:szCs w:val="24"/>
-              </w:rPr>
-            </w:pPr>
-            <w:r>
-              <w:rPr>
-                <w:sz w:val="24"/>
-                <w:szCs w:val="24"/>
-              </w:rPr>
-              <w:t>Réponse échec</w:t>
+                <w:rStyle w:val="CodeHTML"/>
+                <w:rFonts w:ascii="Times New Roman" w:hAnsi="Times New Roman" w:cs="Times New Roman"/>
+                <w:sz w:val="24"/>
+                <w:szCs w:val="24"/>
+              </w:rPr>
+            </w:pPr>
+            <w:r>
+              <w:rPr>
+                <w:sz w:val="24"/>
+                <w:szCs w:val="24"/>
+              </w:rPr>
+              <w:t>GET /api/admin/clients/</w:t>
             </w:r>
           </w:p>
         </w:tc>
         <w:tc>
           <w:tcPr>
-            <w:tcW w:w="4623" w:type="dxa"/>
+            <w:tcW w:w="2105" w:type="dxa"/>
           </w:tcPr>
           <w:p>
             <w:pPr>
+              <w:tabs>
+                <w:tab w:val="left" w:pos="960"/>
+              </w:tabs>
               <w:spacing w:line="360" w:lineRule="auto"/>
               <w:rPr>
                 <w:sz w:val="24"/>
                 <w:szCs w:val="24"/>
               </w:rPr>
             </w:pPr>
-            <w:r>
-              <w:rPr>
-                <w:rStyle w:val="CodeHTML"/>
-                <w:rFonts w:ascii="Times New Roman" w:hAnsi="Times New Roman" w:cs="Times New Roman"/>
-                <w:sz w:val="24"/>
-                <w:szCs w:val="24"/>
-              </w:rPr>
-              <w:t>400 Bad Request</w:t>
-            </w:r>
-            <w:r>
-              <w:rPr>
-                <w:sz w:val="24"/>
-                <w:szCs w:val="24"/>
-              </w:rPr>
-              <w:t xml:space="preserve"> → </w:t>
-            </w:r>
-            <w:r>
-              <w:rPr>
-                <w:rStyle w:val="CodeHTML"/>
-                <w:rFonts w:ascii="Times New Roman" w:hAnsi="Times New Roman" w:cs="Times New Roman"/>
-                <w:sz w:val="24"/>
-                <w:szCs w:val="24"/>
-              </w:rPr>
-              <w:t>{"erreur": "Le montant doit être strictement positif."}</w:t>
-            </w:r>
-            <w:r>
-              <w:rPr>
-                <w:sz w:val="24"/>
-                <w:szCs w:val="24"/>
-              </w:rPr>
-              <w:t xml:space="preserve"> / </w:t>
-            </w:r>
-            <w:r>
-              <w:rPr>
-                <w:rStyle w:val="CodeHTML"/>
-                <w:rFonts w:ascii="Times New Roman" w:hAnsi="Times New Roman" w:cs="Times New Roman"/>
-                <w:sz w:val="24"/>
-                <w:szCs w:val="24"/>
-              </w:rPr>
-              <w:t>{"erreur": "Solde insuffisant pour ce retrait."}</w:t>
-            </w:r>
-            <w:r>
-              <w:rPr>
-                <w:sz w:val="24"/>
-                <w:szCs w:val="24"/>
-              </w:rPr>
-              <w:t xml:space="preserve"> / </w:t>
-            </w:r>
-            <w:r>
-              <w:rPr>
-                <w:rStyle w:val="CodeHTML"/>
-                <w:rFonts w:ascii="Times New Roman" w:hAnsi="Times New Roman" w:cs="Times New Roman"/>
-                <w:sz w:val="24"/>
-                <w:szCs w:val="24"/>
-              </w:rPr>
-              <w:t>{"erreur": "Retrait impossible : objectif non atteint et échéance non arrivée."}</w:t>
-            </w:r>
-            <w:r>
-              <w:rPr>
-                <w:sz w:val="24"/>
-                <w:szCs w:val="24"/>
-              </w:rPr>
-              <w:t xml:space="preserve"> · </w:t>
-            </w:r>
-            <w:r>
-              <w:rPr>
-                <w:rStyle w:val="CodeHTML"/>
-                <w:rFonts w:ascii="Times New Roman" w:hAnsi="Times New Roman" w:cs="Times New Roman"/>
-                <w:sz w:val="24"/>
-                <w:szCs w:val="24"/>
-              </w:rPr>
-              <w:t>404 Not Found</w:t>
-            </w:r>
-          </w:p>
-        </w:tc>
-      </w:tr>
-    </w:tbl>
-    <w:p>
-      <w:pPr>
-        <w:pStyle w:val="Titre2"/>
-        <w:spacing w:after="150" w:line="360" w:lineRule="auto"/>
-        <w:ind w:firstLine="708"/>
-        <w:jc w:val="both"/>
-        <w:rPr>
-          <w:rFonts w:eastAsia="Calibri"/>
-          <w:b/>
-          <w:bCs/>
-          <w:sz w:val="28"/>
-          <w:szCs w:val="28"/>
-        </w:rPr>
-      </w:pPr>
-    </w:p>
-    <w:p>
-      <w:pPr>
-        <w:pStyle w:val="Titre2"/>
-        <w:spacing w:after="150" w:line="360" w:lineRule="auto"/>
-        <w:ind w:firstLine="708"/>
-        <w:jc w:val="both"/>
-        <w:rPr>
-          <w:sz w:val="28"/>
-          <w:szCs w:val="28"/>
-        </w:rPr>
-      </w:pPr>
-      <w:bookmarkStart w:id="144" w:name="_Toc238553136"/>
-      <w:bookmarkStart w:id="145" w:name="_Toc238553186"/>
-      <w:bookmarkStart w:id="146" w:name="_Toc238553226"/>
-      <w:bookmarkStart w:id="147" w:name="_Toc239100957"/>
-      <w:bookmarkStart w:id="148" w:name="_Toc239101040"/>
-      <w:r>
-        <w:rPr>
-          <w:rFonts w:eastAsia="Calibri"/>
-          <w:b/>
-          <w:bCs/>
-          <w:sz w:val="28"/>
-          <w:szCs w:val="28"/>
-        </w:rPr>
-        <w:t>6</w:t>
-      </w:r>
-      <w:r>
-        <w:rPr>
-          <w:rFonts w:eastAsia="Calibri"/>
-          <w:b/>
-          <w:bCs/>
-          <w:sz w:val="28"/>
-          <w:szCs w:val="28"/>
-        </w:rPr>
-        <w:t>.</w:t>
-      </w:r>
-      <w:r>
-        <w:rPr>
-          <w:rFonts w:eastAsia="Calibri"/>
-          <w:b/>
-          <w:bCs/>
-          <w:sz w:val="28"/>
-          <w:szCs w:val="28"/>
-        </w:rPr>
-        <w:t>7</w:t>
-      </w:r>
-      <w:r>
-        <w:rPr>
-          <w:rFonts w:eastAsia="Calibri"/>
-          <w:b/>
-          <w:bCs/>
-          <w:sz w:val="28"/>
-          <w:szCs w:val="28"/>
-        </w:rPr>
-        <w:t xml:space="preserve"> </w:t>
-      </w:r>
-      <w:r>
-        <w:rPr>
-          <w:rFonts w:eastAsia="Calibri"/>
-          <w:b/>
-          <w:bCs/>
-          <w:sz w:val="28"/>
-          <w:szCs w:val="28"/>
-        </w:rPr>
-        <w:t>Consulter les opérations d’une tirelire</w:t>
-      </w:r>
-      <w:bookmarkEnd w:id="144"/>
-      <w:bookmarkEnd w:id="145"/>
-      <w:bookmarkEnd w:id="146"/>
-      <w:bookmarkEnd w:id="147"/>
-      <w:bookmarkEnd w:id="148"/>
-      <w:r>
-        <w:rPr>
-          <w:sz w:val="24"/>
-          <w:szCs w:val="24"/>
-        </w:rPr>
-        <w:t xml:space="preserve"> </w:t>
-      </w:r>
-    </w:p>
-    <w:tbl>
-      <w:tblPr>
-        <w:tblStyle w:val="Grilledutableau"/>
-        <w:tblW w:w="0" w:type="auto"/>
-        <w:jc w:val="center"/>
-        <w:tblLook w:val="04A0" w:firstRow="1" w:lastRow="0" w:firstColumn="1" w:lastColumn="0" w:noHBand="0" w:noVBand="1"/>
-      </w:tblPr>
-      <w:tblGrid>
-        <w:gridCol w:w="4623"/>
-        <w:gridCol w:w="4623"/>
-      </w:tblGrid>
-      <w:tr>
-        <w:trPr>
-          <w:trHeight w:val="588"/>
-          <w:jc w:val="center"/>
-        </w:trPr>
-        <w:tc>
-          <w:tcPr>
-            <w:tcW w:w="4623" w:type="dxa"/>
-          </w:tcPr>
-          <w:p>
-            <w:pPr>
-              <w:spacing w:line="360" w:lineRule="auto"/>
-              <w:rPr>
-                <w:sz w:val="24"/>
-                <w:szCs w:val="24"/>
-              </w:rPr>
-            </w:pPr>
-            <w:r>
-              <w:rPr>
-                <w:sz w:val="24"/>
-                <w:szCs w:val="24"/>
-              </w:rPr>
-              <w:t>Méthode + URL</w:t>
-            </w:r>
           </w:p>
         </w:tc>
         <w:tc>
           <w:tcPr>
-            <w:tcW w:w="4623" w:type="dxa"/>
+            <w:tcW w:w="2575" w:type="dxa"/>
           </w:tcPr>
           <w:p>
             <w:pPr>
+              <w:tabs>
+                <w:tab w:val="left" w:pos="960"/>
+              </w:tabs>
               <w:spacing w:line="360" w:lineRule="auto"/>
               <w:rPr>
                 <w:sz w:val="24"/>
                 <w:szCs w:val="24"/>
-                <w:lang w:val="en-US"/>
-              </w:rPr>
-            </w:pPr>
-            <w:r>
-              <w:rPr>
-                <w:sz w:val="24"/>
-                <w:szCs w:val="24"/>
-                <w:lang w:val="en-US"/>
-              </w:rPr>
-              <w:t>GET /api/tirelires/{id}/operations/</w:t>
-            </w:r>
-          </w:p>
-        </w:tc>
-      </w:tr>
-      <w:tr>
-        <w:trPr>
-          <w:trHeight w:val="571"/>
-          <w:jc w:val="center"/>
-        </w:trPr>
-        <w:tc>
-          <w:tcPr>
-            <w:tcW w:w="4623" w:type="dxa"/>
-          </w:tcPr>
-          <w:p>
-            <w:pPr>
-              <w:spacing w:line="360" w:lineRule="auto"/>
-              <w:jc w:val="both"/>
-              <w:rPr>
-                <w:sz w:val="24"/>
-                <w:szCs w:val="24"/>
-              </w:rPr>
-            </w:pPr>
-            <w:r>
-              <w:rPr>
-                <w:sz w:val="24"/>
-                <w:szCs w:val="24"/>
-              </w:rPr>
-              <w:t>En-têtes requis</w:t>
-            </w:r>
+              </w:rPr>
+            </w:pPr>
+            <w:r>
+              <w:rPr>
+                <w:sz w:val="24"/>
+                <w:szCs w:val="24"/>
+              </w:rPr>
+              <w:t xml:space="preserve">200 </w:t>
+            </w:r>
+            <w:proofErr w:type="gramStart"/>
+            <w:r>
+              <w:rPr>
+                <w:sz w:val="24"/>
+                <w:szCs w:val="24"/>
+              </w:rPr>
+              <w:t>client</w:t>
+            </w:r>
+            <w:proofErr w:type="gramEnd"/>
+          </w:p>
+          <w:p>
+            <w:pPr>
+              <w:rPr>
+                <w:sz w:val="24"/>
+                <w:szCs w:val="24"/>
+              </w:rPr>
+            </w:pPr>
           </w:p>
         </w:tc>
         <w:tc>
           <w:tcPr>
-            <w:tcW w:w="4623" w:type="dxa"/>
+            <w:tcW w:w="2844" w:type="dxa"/>
           </w:tcPr>
           <w:p>
             <w:pPr>
@@ -8662,8 +9221,17 @@
                 <w:sz w:val="24"/>
                 <w:szCs w:val="24"/>
               </w:rPr>
-              <w:t>Authorization: Token &lt;token&gt;</w:t>
-            </w:r>
+              <w:t>401, 403, 404</w:t>
+            </w:r>
+          </w:p>
+          <w:p>
+            <w:pPr>
+              <w:ind w:firstLine="708"/>
+              <w:rPr>
+                <w:sz w:val="24"/>
+                <w:szCs w:val="24"/>
+              </w:rPr>
+            </w:pPr>
           </w:p>
         </w:tc>
       </w:tr>
@@ -8674,31 +9242,39 @@
         </w:trPr>
         <w:tc>
           <w:tcPr>
-            <w:tcW w:w="4623" w:type="dxa"/>
+            <w:tcW w:w="2104" w:type="dxa"/>
           </w:tcPr>
           <w:p>
             <w:pPr>
+              <w:tabs>
+                <w:tab w:val="left" w:pos="960"/>
+              </w:tabs>
               <w:spacing w:line="360" w:lineRule="auto"/>
               <w:rPr>
-                <w:sz w:val="24"/>
-                <w:szCs w:val="24"/>
-              </w:rPr>
-            </w:pPr>
-            <w:r>
-              <w:rPr>
-                <w:sz w:val="24"/>
-                <w:szCs w:val="24"/>
-              </w:rPr>
-              <w:t>Réponse succès</w:t>
+                <w:rStyle w:val="CodeHTML"/>
+                <w:rFonts w:ascii="Times New Roman" w:hAnsi="Times New Roman" w:cs="Times New Roman"/>
+                <w:sz w:val="24"/>
+                <w:szCs w:val="24"/>
+              </w:rPr>
+            </w:pPr>
+            <w:r>
+              <w:rPr>
+                <w:sz w:val="24"/>
+                <w:szCs w:val="24"/>
+              </w:rPr>
+              <w:t>PATCH /api/admin/clients/{id}/</w:t>
             </w:r>
           </w:p>
         </w:tc>
         <w:tc>
           <w:tcPr>
-            <w:tcW w:w="4623" w:type="dxa"/>
+            <w:tcW w:w="2105" w:type="dxa"/>
           </w:tcPr>
           <w:p>
             <w:pPr>
+              <w:tabs>
+                <w:tab w:val="left" w:pos="960"/>
+              </w:tabs>
               <w:spacing w:line="360" w:lineRule="auto"/>
               <w:rPr>
                 <w:sz w:val="24"/>
@@ -8707,20 +9283,106 @@
             </w:pPr>
             <w:r>
               <w:rPr>
-                <w:rStyle w:val="CodeHTML"/>
-                <w:rFonts w:ascii="Times New Roman" w:hAnsi="Times New Roman" w:cs="Times New Roman"/>
-                <w:sz w:val="24"/>
-                <w:szCs w:val="24"/>
-              </w:rPr>
-              <w:t>200 OK</w:t>
-            </w:r>
-            <w:r>
-              <w:rPr>
-                <w:sz w:val="24"/>
-                <w:szCs w:val="24"/>
-              </w:rPr>
-              <w:t xml:space="preserve"> → liste des opérations</w:t>
-            </w:r>
+                <w:sz w:val="24"/>
+                <w:szCs w:val="24"/>
+              </w:rPr>
+              <w:t>{"actif</w:t>
+            </w:r>
+            <w:proofErr w:type="gramStart"/>
+            <w:r>
+              <w:rPr>
+                <w:sz w:val="24"/>
+                <w:szCs w:val="24"/>
+              </w:rPr>
+              <w:t>":</w:t>
+            </w:r>
+            <w:proofErr w:type="gramEnd"/>
+            <w:r>
+              <w:rPr>
+                <w:sz w:val="24"/>
+                <w:szCs w:val="24"/>
+              </w:rPr>
+              <w:t xml:space="preserve"> </w:t>
+            </w:r>
+            <w:proofErr w:type="spellStart"/>
+            <w:r>
+              <w:rPr>
+                <w:sz w:val="24"/>
+                <w:szCs w:val="24"/>
+              </w:rPr>
+              <w:t>true</w:t>
+            </w:r>
+            <w:proofErr w:type="spellEnd"/>
+            <w:r>
+              <w:rPr>
+                <w:sz w:val="24"/>
+                <w:szCs w:val="24"/>
+              </w:rPr>
+              <w:t>/false}</w:t>
+            </w:r>
+          </w:p>
+        </w:tc>
+        <w:tc>
+          <w:tcPr>
+            <w:tcW w:w="2575" w:type="dxa"/>
+          </w:tcPr>
+          <w:p>
+            <w:pPr>
+              <w:tabs>
+                <w:tab w:val="left" w:pos="960"/>
+              </w:tabs>
+              <w:spacing w:line="360" w:lineRule="auto"/>
+              <w:rPr>
+                <w:sz w:val="24"/>
+                <w:szCs w:val="24"/>
+              </w:rPr>
+            </w:pPr>
+            <w:r>
+              <w:rPr>
+                <w:sz w:val="24"/>
+                <w:szCs w:val="24"/>
+              </w:rPr>
+              <w:t xml:space="preserve">200 </w:t>
+            </w:r>
+            <w:proofErr w:type="gramStart"/>
+            <w:r>
+              <w:rPr>
+                <w:sz w:val="24"/>
+                <w:szCs w:val="24"/>
+              </w:rPr>
+              <w:t>client</w:t>
+            </w:r>
+            <w:proofErr w:type="gramEnd"/>
+          </w:p>
+        </w:tc>
+        <w:tc>
+          <w:tcPr>
+            <w:tcW w:w="2844" w:type="dxa"/>
+          </w:tcPr>
+          <w:p>
+            <w:pPr>
+              <w:spacing w:line="360" w:lineRule="auto"/>
+              <w:rPr>
+                <w:sz w:val="24"/>
+                <w:szCs w:val="24"/>
+              </w:rPr>
+            </w:pPr>
+            <w:r>
+              <w:rPr>
+                <w:sz w:val="24"/>
+                <w:szCs w:val="24"/>
+              </w:rPr>
+              <w:t>401, 403, 404</w:t>
+            </w:r>
+          </w:p>
+          <w:p>
+            <w:pPr>
+              <w:ind w:firstLine="708"/>
+              <w:rPr>
+                <w:sz w:val="24"/>
+                <w:szCs w:val="24"/>
+              </w:rPr>
+            </w:pPr>
           </w:p>
         </w:tc>
       </w:tr>
@@ -8731,7 +9393,7 @@
         </w:trPr>
         <w:tc>
           <w:tcPr>
-            <w:tcW w:w="4623" w:type="dxa"/>
+            <w:tcW w:w="2104" w:type="dxa"/>
           </w:tcPr>
           <w:p>
             <w:pPr>
@@ -8740,54 +9402,131 @@
               </w:tabs>
               <w:spacing w:line="360" w:lineRule="auto"/>
               <w:rPr>
-                <w:sz w:val="24"/>
-                <w:szCs w:val="24"/>
-              </w:rPr>
-            </w:pPr>
-            <w:r>
-              <w:rPr>
-                <w:sz w:val="24"/>
-                <w:szCs w:val="24"/>
-              </w:rPr>
-              <w:lastRenderedPageBreak/>
-              <w:t>Réponse échec</w:t>
-            </w:r>
+                <w:rStyle w:val="CodeHTML"/>
+                <w:rFonts w:ascii="Times New Roman" w:hAnsi="Times New Roman" w:cs="Times New Roman"/>
+                <w:sz w:val="24"/>
+                <w:szCs w:val="24"/>
+              </w:rPr>
+            </w:pPr>
+            <w:r>
+              <w:rPr>
+                <w:sz w:val="24"/>
+                <w:szCs w:val="24"/>
+              </w:rPr>
+              <w:t>GET /api/admin/tirelires/</w:t>
+            </w:r>
+          </w:p>
+          <w:p>
+            <w:pPr>
+              <w:rPr>
+                <w:sz w:val="24"/>
+                <w:szCs w:val="24"/>
+              </w:rPr>
+            </w:pPr>
           </w:p>
         </w:tc>
         <w:tc>
           <w:tcPr>
-            <w:tcW w:w="4623" w:type="dxa"/>
+            <w:tcW w:w="2105" w:type="dxa"/>
           </w:tcPr>
           <w:p>
             <w:pPr>
+              <w:tabs>
+                <w:tab w:val="left" w:pos="960"/>
+              </w:tabs>
               <w:spacing w:line="360" w:lineRule="auto"/>
               <w:rPr>
                 <w:sz w:val="24"/>
                 <w:szCs w:val="24"/>
               </w:rPr>
             </w:pPr>
-            <w:r>
-              <w:rPr>
-                <w:sz w:val="24"/>
-                <w:szCs w:val="24"/>
-              </w:rPr>
-              <w:t>404 Not Found</w:t>
-            </w:r>
+          </w:p>
+        </w:tc>
+        <w:tc>
+          <w:tcPr>
+            <w:tcW w:w="2575" w:type="dxa"/>
+          </w:tcPr>
+          <w:p>
+            <w:pPr>
+              <w:tabs>
+                <w:tab w:val="left" w:pos="960"/>
+              </w:tabs>
+              <w:spacing w:line="360" w:lineRule="auto"/>
+              <w:rPr>
+                <w:sz w:val="24"/>
+                <w:szCs w:val="24"/>
+              </w:rPr>
+            </w:pPr>
+            <w:r>
+              <w:rPr>
+                <w:sz w:val="24"/>
+                <w:szCs w:val="24"/>
+              </w:rPr>
+              <w:t>200 liste paginée (avec propriétaire)</w:t>
+            </w:r>
+          </w:p>
+        </w:tc>
+        <w:tc>
+          <w:tcPr>
+            <w:tcW w:w="2844" w:type="dxa"/>
+          </w:tcPr>
+          <w:p>
+            <w:pPr>
+              <w:spacing w:line="360" w:lineRule="auto"/>
+              <w:rPr>
+                <w:sz w:val="24"/>
+                <w:szCs w:val="24"/>
+              </w:rPr>
+            </w:pPr>
+            <w:r>
+              <w:rPr>
+                <w:sz w:val="24"/>
+                <w:szCs w:val="24"/>
+              </w:rPr>
+              <w:t>401, 403</w:t>
+            </w:r>
+          </w:p>
+          <w:p>
+            <w:pPr>
+              <w:rPr>
+                <w:sz w:val="24"/>
+                <w:szCs w:val="24"/>
+              </w:rPr>
+            </w:pPr>
+          </w:p>
+          <w:p>
+            <w:pPr>
+              <w:rPr>
+                <w:sz w:val="24"/>
+                <w:szCs w:val="24"/>
+              </w:rPr>
+            </w:pPr>
           </w:p>
         </w:tc>
       </w:tr>
     </w:tbl>
     <w:p>
       <w:pPr>
+        <w:spacing w:line="360" w:lineRule="auto"/>
+        <w:jc w:val="center"/>
+        <w:rPr>
+          <w:sz w:val="24"/>
+          <w:szCs w:val="24"/>
+        </w:rPr>
+      </w:pPr>
+    </w:p>
+    <w:p>
+      <w:pPr>
         <w:pStyle w:val="Titre1"/>
         <w:spacing w:before="400" w:after="200" w:line="360" w:lineRule="auto"/>
         <w:jc w:val="both"/>
       </w:pPr>
-      <w:bookmarkStart w:id="149" w:name="_Toc238553137"/>
-      <w:bookmarkStart w:id="150" w:name="_Toc238553187"/>
-      <w:bookmarkStart w:id="151" w:name="_Toc238553227"/>
-      <w:bookmarkStart w:id="152" w:name="_Toc239100958"/>
-      <w:bookmarkStart w:id="153" w:name="_Toc239101041"/>
+      <w:bookmarkStart w:id="114" w:name="_Toc238413450"/>
+      <w:bookmarkStart w:id="115" w:name="_Toc238553137"/>
+      <w:bookmarkStart w:id="116" w:name="_Toc238553187"/>
+      <w:bookmarkStart w:id="117" w:name="_Toc238553227"/>
+      <w:bookmarkStart w:id="118" w:name="_Toc243833662"/>
+      <w:bookmarkStart w:id="119" w:name="_Toc243833716"/>
       <w:r>
         <w:rPr>
           <w:rFonts w:eastAsia="Calibri"/>
@@ -8808,7 +9547,7 @@
         </w:rPr>
         <w:t xml:space="preserve">. </w:t>
       </w:r>
-      <w:bookmarkEnd w:id="128"/>
+      <w:bookmarkEnd w:id="114"/>
       <w:r>
         <w:rPr>
           <w:rFonts w:eastAsia="Calibri"/>
@@ -8819,11 +9558,11 @@
         </w:rPr>
         <w:t>Matrice de traçabilité (vers les tests unitaires)</w:t>
       </w:r>
-      <w:bookmarkEnd w:id="149"/>
-      <w:bookmarkEnd w:id="150"/>
-      <w:bookmarkEnd w:id="151"/>
-      <w:bookmarkEnd w:id="152"/>
-      <w:bookmarkEnd w:id="153"/>
+      <w:bookmarkEnd w:id="115"/>
+      <w:bookmarkEnd w:id="116"/>
+      <w:bookmarkEnd w:id="117"/>
+      <w:bookmarkEnd w:id="118"/>
+      <w:bookmarkEnd w:id="119"/>
     </w:p>
     <w:tbl>
       <w:tblPr>
@@ -8961,6 +9700,7 @@
                 <w:lang w:val="en-US"/>
               </w:rPr>
             </w:pPr>
+            <w:proofErr w:type="spellStart"/>
             <w:r>
               <w:rPr>
                 <w:rStyle w:val="CodeHTML"/>
@@ -8970,6 +9710,7 @@
               </w:rPr>
               <w:t>Tirelire.deposer</w:t>
             </w:r>
+            <w:proofErr w:type="spellEnd"/>
             <w:r>
               <w:rPr>
                 <w:sz w:val="24"/>
@@ -8977,6 +9718,7 @@
               </w:rPr>
               <w:t xml:space="preserve">, </w:t>
             </w:r>
+            <w:proofErr w:type="spellStart"/>
             <w:r>
               <w:rPr>
                 <w:rStyle w:val="CodeHTML"/>
@@ -8986,6 +9728,7 @@
               </w:rPr>
               <w:t>Tirelire.retirer</w:t>
             </w:r>
+            <w:proofErr w:type="spellEnd"/>
           </w:p>
         </w:tc>
         <w:tc>
@@ -9007,6 +9750,7 @@
               </w:rPr>
               <w:t xml:space="preserve">Dépôt/retrait avec montant négatif ou nul → </w:t>
             </w:r>
+            <w:proofErr w:type="spellStart"/>
             <w:r>
               <w:rPr>
                 <w:rStyle w:val="CodeHTML"/>
@@ -9016,6 +9760,7 @@
               </w:rPr>
               <w:t>MontantInvalide</w:t>
             </w:r>
+            <w:proofErr w:type="spellEnd"/>
             <w:r>
               <w:rPr>
                 <w:sz w:val="24"/>
@@ -9065,6 +9810,7 @@
                 <w:szCs w:val="24"/>
               </w:rPr>
             </w:pPr>
+            <w:proofErr w:type="spellStart"/>
             <w:r>
               <w:rPr>
                 <w:sz w:val="24"/>
@@ -9072,6 +9818,7 @@
               </w:rPr>
               <w:t>Tirelire.retirer</w:t>
             </w:r>
+            <w:proofErr w:type="spellEnd"/>
           </w:p>
         </w:tc>
         <w:tc>
@@ -9093,6 +9840,7 @@
               </w:rPr>
               <w:t xml:space="preserve">Retrait supérieur au solde → </w:t>
             </w:r>
+            <w:proofErr w:type="spellStart"/>
             <w:r>
               <w:rPr>
                 <w:rStyle w:val="CodeHTML"/>
@@ -9102,6 +9850,7 @@
               </w:rPr>
               <w:t>SoldeInsuffisant</w:t>
             </w:r>
+            <w:proofErr w:type="spellEnd"/>
             <w:r>
               <w:rPr>
                 <w:sz w:val="24"/>
@@ -9150,6 +9899,7 @@
                 <w:szCs w:val="24"/>
               </w:rPr>
             </w:pPr>
+            <w:proofErr w:type="spellStart"/>
             <w:r>
               <w:rPr>
                 <w:rStyle w:val="CodeHTML"/>
@@ -9159,6 +9909,7 @@
               </w:rPr>
               <w:t>Tirelire.retirer</w:t>
             </w:r>
+            <w:proofErr w:type="spellEnd"/>
             <w:r>
               <w:rPr>
                 <w:sz w:val="24"/>
@@ -9166,6 +9917,7 @@
               </w:rPr>
               <w:t xml:space="preserve">, </w:t>
             </w:r>
+            <w:proofErr w:type="spellStart"/>
             <w:r>
               <w:rPr>
                 <w:rStyle w:val="CodeHTML"/>
@@ -9175,6 +9927,7 @@
               </w:rPr>
               <w:t>Tirelire.objectif_atteint</w:t>
             </w:r>
+            <w:proofErr w:type="spellEnd"/>
             <w:r>
               <w:rPr>
                 <w:sz w:val="24"/>
@@ -9182,6 +9935,7 @@
               </w:rPr>
               <w:t xml:space="preserve">, </w:t>
             </w:r>
+            <w:proofErr w:type="spellStart"/>
             <w:r>
               <w:rPr>
                 <w:rStyle w:val="CodeHTML"/>
@@ -9191,6 +9945,7 @@
               </w:rPr>
               <w:t>Tirelire.echeance_depassee</w:t>
             </w:r>
+            <w:proofErr w:type="spellEnd"/>
           </w:p>
         </w:tc>
         <w:tc>
@@ -9214,6 +9969,7 @@
               </w:rPr>
               <w:t xml:space="preserve">Retrait avant objectif/échéance → </w:t>
             </w:r>
+            <w:proofErr w:type="spellStart"/>
             <w:r>
               <w:rPr>
                 <w:rStyle w:val="CodeHTML"/>
@@ -9223,12 +9979,21 @@
               </w:rPr>
               <w:t>RetraitNonAutorise</w:t>
             </w:r>
-            <w:r>
-              <w:rPr>
-                <w:sz w:val="24"/>
-                <w:szCs w:val="24"/>
-              </w:rPr>
-              <w:t xml:space="preserve"> levée ; retrait autorisé une fois l'une des deux conditions remplie</w:t>
+            <w:proofErr w:type="spellEnd"/>
+            <w:r>
+              <w:rPr>
+                <w:sz w:val="24"/>
+                <w:szCs w:val="24"/>
+              </w:rPr>
+              <w:t xml:space="preserve"> levée </w:t>
+            </w:r>
+            <w:r>
+              <w:rPr>
+                <w:sz w:val="24"/>
+                <w:szCs w:val="24"/>
+              </w:rPr>
+              <w:lastRenderedPageBreak/>
+              <w:t>; retrait autorisé une fois l'une des deux conditions remplie</w:t>
             </w:r>
           </w:p>
         </w:tc>
@@ -9258,6 +10023,7 @@
                 <w:sz w:val="24"/>
                 <w:szCs w:val="24"/>
               </w:rPr>
+              <w:lastRenderedPageBreak/>
               <w:t>RG4</w:t>
             </w:r>
           </w:p>
@@ -9300,8 +10066,16 @@
                 <w:sz w:val="24"/>
                 <w:szCs w:val="24"/>
               </w:rPr>
-              <w:t xml:space="preserve">Accès à une tirelire d'un autre client → </w:t>
-            </w:r>
+              <w:t>A</w:t>
+            </w:r>
+            <w:r>
+              <w:rPr>
+                <w:sz w:val="24"/>
+                <w:szCs w:val="24"/>
+              </w:rPr>
+              <w:t xml:space="preserve">ccès à la tirelire d’un autre client → </w:t>
+            </w:r>
+            <w:proofErr w:type="spellStart"/>
             <w:r>
               <w:rPr>
                 <w:rStyle w:val="CodeHTML"/>
@@ -9309,14 +10083,217 @@
                 <w:sz w:val="24"/>
                 <w:szCs w:val="24"/>
               </w:rPr>
-              <w:t>AccesRefuse</w:t>
-            </w:r>
-            <w:r>
-              <w:rPr>
-                <w:sz w:val="24"/>
-                <w:szCs w:val="24"/>
-              </w:rPr>
-              <w:t xml:space="preserve"> levée</w:t>
+              <w:t>TirelireIntrouvable</w:t>
+            </w:r>
+            <w:proofErr w:type="spellEnd"/>
+            <w:r>
+              <w:rPr>
+                <w:sz w:val="24"/>
+                <w:szCs w:val="24"/>
+              </w:rPr>
+              <w:t xml:space="preserve"> (404)</w:t>
+            </w:r>
+          </w:p>
+        </w:tc>
+      </w:tr>
+      <w:tr>
+        <w:trPr>
+          <w:trHeight w:val="1161"/>
+          <w:jc w:val="center"/>
+        </w:trPr>
+        <w:tc>
+          <w:tcPr>
+            <w:tcW w:w="3050" w:type="dxa"/>
+          </w:tcPr>
+          <w:p>
+            <w:pPr>
+              <w:tabs>
+                <w:tab w:val="left" w:pos="960"/>
+              </w:tabs>
+              <w:spacing w:line="360" w:lineRule="auto"/>
+              <w:rPr>
+                <w:sz w:val="24"/>
+                <w:szCs w:val="24"/>
+              </w:rPr>
+            </w:pPr>
+            <w:r>
+              <w:t>RG5/RG6</w:t>
+            </w:r>
+          </w:p>
+        </w:tc>
+        <w:tc>
+          <w:tcPr>
+            <w:tcW w:w="3902" w:type="dxa"/>
+          </w:tcPr>
+          <w:p>
+            <w:pPr>
+              <w:spacing w:line="360" w:lineRule="auto"/>
+              <w:rPr>
+                <w:sz w:val="24"/>
+                <w:szCs w:val="24"/>
+              </w:rPr>
+            </w:pPr>
+          </w:p>
+        </w:tc>
+        <w:tc>
+          <w:tcPr>
+            <w:tcW w:w="2676" w:type="dxa"/>
+          </w:tcPr>
+          <w:p>
+            <w:pPr>
+              <w:spacing w:line="360" w:lineRule="auto"/>
+              <w:rPr>
+                <w:sz w:val="24"/>
+                <w:szCs w:val="24"/>
+              </w:rPr>
+            </w:pPr>
+            <w:r>
+              <w:t>C</w:t>
+            </w:r>
+            <w:r>
+              <w:t>réation invalide → 400</w:t>
+            </w:r>
+          </w:p>
+        </w:tc>
+      </w:tr>
+      <w:tr>
+        <w:trPr>
+          <w:trHeight w:val="1161"/>
+          <w:jc w:val="center"/>
+        </w:trPr>
+        <w:tc>
+          <w:tcPr>
+            <w:tcW w:w="3050" w:type="dxa"/>
+          </w:tcPr>
+          <w:p>
+            <w:pPr>
+              <w:tabs>
+                <w:tab w:val="left" w:pos="960"/>
+              </w:tabs>
+              <w:spacing w:line="360" w:lineRule="auto"/>
+              <w:rPr>
+                <w:sz w:val="24"/>
+                <w:szCs w:val="24"/>
+              </w:rPr>
+            </w:pPr>
+            <w:r>
+              <w:t>RG7</w:t>
+            </w:r>
+          </w:p>
+        </w:tc>
+        <w:tc>
+          <w:tcPr>
+            <w:tcW w:w="3902" w:type="dxa"/>
+          </w:tcPr>
+          <w:p>
+            <w:pPr>
+              <w:spacing w:line="360" w:lineRule="auto"/>
+              <w:rPr>
+                <w:sz w:val="24"/>
+                <w:szCs w:val="24"/>
+              </w:rPr>
+            </w:pPr>
+          </w:p>
+        </w:tc>
+        <w:tc>
+          <w:tcPr>
+            <w:tcW w:w="2676" w:type="dxa"/>
+          </w:tcPr>
+          <w:p>
+            <w:pPr>
+              <w:spacing w:line="360" w:lineRule="auto"/>
+              <w:rPr>
+                <w:sz w:val="24"/>
+                <w:szCs w:val="24"/>
+              </w:rPr>
+            </w:pPr>
+            <w:r>
+              <w:t>T</w:t>
+            </w:r>
+            <w:r>
+              <w:t xml:space="preserve">ests </w:t>
+            </w:r>
+            <w:proofErr w:type="spellStart"/>
+            <w:r>
+              <w:rPr>
+                <w:rStyle w:val="CodeHTML"/>
+              </w:rPr>
+              <w:t>test_auth</w:t>
+            </w:r>
+            <w:proofErr w:type="spellEnd"/>
+            <w:r>
+              <w:t xml:space="preserve"> : expiration, rotation, déconnexion</w:t>
+            </w:r>
+          </w:p>
+        </w:tc>
+      </w:tr>
+      <w:tr>
+        <w:trPr>
+          <w:trHeight w:val="1161"/>
+          <w:jc w:val="center"/>
+        </w:trPr>
+        <w:tc>
+          <w:tcPr>
+            <w:tcW w:w="3050" w:type="dxa"/>
+          </w:tcPr>
+          <w:p>
+            <w:pPr>
+              <w:tabs>
+                <w:tab w:val="left" w:pos="960"/>
+              </w:tabs>
+              <w:spacing w:line="360" w:lineRule="auto"/>
+              <w:rPr>
+                <w:sz w:val="24"/>
+                <w:szCs w:val="24"/>
+              </w:rPr>
+            </w:pPr>
+            <w:r>
+              <w:t>RG8</w:t>
+            </w:r>
+          </w:p>
+        </w:tc>
+        <w:tc>
+          <w:tcPr>
+            <w:tcW w:w="3902" w:type="dxa"/>
+          </w:tcPr>
+          <w:p>
+            <w:pPr>
+              <w:spacing w:line="360" w:lineRule="auto"/>
+              <w:rPr>
+                <w:sz w:val="24"/>
+                <w:szCs w:val="24"/>
+              </w:rPr>
+            </w:pPr>
+          </w:p>
+        </w:tc>
+        <w:tc>
+          <w:tcPr>
+            <w:tcW w:w="2676" w:type="dxa"/>
+          </w:tcPr>
+          <w:p>
+            <w:pPr>
+              <w:spacing w:line="360" w:lineRule="auto"/>
+              <w:rPr>
+                <w:sz w:val="24"/>
+                <w:szCs w:val="24"/>
+              </w:rPr>
+            </w:pPr>
+            <w:r>
+              <w:t>T</w:t>
+            </w:r>
+            <w:r>
+              <w:t xml:space="preserve">ests </w:t>
+            </w:r>
+            <w:proofErr w:type="spellStart"/>
+            <w:r>
+              <w:rPr>
+                <w:rStyle w:val="CodeHTML"/>
+              </w:rPr>
+              <w:t>test_admin</w:t>
+            </w:r>
+            <w:proofErr w:type="spellEnd"/>
+            <w:r>
+              <w:t xml:space="preserve"> : création, désactivation, refus d’accès par rôle</w:t>
             </w:r>
           </w:p>
         </w:tc>
@@ -9330,6 +10307,111 @@
           <w:sz w:val="24"/>
           <w:szCs w:val="24"/>
         </w:rPr>
+      </w:pPr>
+    </w:p>
+    <w:p>
+      <w:pPr>
+        <w:tabs>
+          <w:tab w:val="left" w:pos="1248"/>
+        </w:tabs>
+      </w:pPr>
+    </w:p>
+    <w:p>
+      <w:pPr>
+        <w:tabs>
+          <w:tab w:val="left" w:pos="1248"/>
+        </w:tabs>
+      </w:pPr>
+    </w:p>
+    <w:p>
+      <w:pPr>
+        <w:tabs>
+          <w:tab w:val="left" w:pos="1248"/>
+        </w:tabs>
+      </w:pPr>
+    </w:p>
+    <w:p>
+      <w:pPr>
+        <w:tabs>
+          <w:tab w:val="left" w:pos="1248"/>
+        </w:tabs>
+      </w:pPr>
+    </w:p>
+    <w:p>
+      <w:pPr>
+        <w:tabs>
+          <w:tab w:val="left" w:pos="1248"/>
+        </w:tabs>
+      </w:pPr>
+    </w:p>
+    <w:p>
+      <w:pPr>
+        <w:tabs>
+          <w:tab w:val="left" w:pos="1248"/>
+        </w:tabs>
+      </w:pPr>
+    </w:p>
+    <w:p>
+      <w:pPr>
+        <w:tabs>
+          <w:tab w:val="left" w:pos="1248"/>
+        </w:tabs>
+      </w:pPr>
+    </w:p>
+    <w:p>
+      <w:pPr>
+        <w:tabs>
+          <w:tab w:val="left" w:pos="1248"/>
+        </w:tabs>
+      </w:pPr>
+    </w:p>
+    <w:p>
+      <w:pPr>
+        <w:tabs>
+          <w:tab w:val="left" w:pos="1248"/>
+        </w:tabs>
+      </w:pPr>
+    </w:p>
+    <w:p>
+      <w:pPr>
+        <w:tabs>
+          <w:tab w:val="left" w:pos="1248"/>
+        </w:tabs>
+      </w:pPr>
+    </w:p>
+    <w:p>
+      <w:pPr>
+        <w:tabs>
+          <w:tab w:val="left" w:pos="1248"/>
+        </w:tabs>
+      </w:pPr>
+    </w:p>
+    <w:p>
+      <w:pPr>
+        <w:tabs>
+          <w:tab w:val="left" w:pos="1248"/>
+        </w:tabs>
+      </w:pPr>
+    </w:p>
+    <w:p>
+      <w:pPr>
+        <w:tabs>
+          <w:tab w:val="left" w:pos="1248"/>
+        </w:tabs>
+      </w:pPr>
+    </w:p>
+    <w:p>
+      <w:pPr>
+        <w:tabs>
+          <w:tab w:val="left" w:pos="1248"/>
+        </w:tabs>
+      </w:pPr>
+    </w:p>
+    <w:p>
+      <w:pPr>
+        <w:tabs>
+          <w:tab w:val="left" w:pos="1248"/>
+        </w:tabs>
       </w:pPr>
     </w:p>
     <w:p>
@@ -9464,12 +10546,12 @@
           <w:szCs w:val="30"/>
         </w:rPr>
       </w:pPr>
-      <w:bookmarkStart w:id="154" w:name="_Toc238413453"/>
-      <w:bookmarkStart w:id="155" w:name="_Toc238553138"/>
-      <w:bookmarkStart w:id="156" w:name="_Toc238553188"/>
-      <w:bookmarkStart w:id="157" w:name="_Toc238553228"/>
-      <w:bookmarkStart w:id="158" w:name="_Toc239100959"/>
-      <w:bookmarkStart w:id="159" w:name="_Toc239101042"/>
+      <w:bookmarkStart w:id="120" w:name="_Toc238413453"/>
+      <w:bookmarkStart w:id="121" w:name="_Toc238553138"/>
+      <w:bookmarkStart w:id="122" w:name="_Toc238553188"/>
+      <w:bookmarkStart w:id="123" w:name="_Toc238553228"/>
+      <w:bookmarkStart w:id="124" w:name="_Toc243833663"/>
+      <w:bookmarkStart w:id="125" w:name="_Toc243833717"/>
       <w:r>
         <w:rPr>
           <w:rFonts w:eastAsia="Calibri"/>
@@ -9481,12 +10563,12 @@
         <w:lastRenderedPageBreak/>
         <w:t>Table des matières</w:t>
       </w:r>
-      <w:bookmarkEnd w:id="154"/>
-      <w:bookmarkEnd w:id="155"/>
-      <w:bookmarkEnd w:id="156"/>
-      <w:bookmarkEnd w:id="157"/>
-      <w:bookmarkEnd w:id="158"/>
-      <w:bookmarkEnd w:id="159"/>
+      <w:bookmarkEnd w:id="120"/>
+      <w:bookmarkEnd w:id="121"/>
+      <w:bookmarkEnd w:id="122"/>
+      <w:bookmarkEnd w:id="123"/>
+      <w:bookmarkEnd w:id="124"/>
+      <w:bookmarkEnd w:id="125"/>
     </w:p>
     <w:p>
       <w:pPr>
@@ -9519,7 +10601,7 @@
         </w:rPr>
         <w:fldChar w:fldCharType="separate"/>
       </w:r>
-      <w:hyperlink w:anchor="_Toc239100934" w:history="1">
+      <w:hyperlink w:anchor="_Toc243833645" w:history="1">
         <w:r>
           <w:rPr>
             <w:rStyle w:val="Lienhypertexte"/>
@@ -9557,7 +10639,7 @@
             <w:sz w:val="24"/>
             <w:szCs w:val="24"/>
           </w:rPr>
-          <w:instrText xml:space="preserve"> PAGEREF _Toc239100934 \h </w:instrText>
+          <w:instrText xml:space="preserve"> PAGEREF _Toc243833645 \h </w:instrText>
         </w:r>
         <w:r>
           <w:rPr>
@@ -9606,7 +10688,7 @@
           <w:szCs w:val="24"/>
         </w:rPr>
       </w:pPr>
-      <w:hyperlink w:anchor="_Toc239100935" w:history="1">
+      <w:hyperlink w:anchor="_Toc243833646" w:history="1">
         <w:r>
           <w:rPr>
             <w:rStyle w:val="Lienhypertexte"/>
@@ -9644,7 +10726,7 @@
             <w:sz w:val="24"/>
             <w:szCs w:val="24"/>
           </w:rPr>
-          <w:instrText xml:space="preserve"> PAGEREF _Toc239100935 \h </w:instrText>
+          <w:instrText xml:space="preserve"> PAGEREF _Toc243833646 \h </w:instrText>
         </w:r>
         <w:r>
           <w:rPr>
@@ -9693,7 +10775,7 @@
           <w:szCs w:val="24"/>
         </w:rPr>
       </w:pPr>
-      <w:hyperlink w:anchor="_Toc239100936" w:history="1">
+      <w:hyperlink w:anchor="_Toc243833647" w:history="1">
         <w:r>
           <w:rPr>
             <w:rStyle w:val="Lienhypertexte"/>
@@ -9731,7 +10813,7 @@
             <w:sz w:val="24"/>
             <w:szCs w:val="24"/>
           </w:rPr>
-          <w:instrText xml:space="preserve"> PAGEREF _Toc239100936 \h </w:instrText>
+          <w:instrText xml:space="preserve"> PAGEREF _Toc243833647 \h </w:instrText>
         </w:r>
         <w:r>
           <w:rPr>
@@ -9784,7 +10866,7 @@
           <w:szCs w:val="24"/>
         </w:rPr>
       </w:pPr>
-      <w:hyperlink w:anchor="_Toc239100937" w:history="1">
+      <w:hyperlink w:anchor="_Toc243833648" w:history="1">
         <w:r>
           <w:rPr>
             <w:rStyle w:val="Lienhypertexte"/>
@@ -9822,7 +10904,7 @@
             <w:sz w:val="24"/>
             <w:szCs w:val="24"/>
           </w:rPr>
-          <w:instrText xml:space="preserve"> PAGEREF _Toc239100937 \h </w:instrText>
+          <w:instrText xml:space="preserve"> PAGEREF _Toc243833648 \h </w:instrText>
         </w:r>
         <w:r>
           <w:rPr>
@@ -9875,7 +10957,7 @@
           <w:szCs w:val="24"/>
         </w:rPr>
       </w:pPr>
-      <w:hyperlink w:anchor="_Toc239100938" w:history="1">
+      <w:hyperlink w:anchor="_Toc243833649" w:history="1">
         <w:r>
           <w:rPr>
             <w:rStyle w:val="Lienhypertexte"/>
@@ -9913,7 +10995,7 @@
             <w:sz w:val="24"/>
             <w:szCs w:val="24"/>
           </w:rPr>
-          <w:instrText xml:space="preserve"> PAGEREF _Toc239100938 \h </w:instrText>
+          <w:instrText xml:space="preserve"> PAGEREF _Toc243833649 \h </w:instrText>
         </w:r>
         <w:r>
           <w:rPr>
@@ -9966,7 +11048,7 @@
           <w:szCs w:val="24"/>
         </w:rPr>
       </w:pPr>
-      <w:hyperlink w:anchor="_Toc239100939" w:history="1">
+      <w:hyperlink w:anchor="_Toc243833650" w:history="1">
         <w:r>
           <w:rPr>
             <w:rStyle w:val="Lienhypertexte"/>
@@ -10004,7 +11086,7 @@
             <w:sz w:val="24"/>
             <w:szCs w:val="24"/>
           </w:rPr>
-          <w:instrText xml:space="preserve"> PAGEREF _Toc239100939 \h </w:instrText>
+          <w:instrText xml:space="preserve"> PAGEREF _Toc243833650 \h </w:instrText>
         </w:r>
         <w:r>
           <w:rPr>
@@ -10057,7 +11139,7 @@
           <w:szCs w:val="24"/>
         </w:rPr>
       </w:pPr>
-      <w:hyperlink w:anchor="_Toc239100940" w:history="1">
+      <w:hyperlink w:anchor="_Toc243833651" w:history="1">
         <w:r>
           <w:rPr>
             <w:rStyle w:val="Lienhypertexte"/>
@@ -10095,7 +11177,7 @@
             <w:sz w:val="24"/>
             <w:szCs w:val="24"/>
           </w:rPr>
-          <w:instrText xml:space="preserve"> PAGEREF _Toc239100940 \h </w:instrText>
+          <w:instrText xml:space="preserve"> PAGEREF _Toc243833651 \h </w:instrText>
         </w:r>
         <w:r>
           <w:rPr>
@@ -10148,7 +11230,7 @@
           <w:szCs w:val="24"/>
         </w:rPr>
       </w:pPr>
-      <w:hyperlink w:anchor="_Toc239100941" w:history="1">
+      <w:hyperlink w:anchor="_Toc243833652" w:history="1">
         <w:r>
           <w:rPr>
             <w:rStyle w:val="Lienhypertexte"/>
@@ -10186,7 +11268,7 @@
             <w:sz w:val="24"/>
             <w:szCs w:val="24"/>
           </w:rPr>
-          <w:instrText xml:space="preserve"> PAGEREF _Toc239100941 \h </w:instrText>
+          <w:instrText xml:space="preserve"> PAGEREF _Toc243833652 \h </w:instrText>
         </w:r>
         <w:r>
           <w:rPr>
@@ -10212,7 +11294,7 @@
             <w:sz w:val="24"/>
             <w:szCs w:val="24"/>
           </w:rPr>
-          <w:t>7</w:t>
+          <w:t>8</w:t>
         </w:r>
         <w:r>
           <w:rPr>
@@ -10235,7 +11317,7 @@
           <w:szCs w:val="24"/>
         </w:rPr>
       </w:pPr>
-      <w:hyperlink w:anchor="_Toc239100942" w:history="1">
+      <w:hyperlink w:anchor="_Toc243833653" w:history="1">
         <w:r>
           <w:rPr>
             <w:rStyle w:val="Lienhypertexte"/>
@@ -10273,7 +11355,7 @@
             <w:sz w:val="24"/>
             <w:szCs w:val="24"/>
           </w:rPr>
-          <w:instrText xml:space="preserve"> PAGEREF _Toc239100942 \h </w:instrText>
+          <w:instrText xml:space="preserve"> PAGEREF _Toc243833653 \h </w:instrText>
         </w:r>
         <w:r>
           <w:rPr>
@@ -10326,7 +11408,7 @@
           <w:szCs w:val="24"/>
         </w:rPr>
       </w:pPr>
-      <w:hyperlink w:anchor="_Toc239100943" w:history="1">
+      <w:hyperlink w:anchor="_Toc243833654" w:history="1">
         <w:r>
           <w:rPr>
             <w:rStyle w:val="Lienhypertexte"/>
@@ -10364,7 +11446,7 @@
             <w:sz w:val="24"/>
             <w:szCs w:val="24"/>
           </w:rPr>
-          <w:instrText xml:space="preserve"> PAGEREF _Toc239100943 \h </w:instrText>
+          <w:instrText xml:space="preserve"> PAGEREF _Toc243833654 \h </w:instrText>
         </w:r>
         <w:r>
           <w:rPr>
@@ -10417,7 +11499,7 @@
           <w:szCs w:val="24"/>
         </w:rPr>
       </w:pPr>
-      <w:hyperlink w:anchor="_Toc239100944" w:history="1">
+      <w:hyperlink w:anchor="_Toc243833655" w:history="1">
         <w:r>
           <w:rPr>
             <w:rStyle w:val="Lienhypertexte"/>
@@ -10455,7 +11537,7 @@
             <w:sz w:val="24"/>
             <w:szCs w:val="24"/>
           </w:rPr>
-          <w:instrText xml:space="preserve"> PAGEREF _Toc239100944 \h </w:instrText>
+          <w:instrText xml:space="preserve"> PAGEREF _Toc243833655 \h </w:instrText>
         </w:r>
         <w:r>
           <w:rPr>
@@ -10504,7 +11586,7 @@
           <w:szCs w:val="24"/>
         </w:rPr>
       </w:pPr>
-      <w:hyperlink w:anchor="_Toc239100945" w:history="1">
+      <w:hyperlink w:anchor="_Toc243833656" w:history="1">
         <w:r>
           <w:rPr>
             <w:rStyle w:val="Lienhypertexte"/>
@@ -10542,7 +11624,7 @@
             <w:sz w:val="24"/>
             <w:szCs w:val="24"/>
           </w:rPr>
-          <w:instrText xml:space="preserve"> PAGEREF _Toc239100945 \h </w:instrText>
+          <w:instrText xml:space="preserve"> PAGEREF _Toc243833656 \h </w:instrText>
         </w:r>
         <w:r>
           <w:rPr>
@@ -10595,7 +11677,7 @@
           <w:szCs w:val="24"/>
         </w:rPr>
       </w:pPr>
-      <w:hyperlink w:anchor="_Toc239100946" w:history="1">
+      <w:hyperlink w:anchor="_Toc243833657" w:history="1">
         <w:r>
           <w:rPr>
             <w:rStyle w:val="Lienhypertexte"/>
@@ -10633,7 +11715,7 @@
             <w:sz w:val="24"/>
             <w:szCs w:val="24"/>
           </w:rPr>
-          <w:instrText xml:space="preserve"> PAGEREF _Toc239100946 \h </w:instrText>
+          <w:instrText xml:space="preserve"> PAGEREF _Toc243833657 \h </w:instrText>
         </w:r>
         <w:r>
           <w:rPr>
@@ -10686,7 +11768,7 @@
           <w:szCs w:val="24"/>
         </w:rPr>
       </w:pPr>
-      <w:hyperlink w:anchor="_Toc239100947" w:history="1">
+      <w:hyperlink w:anchor="_Toc243833658" w:history="1">
         <w:r>
           <w:rPr>
             <w:rStyle w:val="Lienhypertexte"/>
@@ -10724,7 +11806,7 @@
             <w:sz w:val="24"/>
             <w:szCs w:val="24"/>
           </w:rPr>
-          <w:instrText xml:space="preserve"> PAGEREF _Toc239100947 \h </w:instrText>
+          <w:instrText xml:space="preserve"> PAGEREF _Toc243833658 \h </w:instrText>
         </w:r>
         <w:r>
           <w:rPr>
@@ -10777,7 +11859,7 @@
           <w:szCs w:val="24"/>
         </w:rPr>
       </w:pPr>
-      <w:hyperlink w:anchor="_Toc239100948" w:history="1">
+      <w:hyperlink w:anchor="_Toc243833659" w:history="1">
         <w:r>
           <w:rPr>
             <w:rStyle w:val="Lienhypertexte"/>
@@ -10788,7 +11870,7 @@
             <w:sz w:val="24"/>
             <w:szCs w:val="24"/>
           </w:rPr>
-          <w:t>4.1 Classe Operation</w:t>
+          <w:t>4.3 Classe Operation</w:t>
         </w:r>
         <w:r>
           <w:rPr>
@@ -10815,7 +11897,7 @@
             <w:sz w:val="24"/>
             <w:szCs w:val="24"/>
           </w:rPr>
-          <w:instrText xml:space="preserve"> PAGEREF _Toc239100948 \h </w:instrText>
+          <w:instrText xml:space="preserve"> PAGEREF _Toc243833659 \h </w:instrText>
         </w:r>
         <w:r>
           <w:rPr>
@@ -10841,7 +11923,7 @@
             <w:sz w:val="24"/>
             <w:szCs w:val="24"/>
           </w:rPr>
-          <w:t>11</w:t>
+          <w:t>12</w:t>
         </w:r>
         <w:r>
           <w:rPr>
@@ -10864,7 +11946,7 @@
           <w:szCs w:val="24"/>
         </w:rPr>
       </w:pPr>
-      <w:hyperlink w:anchor="_Toc239100949" w:history="1">
+      <w:hyperlink w:anchor="_Toc243833660" w:history="1">
         <w:r>
           <w:rPr>
             <w:rStyle w:val="Lienhypertexte"/>
@@ -10901,7 +11983,7 @@
             <w:sz w:val="24"/>
             <w:szCs w:val="24"/>
           </w:rPr>
-          <w:instrText xml:space="preserve"> PAGEREF _Toc239100949 \h </w:instrText>
+          <w:instrText xml:space="preserve"> PAGEREF _Toc243833660 \h </w:instrText>
         </w:r>
         <w:r>
           <w:rPr>
@@ -10950,7 +12032,7 @@
           <w:szCs w:val="24"/>
         </w:rPr>
       </w:pPr>
-      <w:hyperlink w:anchor="_Toc239100950" w:history="1">
+      <w:hyperlink w:anchor="_Toc243833661" w:history="1">
         <w:r>
           <w:rPr>
             <w:rStyle w:val="Lienhypertexte"/>
@@ -10987,7 +12069,7 @@
             <w:sz w:val="24"/>
             <w:szCs w:val="24"/>
           </w:rPr>
-          <w:instrText xml:space="preserve"> PAGEREF _Toc239100950 \h </w:instrText>
+          <w:instrText xml:space="preserve"> PAGEREF _Toc243833661 \h </w:instrText>
         </w:r>
         <w:r>
           <w:rPr>
@@ -11013,7 +12095,7 @@
             <w:sz w:val="24"/>
             <w:szCs w:val="24"/>
           </w:rPr>
-          <w:t>12</w:t>
+          <w:t>13</w:t>
         </w:r>
         <w:r>
           <w:rPr>
@@ -11028,11 +12110,7 @@
     </w:p>
     <w:p>
       <w:pPr>
-        <w:pStyle w:val="TM2"/>
-        <w:tabs>
-          <w:tab w:val="right" w:leader="dot" w:pos="9628"/>
-        </w:tabs>
-        <w:spacing w:line="360" w:lineRule="auto"/>
+        <w:pStyle w:val="TM1"/>
         <w:rPr>
           <w:rFonts w:asciiTheme="minorHAnsi" w:eastAsiaTheme="minorEastAsia" w:hAnsiTheme="minorHAnsi" w:cstheme="minorBidi"/>
           <w:noProof/>
@@ -11040,7 +12118,7 @@
           <w:szCs w:val="24"/>
         </w:rPr>
       </w:pPr>
-      <w:hyperlink w:anchor="_Toc239100951" w:history="1">
+      <w:hyperlink w:anchor="_Toc243833662" w:history="1">
         <w:r>
           <w:rPr>
             <w:rStyle w:val="Lienhypertexte"/>
@@ -11051,7 +12129,7 @@
             <w:sz w:val="24"/>
             <w:szCs w:val="24"/>
           </w:rPr>
-          <w:t>6.1 Connexion</w:t>
+          <w:t>7. Matrice de traçabilité (vers les tests unitaires)</w:t>
         </w:r>
         <w:r>
           <w:rPr>
@@ -11078,7 +12156,7 @@
             <w:sz w:val="24"/>
             <w:szCs w:val="24"/>
           </w:rPr>
-          <w:instrText xml:space="preserve"> PAGEREF _Toc239100951 \h </w:instrText>
+          <w:instrText xml:space="preserve"> PAGEREF _Toc243833662 \h </w:instrText>
         </w:r>
         <w:r>
           <w:rPr>
@@ -11104,7 +12182,7 @@
             <w:sz w:val="24"/>
             <w:szCs w:val="24"/>
           </w:rPr>
-          <w:t>12</w:t>
+          <w:t>14</w:t>
         </w:r>
         <w:r>
           <w:rPr>
@@ -11119,11 +12197,7 @@
     </w:p>
     <w:p>
       <w:pPr>
-        <w:pStyle w:val="TM2"/>
-        <w:tabs>
-          <w:tab w:val="right" w:leader="dot" w:pos="9628"/>
-        </w:tabs>
-        <w:spacing w:line="360" w:lineRule="auto"/>
+        <w:pStyle w:val="TM1"/>
         <w:rPr>
           <w:rFonts w:asciiTheme="minorHAnsi" w:eastAsiaTheme="minorEastAsia" w:hAnsiTheme="minorHAnsi" w:cstheme="minorBidi"/>
           <w:noProof/>
@@ -11131,7 +12205,7 @@
           <w:szCs w:val="24"/>
         </w:rPr>
       </w:pPr>
-      <w:hyperlink w:anchor="_Toc239100952" w:history="1">
+      <w:hyperlink w:anchor="_Toc243833663" w:history="1">
         <w:r>
           <w:rPr>
             <w:rStyle w:val="Lienhypertexte"/>
@@ -11142,7 +12216,7 @@
             <w:sz w:val="24"/>
             <w:szCs w:val="24"/>
           </w:rPr>
-          <w:t>6.2 Créer une tirelire</w:t>
+          <w:t>Table des matières</w:t>
         </w:r>
         <w:r>
           <w:rPr>
@@ -11169,636 +12243,7 @@
             <w:sz w:val="24"/>
             <w:szCs w:val="24"/>
           </w:rPr>
-          <w:instrText xml:space="preserve"> PAGEREF _Toc239100952 \h </w:instrText>
-        </w:r>
-        <w:r>
-          <w:rPr>
-            <w:noProof/>
-            <w:webHidden/>
-            <w:sz w:val="24"/>
-            <w:szCs w:val="24"/>
-          </w:rPr>
-        </w:r>
-        <w:r>
-          <w:rPr>
-            <w:noProof/>
-            <w:webHidden/>
-            <w:sz w:val="24"/>
-            <w:szCs w:val="24"/>
-          </w:rPr>
-          <w:fldChar w:fldCharType="separate"/>
-        </w:r>
-        <w:r>
-          <w:rPr>
-            <w:noProof/>
-            <w:webHidden/>
-            <w:sz w:val="24"/>
-            <w:szCs w:val="24"/>
-          </w:rPr>
-          <w:t>12</w:t>
-        </w:r>
-        <w:r>
-          <w:rPr>
-            <w:noProof/>
-            <w:webHidden/>
-            <w:sz w:val="24"/>
-            <w:szCs w:val="24"/>
-          </w:rPr>
-          <w:fldChar w:fldCharType="end"/>
-        </w:r>
-      </w:hyperlink>
-    </w:p>
-    <w:p>
-      <w:pPr>
-        <w:pStyle w:val="TM2"/>
-        <w:tabs>
-          <w:tab w:val="right" w:leader="dot" w:pos="9628"/>
-        </w:tabs>
-        <w:spacing w:line="360" w:lineRule="auto"/>
-        <w:rPr>
-          <w:rFonts w:asciiTheme="minorHAnsi" w:eastAsiaTheme="minorEastAsia" w:hAnsiTheme="minorHAnsi" w:cstheme="minorBidi"/>
-          <w:noProof/>
-          <w:sz w:val="24"/>
-          <w:szCs w:val="24"/>
-        </w:rPr>
-      </w:pPr>
-      <w:hyperlink w:anchor="_Toc239100953" w:history="1">
-        <w:r>
-          <w:rPr>
-            <w:rStyle w:val="Lienhypertexte"/>
-            <w:rFonts w:eastAsia="Calibri"/>
-            <w:b/>
-            <w:bCs/>
-            <w:noProof/>
-            <w:sz w:val="24"/>
-            <w:szCs w:val="24"/>
-          </w:rPr>
-          <w:t>6.3 Lister mes tirelires</w:t>
-        </w:r>
-        <w:r>
-          <w:rPr>
-            <w:noProof/>
-            <w:webHidden/>
-            <w:sz w:val="24"/>
-            <w:szCs w:val="24"/>
-          </w:rPr>
-          <w:tab/>
-        </w:r>
-        <w:r>
-          <w:rPr>
-            <w:noProof/>
-            <w:webHidden/>
-            <w:sz w:val="24"/>
-            <w:szCs w:val="24"/>
-          </w:rPr>
-          <w:fldChar w:fldCharType="begin"/>
-        </w:r>
-        <w:r>
-          <w:rPr>
-            <w:noProof/>
-            <w:webHidden/>
-            <w:sz w:val="24"/>
-            <w:szCs w:val="24"/>
-          </w:rPr>
-          <w:instrText xml:space="preserve"> PAGEREF _Toc239100953 \h </w:instrText>
-        </w:r>
-        <w:r>
-          <w:rPr>
-            <w:noProof/>
-            <w:webHidden/>
-            <w:sz w:val="24"/>
-            <w:szCs w:val="24"/>
-          </w:rPr>
-        </w:r>
-        <w:r>
-          <w:rPr>
-            <w:noProof/>
-            <w:webHidden/>
-            <w:sz w:val="24"/>
-            <w:szCs w:val="24"/>
-          </w:rPr>
-          <w:fldChar w:fldCharType="separate"/>
-        </w:r>
-        <w:r>
-          <w:rPr>
-            <w:noProof/>
-            <w:webHidden/>
-            <w:sz w:val="24"/>
-            <w:szCs w:val="24"/>
-          </w:rPr>
-          <w:t>13</w:t>
-        </w:r>
-        <w:r>
-          <w:rPr>
-            <w:noProof/>
-            <w:webHidden/>
-            <w:sz w:val="24"/>
-            <w:szCs w:val="24"/>
-          </w:rPr>
-          <w:fldChar w:fldCharType="end"/>
-        </w:r>
-      </w:hyperlink>
-    </w:p>
-    <w:p>
-      <w:pPr>
-        <w:pStyle w:val="TM2"/>
-        <w:tabs>
-          <w:tab w:val="right" w:leader="dot" w:pos="9628"/>
-        </w:tabs>
-        <w:spacing w:line="360" w:lineRule="auto"/>
-        <w:rPr>
-          <w:rFonts w:asciiTheme="minorHAnsi" w:eastAsiaTheme="minorEastAsia" w:hAnsiTheme="minorHAnsi" w:cstheme="minorBidi"/>
-          <w:noProof/>
-          <w:sz w:val="24"/>
-          <w:szCs w:val="24"/>
-        </w:rPr>
-      </w:pPr>
-      <w:hyperlink w:anchor="_Toc239100954" w:history="1">
-        <w:r>
-          <w:rPr>
-            <w:rStyle w:val="Lienhypertexte"/>
-            <w:rFonts w:eastAsia="Calibri"/>
-            <w:b/>
-            <w:bCs/>
-            <w:noProof/>
-            <w:sz w:val="24"/>
-            <w:szCs w:val="24"/>
-          </w:rPr>
-          <w:t>6.4 Consulter une tirelire précise</w:t>
-        </w:r>
-        <w:r>
-          <w:rPr>
-            <w:noProof/>
-            <w:webHidden/>
-            <w:sz w:val="24"/>
-            <w:szCs w:val="24"/>
-          </w:rPr>
-          <w:tab/>
-        </w:r>
-        <w:r>
-          <w:rPr>
-            <w:noProof/>
-            <w:webHidden/>
-            <w:sz w:val="24"/>
-            <w:szCs w:val="24"/>
-          </w:rPr>
-          <w:fldChar w:fldCharType="begin"/>
-        </w:r>
-        <w:r>
-          <w:rPr>
-            <w:noProof/>
-            <w:webHidden/>
-            <w:sz w:val="24"/>
-            <w:szCs w:val="24"/>
-          </w:rPr>
-          <w:instrText xml:space="preserve"> PAGEREF _Toc239100954 \h </w:instrText>
-        </w:r>
-        <w:r>
-          <w:rPr>
-            <w:noProof/>
-            <w:webHidden/>
-            <w:sz w:val="24"/>
-            <w:szCs w:val="24"/>
-          </w:rPr>
-        </w:r>
-        <w:r>
-          <w:rPr>
-            <w:noProof/>
-            <w:webHidden/>
-            <w:sz w:val="24"/>
-            <w:szCs w:val="24"/>
-          </w:rPr>
-          <w:fldChar w:fldCharType="separate"/>
-        </w:r>
-        <w:r>
-          <w:rPr>
-            <w:noProof/>
-            <w:webHidden/>
-            <w:sz w:val="24"/>
-            <w:szCs w:val="24"/>
-          </w:rPr>
-          <w:t>13</w:t>
-        </w:r>
-        <w:r>
-          <w:rPr>
-            <w:noProof/>
-            <w:webHidden/>
-            <w:sz w:val="24"/>
-            <w:szCs w:val="24"/>
-          </w:rPr>
-          <w:fldChar w:fldCharType="end"/>
-        </w:r>
-      </w:hyperlink>
-    </w:p>
-    <w:p>
-      <w:pPr>
-        <w:pStyle w:val="TM2"/>
-        <w:tabs>
-          <w:tab w:val="right" w:leader="dot" w:pos="9628"/>
-        </w:tabs>
-        <w:spacing w:line="360" w:lineRule="auto"/>
-        <w:rPr>
-          <w:rFonts w:asciiTheme="minorHAnsi" w:eastAsiaTheme="minorEastAsia" w:hAnsiTheme="minorHAnsi" w:cstheme="minorBidi"/>
-          <w:noProof/>
-          <w:sz w:val="24"/>
-          <w:szCs w:val="24"/>
-        </w:rPr>
-      </w:pPr>
-      <w:hyperlink w:anchor="_Toc239100955" w:history="1">
-        <w:r>
-          <w:rPr>
-            <w:rStyle w:val="Lienhypertexte"/>
-            <w:rFonts w:eastAsia="Calibri"/>
-            <w:b/>
-            <w:bCs/>
-            <w:noProof/>
-            <w:sz w:val="24"/>
-            <w:szCs w:val="24"/>
-          </w:rPr>
-          <w:t>6.5 Effectuer un dépôt</w:t>
-        </w:r>
-        <w:r>
-          <w:rPr>
-            <w:noProof/>
-            <w:webHidden/>
-            <w:sz w:val="24"/>
-            <w:szCs w:val="24"/>
-          </w:rPr>
-          <w:tab/>
-        </w:r>
-        <w:r>
-          <w:rPr>
-            <w:noProof/>
-            <w:webHidden/>
-            <w:sz w:val="24"/>
-            <w:szCs w:val="24"/>
-          </w:rPr>
-          <w:fldChar w:fldCharType="begin"/>
-        </w:r>
-        <w:r>
-          <w:rPr>
-            <w:noProof/>
-            <w:webHidden/>
-            <w:sz w:val="24"/>
-            <w:szCs w:val="24"/>
-          </w:rPr>
-          <w:instrText xml:space="preserve"> PAGEREF _Toc239100955 \h </w:instrText>
-        </w:r>
-        <w:r>
-          <w:rPr>
-            <w:noProof/>
-            <w:webHidden/>
-            <w:sz w:val="24"/>
-            <w:szCs w:val="24"/>
-          </w:rPr>
-        </w:r>
-        <w:r>
-          <w:rPr>
-            <w:noProof/>
-            <w:webHidden/>
-            <w:sz w:val="24"/>
-            <w:szCs w:val="24"/>
-          </w:rPr>
-          <w:fldChar w:fldCharType="separate"/>
-        </w:r>
-        <w:r>
-          <w:rPr>
-            <w:noProof/>
-            <w:webHidden/>
-            <w:sz w:val="24"/>
-            <w:szCs w:val="24"/>
-          </w:rPr>
-          <w:t>13</w:t>
-        </w:r>
-        <w:r>
-          <w:rPr>
-            <w:noProof/>
-            <w:webHidden/>
-            <w:sz w:val="24"/>
-            <w:szCs w:val="24"/>
-          </w:rPr>
-          <w:fldChar w:fldCharType="end"/>
-        </w:r>
-      </w:hyperlink>
-    </w:p>
-    <w:p>
-      <w:pPr>
-        <w:pStyle w:val="TM2"/>
-        <w:tabs>
-          <w:tab w:val="right" w:leader="dot" w:pos="9628"/>
-        </w:tabs>
-        <w:spacing w:line="360" w:lineRule="auto"/>
-        <w:rPr>
-          <w:rFonts w:asciiTheme="minorHAnsi" w:eastAsiaTheme="minorEastAsia" w:hAnsiTheme="minorHAnsi" w:cstheme="minorBidi"/>
-          <w:noProof/>
-          <w:sz w:val="24"/>
-          <w:szCs w:val="24"/>
-        </w:rPr>
-      </w:pPr>
-      <w:hyperlink w:anchor="_Toc239100956" w:history="1">
-        <w:r>
-          <w:rPr>
-            <w:rStyle w:val="Lienhypertexte"/>
-            <w:rFonts w:eastAsia="Calibri"/>
-            <w:b/>
-            <w:bCs/>
-            <w:noProof/>
-            <w:sz w:val="24"/>
-            <w:szCs w:val="24"/>
-          </w:rPr>
-          <w:t>6.6 Effectuer un retrait</w:t>
-        </w:r>
-        <w:r>
-          <w:rPr>
-            <w:noProof/>
-            <w:webHidden/>
-            <w:sz w:val="24"/>
-            <w:szCs w:val="24"/>
-          </w:rPr>
-          <w:tab/>
-        </w:r>
-        <w:r>
-          <w:rPr>
-            <w:noProof/>
-            <w:webHidden/>
-            <w:sz w:val="24"/>
-            <w:szCs w:val="24"/>
-          </w:rPr>
-          <w:fldChar w:fldCharType="begin"/>
-        </w:r>
-        <w:r>
-          <w:rPr>
-            <w:noProof/>
-            <w:webHidden/>
-            <w:sz w:val="24"/>
-            <w:szCs w:val="24"/>
-          </w:rPr>
-          <w:instrText xml:space="preserve"> PAGEREF _Toc239100956 \h </w:instrText>
-        </w:r>
-        <w:r>
-          <w:rPr>
-            <w:noProof/>
-            <w:webHidden/>
-            <w:sz w:val="24"/>
-            <w:szCs w:val="24"/>
-          </w:rPr>
-        </w:r>
-        <w:r>
-          <w:rPr>
-            <w:noProof/>
-            <w:webHidden/>
-            <w:sz w:val="24"/>
-            <w:szCs w:val="24"/>
-          </w:rPr>
-          <w:fldChar w:fldCharType="separate"/>
-        </w:r>
-        <w:r>
-          <w:rPr>
-            <w:noProof/>
-            <w:webHidden/>
-            <w:sz w:val="24"/>
-            <w:szCs w:val="24"/>
-          </w:rPr>
-          <w:t>14</w:t>
-        </w:r>
-        <w:r>
-          <w:rPr>
-            <w:noProof/>
-            <w:webHidden/>
-            <w:sz w:val="24"/>
-            <w:szCs w:val="24"/>
-          </w:rPr>
-          <w:fldChar w:fldCharType="end"/>
-        </w:r>
-      </w:hyperlink>
-    </w:p>
-    <w:p>
-      <w:pPr>
-        <w:pStyle w:val="TM2"/>
-        <w:tabs>
-          <w:tab w:val="right" w:leader="dot" w:pos="9628"/>
-        </w:tabs>
-        <w:spacing w:line="360" w:lineRule="auto"/>
-        <w:rPr>
-          <w:rFonts w:asciiTheme="minorHAnsi" w:eastAsiaTheme="minorEastAsia" w:hAnsiTheme="minorHAnsi" w:cstheme="minorBidi"/>
-          <w:noProof/>
-          <w:sz w:val="24"/>
-          <w:szCs w:val="24"/>
-        </w:rPr>
-      </w:pPr>
-      <w:hyperlink w:anchor="_Toc239100957" w:history="1">
-        <w:r>
-          <w:rPr>
-            <w:rStyle w:val="Lienhypertexte"/>
-            <w:rFonts w:eastAsia="Calibri"/>
-            <w:b/>
-            <w:bCs/>
-            <w:noProof/>
-            <w:sz w:val="24"/>
-            <w:szCs w:val="24"/>
-          </w:rPr>
-          <w:t>6.7 Consulter les opérations d’une tirelire</w:t>
-        </w:r>
-        <w:r>
-          <w:rPr>
-            <w:noProof/>
-            <w:webHidden/>
-            <w:sz w:val="24"/>
-            <w:szCs w:val="24"/>
-          </w:rPr>
-          <w:tab/>
-        </w:r>
-        <w:r>
-          <w:rPr>
-            <w:noProof/>
-            <w:webHidden/>
-            <w:sz w:val="24"/>
-            <w:szCs w:val="24"/>
-          </w:rPr>
-          <w:fldChar w:fldCharType="begin"/>
-        </w:r>
-        <w:r>
-          <w:rPr>
-            <w:noProof/>
-            <w:webHidden/>
-            <w:sz w:val="24"/>
-            <w:szCs w:val="24"/>
-          </w:rPr>
-          <w:instrText xml:space="preserve"> PAGEREF _Toc239100957 \h </w:instrText>
-        </w:r>
-        <w:r>
-          <w:rPr>
-            <w:noProof/>
-            <w:webHidden/>
-            <w:sz w:val="24"/>
-            <w:szCs w:val="24"/>
-          </w:rPr>
-        </w:r>
-        <w:r>
-          <w:rPr>
-            <w:noProof/>
-            <w:webHidden/>
-            <w:sz w:val="24"/>
-            <w:szCs w:val="24"/>
-          </w:rPr>
-          <w:fldChar w:fldCharType="separate"/>
-        </w:r>
-        <w:r>
-          <w:rPr>
-            <w:noProof/>
-            <w:webHidden/>
-            <w:sz w:val="24"/>
-            <w:szCs w:val="24"/>
-          </w:rPr>
-          <w:t>14</w:t>
-        </w:r>
-        <w:r>
-          <w:rPr>
-            <w:noProof/>
-            <w:webHidden/>
-            <w:sz w:val="24"/>
-            <w:szCs w:val="24"/>
-          </w:rPr>
-          <w:fldChar w:fldCharType="end"/>
-        </w:r>
-      </w:hyperlink>
-    </w:p>
-    <w:p>
-      <w:pPr>
-        <w:pStyle w:val="TM1"/>
-        <w:rPr>
-          <w:rFonts w:asciiTheme="minorHAnsi" w:eastAsiaTheme="minorEastAsia" w:hAnsiTheme="minorHAnsi" w:cstheme="minorBidi"/>
-          <w:noProof/>
-          <w:sz w:val="24"/>
-          <w:szCs w:val="24"/>
-        </w:rPr>
-      </w:pPr>
-      <w:hyperlink w:anchor="_Toc239100958" w:history="1">
-        <w:r>
-          <w:rPr>
-            <w:rStyle w:val="Lienhypertexte"/>
-            <w:rFonts w:eastAsia="Calibri"/>
-            <w:b/>
-            <w:bCs/>
-            <w:noProof/>
-            <w:sz w:val="24"/>
-            <w:szCs w:val="24"/>
-          </w:rPr>
-          <w:t>7. Matrice de traçabilité (vers les tests unitaires)</w:t>
-        </w:r>
-        <w:r>
-          <w:rPr>
-            <w:noProof/>
-            <w:webHidden/>
-            <w:sz w:val="24"/>
-            <w:szCs w:val="24"/>
-          </w:rPr>
-          <w:tab/>
-        </w:r>
-        <w:r>
-          <w:rPr>
-            <w:noProof/>
-            <w:webHidden/>
-            <w:sz w:val="24"/>
-            <w:szCs w:val="24"/>
-          </w:rPr>
-          <w:fldChar w:fldCharType="begin"/>
-        </w:r>
-        <w:r>
-          <w:rPr>
-            <w:noProof/>
-            <w:webHidden/>
-            <w:sz w:val="24"/>
-            <w:szCs w:val="24"/>
-          </w:rPr>
-          <w:instrText xml:space="preserve"> PAGEREF _Toc239100958 \h </w:instrText>
-        </w:r>
-        <w:r>
-          <w:rPr>
-            <w:noProof/>
-            <w:webHidden/>
-            <w:sz w:val="24"/>
-            <w:szCs w:val="24"/>
-          </w:rPr>
-        </w:r>
-        <w:r>
-          <w:rPr>
-            <w:noProof/>
-            <w:webHidden/>
-            <w:sz w:val="24"/>
-            <w:szCs w:val="24"/>
-          </w:rPr>
-          <w:fldChar w:fldCharType="separate"/>
-        </w:r>
-        <w:r>
-          <w:rPr>
-            <w:noProof/>
-            <w:webHidden/>
-            <w:sz w:val="24"/>
-            <w:szCs w:val="24"/>
-          </w:rPr>
-          <w:t>15</w:t>
-        </w:r>
-        <w:r>
-          <w:rPr>
-            <w:noProof/>
-            <w:webHidden/>
-            <w:sz w:val="24"/>
-            <w:szCs w:val="24"/>
-          </w:rPr>
-          <w:fldChar w:fldCharType="end"/>
-        </w:r>
-      </w:hyperlink>
-    </w:p>
-    <w:p>
-      <w:pPr>
-        <w:pStyle w:val="TM1"/>
-        <w:rPr>
-          <w:rFonts w:asciiTheme="minorHAnsi" w:eastAsiaTheme="minorEastAsia" w:hAnsiTheme="minorHAnsi" w:cstheme="minorBidi"/>
-          <w:noProof/>
-          <w:sz w:val="24"/>
-          <w:szCs w:val="24"/>
-        </w:rPr>
-      </w:pPr>
-      <w:hyperlink w:anchor="_Toc239100959" w:history="1">
-        <w:r>
-          <w:rPr>
-            <w:rStyle w:val="Lienhypertexte"/>
-            <w:rFonts w:eastAsia="Calibri"/>
-            <w:b/>
-            <w:bCs/>
-            <w:noProof/>
-            <w:sz w:val="24"/>
-            <w:szCs w:val="24"/>
-          </w:rPr>
-          <w:t>Table des matières</w:t>
-        </w:r>
-        <w:r>
-          <w:rPr>
-            <w:noProof/>
-            <w:webHidden/>
-            <w:sz w:val="24"/>
-            <w:szCs w:val="24"/>
-          </w:rPr>
-          <w:tab/>
-        </w:r>
-        <w:r>
-          <w:rPr>
-            <w:noProof/>
-            <w:webHidden/>
-            <w:sz w:val="24"/>
-            <w:szCs w:val="24"/>
-          </w:rPr>
-          <w:fldChar w:fldCharType="begin"/>
-        </w:r>
-        <w:r>
-          <w:rPr>
-            <w:noProof/>
-            <w:webHidden/>
-            <w:sz w:val="24"/>
-            <w:szCs w:val="24"/>
-          </w:rPr>
-          <w:instrText xml:space="preserve"> PAGEREF _Toc239100959 \h </w:instrText>
+          <w:instrText xml:space="preserve"> PAGEREF _Toc243833663 \h </w:instrText>
         </w:r>
         <w:r>
           <w:rPr>
